--- a/Bao_Cao_De_19_Website_Tin_Tuc.docx
+++ b/Bao_Cao_De_19_Website_Tin_Tuc.docx
@@ -1,6 +1,6 @@
 
 <file path=word/document.xml><?xml version="1.0" encoding="utf-8"?>
-<w:document xmlns:wpc="http://schemas.microsoft.com/office/word/2010/wordprocessingCanvas" xmlns:cx="http://schemas.microsoft.com/office/drawing/2014/chartex" xmlns:cx1="http://schemas.microsoft.com/office/drawing/2015/9/8/chartex" xmlns:cx2="http://schemas.microsoft.com/office/drawing/2015/10/21/chartex" xmlns:cx3="http://schemas.microsoft.com/office/drawing/2016/5/9/chartex" xmlns:cx4="http://schemas.microsoft.com/office/drawing/2016/5/10/chartex" xmlns:cx5="http://schemas.microsoft.com/office/drawing/2016/5/11/chartex" xmlns:cx6="http://schemas.microsoft.com/office/drawing/2016/5/12/chartex" xmlns:cx7="http://schemas.microsoft.com/office/drawing/2016/5/13/chartex" xmlns:cx8="http://schemas.microsoft.com/office/drawing/2016/5/14/chartex" xmlns:mc="http://schemas.openxmlformats.org/markup-compatibility/2006" xmlns:aink="http://schemas.microsoft.com/office/drawing/2016/ink" xmlns:am3d="http://schemas.microsoft.com/office/drawing/2017/model3d" xmlns:o="urn:schemas-microsoft-com:office:office" xmlns:oel="http://schemas.microsoft.com/office/2019/extlst" xmlns:r="http://schemas.openxmlformats.org/officeDocument/2006/relationships" xmlns:m="http://schemas.openxmlformats.org/officeDocument/2006/math" xmlns:v="urn:schemas-microsoft-com:vml" xmlns:wp14="http://schemas.microsoft.com/office/word/2010/wordprocessingDrawing" xmlns:wp="http://schemas.openxmlformats.org/drawingml/2006/wordprocessingDrawing" xmlns:w10="urn:schemas-microsoft-com:office:word" xmlns:w="http://schemas.openxmlformats.org/wordprocessingml/2006/main" xmlns:w14="http://schemas.microsoft.com/office/word/2010/wordml" xmlns:w15="http://schemas.microsoft.com/office/word/2012/wordml" xmlns:w16cex="http://schemas.microsoft.com/office/word/2018/wordml/cex" xmlns:w16cid="http://schemas.microsoft.com/office/word/2016/wordml/cid" xmlns:w16="http://schemas.microsoft.com/office/word/2018/wordml" xmlns:w16sdtdh="http://schemas.microsoft.com/office/word/2020/wordml/sdtdatahash" xmlns:w16se="http://schemas.microsoft.com/office/word/2015/wordml/symex" xmlns:wpg="http://schemas.microsoft.com/office/word/2010/wordprocessingGroup" xmlns:wpi="http://schemas.microsoft.com/office/word/2010/wordprocessingInk" xmlns:wne="http://schemas.microsoft.com/office/word/2006/wordml" xmlns:wps="http://schemas.microsoft.com/office/word/2010/wordprocessingShape" mc:Ignorable="w14 w15 w16se w16cid w16 w16cex w16sdtdh wp14">
+<w:document xmlns:wpc="http://schemas.microsoft.com/office/word/2010/wordprocessingCanvas" xmlns:cx="http://schemas.microsoft.com/office/drawing/2014/chartex" xmlns:cx1="http://schemas.microsoft.com/office/drawing/2015/9/8/chartex" xmlns:cx2="http://schemas.microsoft.com/office/drawing/2015/10/21/chartex" xmlns:cx3="http://schemas.microsoft.com/office/drawing/2016/5/9/chartex" xmlns:cx4="http://schemas.microsoft.com/office/drawing/2016/5/10/chartex" xmlns:cx5="http://schemas.microsoft.com/office/drawing/2016/5/11/chartex" xmlns:cx6="http://schemas.microsoft.com/office/drawing/2016/5/12/chartex" xmlns:cx7="http://schemas.microsoft.com/office/drawing/2016/5/13/chartex" xmlns:cx8="http://schemas.microsoft.com/office/drawing/2016/5/14/chartex" xmlns:mc="http://schemas.openxmlformats.org/markup-compatibility/2006" xmlns:aink="http://schemas.microsoft.com/office/drawing/2016/ink" xmlns:am3d="http://schemas.microsoft.com/office/drawing/2017/model3d" xmlns:o="urn:schemas-microsoft-com:office:office" xmlns:oel="http://schemas.microsoft.com/office/2019/extlst" xmlns:r="http://schemas.openxmlformats.org/officeDocument/2006/relationships" xmlns:m="http://schemas.openxmlformats.org/officeDocument/2006/math" xmlns:v="urn:schemas-microsoft-com:vml" xmlns:wp14="http://schemas.microsoft.com/office/word/2010/wordprocessingDrawing" xmlns:wp="http://schemas.openxmlformats.org/drawingml/2006/wordprocessingDrawing" xmlns:w10="urn:schemas-microsoft-com:office:word" xmlns:w="http://schemas.openxmlformats.org/wordprocessingml/2006/main" xmlns:w14="http://schemas.microsoft.com/office/word/2010/wordml" xmlns:w15="http://schemas.microsoft.com/office/word/2012/wordml" xmlns:w16cex="http://schemas.microsoft.com/office/word/2018/wordml/cex" xmlns:w16cid="http://schemas.microsoft.com/office/word/2016/wordml/cid" xmlns:w16="http://schemas.microsoft.com/office/word/2018/wordml" xmlns:w16du="http://schemas.microsoft.com/office/word/2023/wordml/word16du" xmlns:w16sdtdh="http://schemas.microsoft.com/office/word/2020/wordml/sdtdatahash" xmlns:w16sdtfl="http://schemas.microsoft.com/office/word/2024/wordml/sdtformatlock" xmlns:w16se="http://schemas.microsoft.com/office/word/2015/wordml/symex" xmlns:wpg="http://schemas.microsoft.com/office/word/2010/wordprocessingGroup" xmlns:wpi="http://schemas.microsoft.com/office/word/2010/wordprocessingInk" xmlns:wne="http://schemas.microsoft.com/office/word/2006/wordml" xmlns:wps="http://schemas.microsoft.com/office/word/2010/wordprocessingShape" mc:Ignorable="w14 w15 w16se w16cid w16 w16cex w16sdtdh w16sdtfl w16du wp14">
   <w:body>
     <w:tbl>
       <w:tblPr>
@@ -87,7 +87,7 @@
             </w:pPr>
             <w:r>
               <w:rPr>
-                <w:rFonts w:eastAsia="Times New Roman" w:cs="Times New Roman" w:ascii="Times New Roman" w:hAnsi="Times New Roman"/>
+                <w:rFonts w:eastAsia="Times New Roman" w:cs="Times New Roman"/>
                 <w:b/>
                 <w:noProof/>
                 <w:color w:val="000000"/>
@@ -200,7 +200,7 @@
             </w:pPr>
             <w:r>
               <w:rPr>
-                <w:rFonts w:cs="Times New Roman" w:ascii="Times New Roman" w:hAnsi="Times New Roman"/>
+                <w:rFonts w:cs="Times New Roman"/>
                 <w:b/>
                 <w:noProof/>
                 <w:color w:val="000000"/>
@@ -408,15 +408,14 @@
             </w:pPr>
             <w:r>
               <w:rPr>
-                <w:rFonts w:ascii="Times New Roman" w:eastAsia="Times New Roman" w:hAnsi="Times New Roman" w:cs="Times New Roman"/>
+                <w:rFonts w:ascii="Times New Roman" w:hAnsi="Times New Roman"/>
                 <w:b/>
                 <w:bCs/>
                 <w:color w:val="000000"/>
                 <w:sz w:val="30"/>
                 <w:szCs w:val="30"/>
-                <w:lang w:val="vi-VN"/>
-              </w:rPr>
-              <w:t>Website Quảng bá Sản phẩm (WordPress)</w:t>
+              </w:rPr>
+              <w:t>Website Tin tức / Cổng thông tin (News Portal &amp; CMS)</w:t>
             </w:r>
           </w:p>
         </w:tc>
@@ -799,7 +798,6 @@
       </w:pPr>
       <w:r>
         <w:rPr>
-          <w:rFonts w:ascii="Times New Roman" w:hAnsi="Times New Roman"/>
           <w:b/>
           <w:color w:val="000000"/>
         </w:rPr>
@@ -813,7 +811,6 @@
       </w:pPr>
       <w:r>
         <w:rPr>
-          <w:rFonts w:ascii="Times New Roman" w:hAnsi="Times New Roman"/>
           <w:color w:val="000000"/>
         </w:rPr>
         <w:t>Báo cáo trình bày kết quả triển khai Đề tài 19: Website Tin tức / Cổng thông tin (News Portal &amp; CMS) của sinh viên Tào Hoàng Minh Vũ. Hệ thống cung cấp nền tảng web công khai chuyên nghiệp để giới thiệu và cổng thông tin các dòng bài viết công nghệ hiện đại, dựa trên nền tảng mã nguồn mở WordPress kết hợp hệ quản trị cơ sở dữ liệu quan hệ MySQL. Toàn bộ các dịch vụ hạ tầng được đóng gói tự động bằng Docker Compose, tiếp nhận lưu lượng qua Nginx Reverse Proxy, tích hợp hệ thống giám sát thời gian thực Prometheus/Grafana và hệ thống quản lý nhật ký tập trung Loki/Promtail.</w:t>
@@ -825,7 +822,6 @@
       </w:pPr>
       <w:r>
         <w:rPr>
-          <w:rFonts w:ascii="Times New Roman" w:hAnsi="Times New Roman"/>
           <w:color w:val="000000"/>
         </w:rPr>
         <w:t>Trọng tâm của đồ án là chứng minh ứng dụng hoạt động ổn định và đáp ứng toàn diện các tiêu chuẩn DevOps công nghiệp. Bên cạnh mã nguồn theme tùy biến và các file cấu hình hạ tầng, báo cáo cung cấp đầy đủ minh chứng thực tế gồm ảnh chụp giao diện, lịch sử commit Git trên GitHub, kết quả thu thập metrics từ các exporter, các câu truy vấn log bằng LogQL và các phép kiểm tra tôi cứng bảo mật (Hardening). Dữ liệu kiểm chứng được thu thập trong tháng 10 năm 2026 trên môi trường ảo hóa máy chủ Linux chạy Docker Engine.</w:t>
@@ -837,7 +833,6 @@
       </w:pPr>
       <w:r>
         <w:rPr>
-          <w:rFonts w:ascii="Times New Roman" w:hAnsi="Times New Roman"/>
           <w:color w:val="000000"/>
         </w:rPr>
         <w:t>Qua quá trình triển khai thực nghiệm, website WordPress đã kết nối thành công với MySQL; giao diện quản trị nội dung hoạt động trơn tru; Nginx xử lý điều phối lưu lượng và gắn đầy đủ các HTTP Security Headers; Prometheus cào dữ liệu ổn định từ cAdvisor, MySQL exporter và Blackbox exporter; Grafana hiển thị dashboard trực quan và truy vấn thời gian thực log của container từ Loki. Các biện pháp bảo mật như chạy container Non-root, cô lập mạng nội bộ (Network Isolation), ẩn phiên bản PHP và kiểm thử backup/restore đều được kiểm chứng chi tiết trên hệ thống thực tế.</w:t>
@@ -849,7 +844,6 @@
       </w:pPr>
       <w:r>
         <w:rPr>
-          <w:rFonts w:ascii="Times New Roman" w:hAnsi="Times New Roman"/>
           <w:color w:val="000000"/>
         </w:rPr>
         <w:t>Em xin bày tỏ lòng biết ơn sâu sắc đến thầy Nguyễn Anh Chuyên đã tận tình truyền đạt kiến thức và hướng dẫn học phần Triển khai và Quản trị Hệ thống Phần mềm. Thông qua đề tài này, em đã có cơ hội hệ thống hóa toàn diện kỹ năng thực hành DevOps từ khâu viết mã, đóng gói container, cấu hình mạng, triển khai hạ tầng đến quan sát, vận hành và bảo vệ hệ thống. Những kinh nghiệm và bài học quý báu thu nhận được sẽ là nền tảng vững chắc cho quá trình học tập và công tác chuyên môn sau này.</w:t>
@@ -862,14 +856,12 @@
       </w:pPr>
       <w:r>
         <w:rPr>
-          <w:rFonts w:ascii="Times New Roman" w:hAnsi="Times New Roman"/>
           <w:color w:val="000000"/>
         </w:rPr>
         <w:t>Sinh viên thực hiện</w:t>
       </w:r>
       <w:r>
         <w:rPr>
-          <w:rFonts w:ascii="Times New Roman" w:hAnsi="Times New Roman"/>
           <w:color w:val="000000"/>
         </w:rPr>
         <w:br/>
@@ -884,7 +876,6 @@
       </w:pPr>
       <w:r>
         <w:rPr>
-          <w:rFonts w:ascii="Times New Roman" w:hAnsi="Times New Roman"/>
           <w:b/>
           <w:color w:val="000000"/>
         </w:rPr>
@@ -911,7 +902,6 @@
       </w:pPr>
       <w:r>
         <w:rPr>
-          <w:rFonts w:ascii="Times New Roman" w:hAnsi="Times New Roman"/>
           <w:b/>
           <w:color w:val="000000"/>
         </w:rPr>
@@ -919,7 +909,6 @@
       </w:r>
       <w:r>
         <w:rPr>
-          <w:rFonts w:ascii="Times New Roman" w:hAnsi="Times New Roman"/>
           <w:b/>
           <w:color w:val="000000"/>
         </w:rPr>
@@ -946,7 +935,6 @@
       </w:pPr>
       <w:r>
         <w:rPr>
-          <w:rFonts w:ascii="Times New Roman" w:hAnsi="Times New Roman"/>
           <w:color w:val="000000"/>
           <w:lang w:val="vi-VN"/>
         </w:rPr>
@@ -954,7 +942,6 @@
       </w:r>
       <w:r>
         <w:rPr>
-          <w:rFonts w:ascii="Times New Roman" w:hAnsi="Times New Roman"/>
           <w:color w:val="000000"/>
           <w:lang w:val="vi-VN"/>
         </w:rPr>
@@ -981,7 +968,6 @@
       </w:pPr>
       <w:r>
         <w:rPr>
-          <w:rFonts w:ascii="Times New Roman" w:hAnsi="Times New Roman"/>
           <w:color w:val="000000"/>
           <w:lang w:val="vi-VN"/>
         </w:rPr>
@@ -989,7 +975,6 @@
       </w:r>
       <w:r>
         <w:rPr>
-          <w:rFonts w:ascii="Times New Roman" w:hAnsi="Times New Roman"/>
           <w:color w:val="000000"/>
           <w:lang w:val="vi-VN"/>
         </w:rPr>
@@ -1016,7 +1001,6 @@
       </w:pPr>
       <w:r>
         <w:rPr>
-          <w:rFonts w:ascii="Times New Roman" w:hAnsi="Times New Roman"/>
           <w:color w:val="000000"/>
           <w:lang w:val="vi-VN"/>
         </w:rPr>
@@ -1024,7 +1008,6 @@
       </w:r>
       <w:r>
         <w:rPr>
-          <w:rFonts w:ascii="Times New Roman" w:hAnsi="Times New Roman"/>
           <w:color w:val="000000"/>
           <w:lang w:val="vi-VN"/>
         </w:rPr>
@@ -1051,7 +1034,6 @@
       </w:pPr>
       <w:r>
         <w:rPr>
-          <w:rFonts w:ascii="Times New Roman" w:hAnsi="Times New Roman"/>
           <w:color w:val="000000"/>
           <w:lang w:val="vi-VN"/>
         </w:rPr>
@@ -1059,7 +1041,6 @@
       </w:r>
       <w:r>
         <w:rPr>
-          <w:rFonts w:ascii="Times New Roman" w:hAnsi="Times New Roman"/>
           <w:color w:val="000000"/>
           <w:lang w:val="vi-VN"/>
         </w:rPr>
@@ -1086,7 +1067,6 @@
       </w:pPr>
       <w:r>
         <w:rPr>
-          <w:rFonts w:ascii="Times New Roman" w:hAnsi="Times New Roman"/>
           <w:b/>
           <w:color w:val="000000"/>
           <w:lang w:val="vi-VN"/>
@@ -1095,7 +1075,6 @@
       </w:r>
       <w:r>
         <w:rPr>
-          <w:rFonts w:ascii="Times New Roman" w:hAnsi="Times New Roman"/>
           <w:b/>
           <w:color w:val="000000"/>
           <w:lang w:val="vi-VN"/>
@@ -1123,7 +1102,6 @@
       </w:pPr>
       <w:r>
         <w:rPr>
-          <w:rFonts w:ascii="Times New Roman" w:hAnsi="Times New Roman"/>
           <w:color w:val="000000"/>
           <w:lang w:val="vi-VN"/>
         </w:rPr>
@@ -1131,7 +1109,6 @@
       </w:r>
       <w:r>
         <w:rPr>
-          <w:rFonts w:ascii="Times New Roman" w:hAnsi="Times New Roman"/>
           <w:color w:val="000000"/>
           <w:lang w:val="vi-VN"/>
         </w:rPr>
@@ -1158,7 +1135,6 @@
       </w:pPr>
       <w:r>
         <w:rPr>
-          <w:rFonts w:ascii="Times New Roman" w:hAnsi="Times New Roman"/>
           <w:color w:val="000000"/>
           <w:lang w:val="vi-VN"/>
         </w:rPr>
@@ -1166,7 +1142,6 @@
       </w:r>
       <w:r>
         <w:rPr>
-          <w:rFonts w:ascii="Times New Roman" w:hAnsi="Times New Roman"/>
           <w:color w:val="000000"/>
           <w:lang w:val="vi-VN"/>
         </w:rPr>
@@ -1193,14 +1168,12 @@
       </w:pPr>
       <w:r>
         <w:rPr>
-          <w:rFonts w:ascii="Times New Roman" w:hAnsi="Times New Roman"/>
           <w:color w:val="000000"/>
         </w:rPr>
         <w:t>2.3 Đóng gói và khởi chạy bằng Docker Compose</w:t>
       </w:r>
       <w:r>
         <w:rPr>
-          <w:rFonts w:ascii="Times New Roman" w:hAnsi="Times New Roman"/>
           <w:color w:val="000000"/>
         </w:rPr>
         <w:tab/>
@@ -1226,7 +1199,6 @@
       </w:pPr>
       <w:r>
         <w:rPr>
-          <w:rFonts w:ascii="Times New Roman" w:hAnsi="Times New Roman"/>
           <w:color w:val="000000"/>
           <w:lang w:val="vi-VN"/>
         </w:rPr>
@@ -1234,7 +1206,6 @@
       </w:r>
       <w:r>
         <w:rPr>
-          <w:rFonts w:ascii="Times New Roman" w:hAnsi="Times New Roman"/>
           <w:color w:val="000000"/>
           <w:lang w:val="vi-VN"/>
         </w:rPr>
@@ -1261,7 +1232,6 @@
       </w:pPr>
       <w:r>
         <w:rPr>
-          <w:rFonts w:ascii="Times New Roman" w:hAnsi="Times New Roman"/>
           <w:color w:val="000000"/>
           <w:lang w:val="vi-VN"/>
         </w:rPr>
@@ -1269,7 +1239,6 @@
       </w:r>
       <w:r>
         <w:rPr>
-          <w:rFonts w:ascii="Times New Roman" w:hAnsi="Times New Roman"/>
           <w:color w:val="000000"/>
           <w:lang w:val="vi-VN"/>
         </w:rPr>
@@ -1296,7 +1265,6 @@
       </w:pPr>
       <w:r>
         <w:rPr>
-          <w:rFonts w:ascii="Times New Roman" w:hAnsi="Times New Roman"/>
           <w:color w:val="000000"/>
           <w:lang w:val="vi-VN"/>
         </w:rPr>
@@ -1304,7 +1272,6 @@
       </w:r>
       <w:r>
         <w:rPr>
-          <w:rFonts w:ascii="Times New Roman" w:hAnsi="Times New Roman"/>
           <w:color w:val="000000"/>
           <w:lang w:val="vi-VN"/>
         </w:rPr>
@@ -1331,14 +1298,12 @@
       </w:pPr>
       <w:r>
         <w:rPr>
-          <w:rFonts w:ascii="Times New Roman" w:hAnsi="Times New Roman"/>
           <w:color w:val="000000"/>
         </w:rPr>
         <w:t>2.7 Kiểm tra MySQL bằng phpMyAdmin</w:t>
       </w:r>
       <w:r>
         <w:rPr>
-          <w:rFonts w:ascii="Times New Roman" w:hAnsi="Times New Roman"/>
           <w:color w:val="000000"/>
         </w:rPr>
         <w:tab/>
@@ -1364,7 +1329,6 @@
       </w:pPr>
       <w:r>
         <w:rPr>
-          <w:rFonts w:ascii="Times New Roman" w:hAnsi="Times New Roman"/>
           <w:b/>
           <w:color w:val="000000"/>
         </w:rPr>
@@ -1372,7 +1336,6 @@
       </w:r>
       <w:r>
         <w:rPr>
-          <w:rFonts w:ascii="Times New Roman" w:hAnsi="Times New Roman"/>
           <w:b/>
           <w:color w:val="000000"/>
         </w:rPr>
@@ -1399,14 +1362,12 @@
       </w:pPr>
       <w:r>
         <w:rPr>
-          <w:rFonts w:ascii="Times New Roman" w:hAnsi="Times New Roman"/>
           <w:color w:val="000000"/>
         </w:rPr>
         <w:t>3.1 Reverse proxy và security headers</w:t>
       </w:r>
       <w:r>
         <w:rPr>
-          <w:rFonts w:ascii="Times New Roman" w:hAnsi="Times New Roman"/>
           <w:color w:val="000000"/>
         </w:rPr>
         <w:tab/>
@@ -1432,7 +1393,6 @@
       </w:pPr>
       <w:r>
         <w:rPr>
-          <w:rFonts w:ascii="Times New Roman" w:hAnsi="Times New Roman"/>
           <w:color w:val="000000"/>
           <w:lang w:val="vi-VN"/>
         </w:rPr>
@@ -1440,7 +1400,6 @@
       </w:r>
       <w:r>
         <w:rPr>
-          <w:rFonts w:ascii="Times New Roman" w:hAnsi="Times New Roman"/>
           <w:color w:val="000000"/>
           <w:lang w:val="vi-VN"/>
         </w:rPr>
@@ -1467,7 +1426,6 @@
       </w:pPr>
       <w:r>
         <w:rPr>
-          <w:rFonts w:ascii="Times New Roman" w:hAnsi="Times New Roman"/>
           <w:color w:val="000000"/>
           <w:lang w:val="vi-VN"/>
         </w:rPr>
@@ -1475,7 +1433,6 @@
       </w:r>
       <w:r>
         <w:rPr>
-          <w:rFonts w:ascii="Times New Roman" w:hAnsi="Times New Roman"/>
           <w:color w:val="000000"/>
           <w:lang w:val="vi-VN"/>
         </w:rPr>
@@ -1502,14 +1459,12 @@
       </w:pPr>
       <w:r>
         <w:rPr>
-          <w:rFonts w:ascii="Times New Roman" w:hAnsi="Times New Roman"/>
           <w:color w:val="000000"/>
         </w:rPr>
         <w:t>3.4 Hardening container mạng và cơ sở dữ liệu</w:t>
       </w:r>
       <w:r>
         <w:rPr>
-          <w:rFonts w:ascii="Times New Roman" w:hAnsi="Times New Roman"/>
           <w:color w:val="000000"/>
         </w:rPr>
         <w:tab/>
@@ -1535,7 +1490,6 @@
       </w:pPr>
       <w:r>
         <w:rPr>
-          <w:rFonts w:ascii="Times New Roman" w:hAnsi="Times New Roman"/>
           <w:b/>
           <w:color w:val="000000"/>
           <w:lang w:val="vi-VN"/>
@@ -1544,7 +1498,6 @@
       </w:r>
       <w:r>
         <w:rPr>
-          <w:rFonts w:ascii="Times New Roman" w:hAnsi="Times New Roman"/>
           <w:b/>
           <w:color w:val="000000"/>
           <w:lang w:val="vi-VN"/>
@@ -1572,7 +1525,6 @@
       </w:pPr>
       <w:r>
         <w:rPr>
-          <w:rFonts w:ascii="Times New Roman" w:hAnsi="Times New Roman"/>
           <w:color w:val="000000"/>
           <w:lang w:val="vi-VN"/>
         </w:rPr>
@@ -1580,7 +1532,6 @@
       </w:r>
       <w:r>
         <w:rPr>
-          <w:rFonts w:ascii="Times New Roman" w:hAnsi="Times New Roman"/>
           <w:color w:val="000000"/>
           <w:lang w:val="vi-VN"/>
         </w:rPr>
@@ -1607,7 +1558,6 @@
       </w:pPr>
       <w:r>
         <w:rPr>
-          <w:rFonts w:ascii="Times New Roman" w:hAnsi="Times New Roman"/>
           <w:color w:val="000000"/>
           <w:lang w:val="vi-VN"/>
         </w:rPr>
@@ -1615,7 +1565,6 @@
       </w:r>
       <w:r>
         <w:rPr>
-          <w:rFonts w:ascii="Times New Roman" w:hAnsi="Times New Roman"/>
           <w:color w:val="000000"/>
           <w:lang w:val="vi-VN"/>
         </w:rPr>
@@ -1642,7 +1591,6 @@
       </w:pPr>
       <w:r>
         <w:rPr>
-          <w:rFonts w:ascii="Times New Roman" w:hAnsi="Times New Roman"/>
           <w:color w:val="000000"/>
           <w:lang w:val="vi-VN"/>
         </w:rPr>
@@ -1650,7 +1598,6 @@
       </w:r>
       <w:r>
         <w:rPr>
-          <w:rFonts w:ascii="Times New Roman" w:hAnsi="Times New Roman"/>
           <w:color w:val="000000"/>
           <w:lang w:val="vi-VN"/>
         </w:rPr>
@@ -1677,7 +1624,6 @@
       </w:pPr>
       <w:r>
         <w:rPr>
-          <w:rFonts w:ascii="Times New Roman" w:hAnsi="Times New Roman"/>
           <w:color w:val="000000"/>
           <w:lang w:val="vi-VN"/>
         </w:rPr>
@@ -1685,7 +1631,6 @@
       </w:r>
       <w:r>
         <w:rPr>
-          <w:rFonts w:ascii="Times New Roman" w:hAnsi="Times New Roman"/>
           <w:color w:val="000000"/>
           <w:lang w:val="vi-VN"/>
         </w:rPr>
@@ -1712,7 +1657,6 @@
       </w:pPr>
       <w:r>
         <w:rPr>
-          <w:rFonts w:ascii="Times New Roman" w:hAnsi="Times New Roman"/>
           <w:color w:val="000000"/>
           <w:lang w:val="vi-VN"/>
         </w:rPr>
@@ -1720,7 +1664,6 @@
       </w:r>
       <w:r>
         <w:rPr>
-          <w:rFonts w:ascii="Times New Roman" w:hAnsi="Times New Roman"/>
           <w:color w:val="000000"/>
           <w:lang w:val="vi-VN"/>
         </w:rPr>
@@ -1747,7 +1690,6 @@
       </w:pPr>
       <w:r>
         <w:rPr>
-          <w:rFonts w:ascii="Times New Roman" w:hAnsi="Times New Roman"/>
           <w:color w:val="000000"/>
           <w:lang w:val="vi-VN"/>
         </w:rPr>
@@ -1755,7 +1697,6 @@
       </w:r>
       <w:r>
         <w:rPr>
-          <w:rFonts w:ascii="Times New Roman" w:hAnsi="Times New Roman"/>
           <w:color w:val="000000"/>
           <w:lang w:val="vi-VN"/>
         </w:rPr>
@@ -1782,7 +1723,6 @@
       </w:pPr>
       <w:r>
         <w:rPr>
-          <w:rFonts w:ascii="Times New Roman" w:hAnsi="Times New Roman"/>
           <w:color w:val="000000"/>
           <w:lang w:val="fr-FR"/>
         </w:rPr>
@@ -1790,7 +1730,6 @@
       </w:r>
       <w:r>
         <w:rPr>
-          <w:rFonts w:ascii="Times New Roman" w:hAnsi="Times New Roman"/>
           <w:color w:val="000000"/>
           <w:lang w:val="fr-FR"/>
         </w:rPr>
@@ -1817,7 +1756,6 @@
       </w:pPr>
       <w:r>
         <w:rPr>
-          <w:rFonts w:ascii="Times New Roman" w:hAnsi="Times New Roman"/>
           <w:color w:val="000000"/>
           <w:lang w:val="vi-VN"/>
         </w:rPr>
@@ -1825,7 +1763,6 @@
       </w:r>
       <w:r>
         <w:rPr>
-          <w:rFonts w:ascii="Times New Roman" w:hAnsi="Times New Roman"/>
           <w:color w:val="000000"/>
           <w:lang w:val="vi-VN"/>
         </w:rPr>
@@ -1852,7 +1789,6 @@
       </w:pPr>
       <w:r>
         <w:rPr>
-          <w:rFonts w:ascii="Times New Roman" w:hAnsi="Times New Roman"/>
           <w:b/>
           <w:color w:val="000000"/>
           <w:lang w:val="vi-VN"/>
@@ -1861,7 +1797,6 @@
       </w:r>
       <w:r>
         <w:rPr>
-          <w:rFonts w:ascii="Times New Roman" w:hAnsi="Times New Roman"/>
           <w:b/>
           <w:color w:val="000000"/>
           <w:lang w:val="vi-VN"/>
@@ -1889,7 +1824,6 @@
       </w:pPr>
       <w:r>
         <w:rPr>
-          <w:rFonts w:ascii="Times New Roman" w:hAnsi="Times New Roman"/>
           <w:color w:val="000000"/>
           <w:lang w:val="vi-VN"/>
         </w:rPr>
@@ -1897,7 +1831,6 @@
       </w:r>
       <w:r>
         <w:rPr>
-          <w:rFonts w:ascii="Times New Roman" w:hAnsi="Times New Roman"/>
           <w:color w:val="000000"/>
           <w:lang w:val="vi-VN"/>
         </w:rPr>
@@ -1924,7 +1857,6 @@
       </w:pPr>
       <w:r>
         <w:rPr>
-          <w:rFonts w:ascii="Times New Roman" w:hAnsi="Times New Roman"/>
           <w:color w:val="000000"/>
           <w:lang w:val="vi-VN"/>
         </w:rPr>
@@ -1932,7 +1864,6 @@
       </w:r>
       <w:r>
         <w:rPr>
-          <w:rFonts w:ascii="Times New Roman" w:hAnsi="Times New Roman"/>
           <w:color w:val="000000"/>
           <w:lang w:val="vi-VN"/>
         </w:rPr>
@@ -1959,7 +1890,6 @@
       </w:pPr>
       <w:r>
         <w:rPr>
-          <w:rFonts w:ascii="Times New Roman" w:hAnsi="Times New Roman"/>
           <w:color w:val="000000"/>
           <w:lang w:val="vi-VN"/>
         </w:rPr>
@@ -1967,7 +1897,6 @@
       </w:r>
       <w:r>
         <w:rPr>
-          <w:rFonts w:ascii="Times New Roman" w:hAnsi="Times New Roman"/>
           <w:color w:val="000000"/>
           <w:lang w:val="vi-VN"/>
         </w:rPr>
@@ -1994,7 +1923,6 @@
       </w:pPr>
       <w:r>
         <w:rPr>
-          <w:rFonts w:ascii="Times New Roman" w:hAnsi="Times New Roman"/>
           <w:color w:val="000000"/>
           <w:lang w:val="vi-VN"/>
         </w:rPr>
@@ -2002,7 +1930,6 @@
       </w:r>
       <w:r>
         <w:rPr>
-          <w:rFonts w:ascii="Times New Roman" w:hAnsi="Times New Roman"/>
           <w:color w:val="000000"/>
           <w:lang w:val="vi-VN"/>
         </w:rPr>
@@ -2029,7 +1956,6 @@
       </w:pPr>
       <w:r>
         <w:rPr>
-          <w:rFonts w:ascii="Times New Roman" w:hAnsi="Times New Roman"/>
           <w:b/>
           <w:color w:val="000000"/>
           <w:lang w:val="vi-VN"/>
@@ -2038,7 +1964,6 @@
       </w:r>
       <w:r>
         <w:rPr>
-          <w:rFonts w:ascii="Times New Roman" w:hAnsi="Times New Roman"/>
           <w:b/>
           <w:color w:val="000000"/>
           <w:lang w:val="vi-VN"/>
@@ -2066,7 +1991,6 @@
       </w:pPr>
       <w:r>
         <w:rPr>
-          <w:rFonts w:ascii="Times New Roman" w:hAnsi="Times New Roman"/>
           <w:b/>
           <w:color w:val="000000"/>
           <w:lang w:val="vi-VN"/>
@@ -2075,7 +1999,6 @@
       </w:r>
       <w:r>
         <w:rPr>
-          <w:rFonts w:ascii="Times New Roman" w:hAnsi="Times New Roman"/>
           <w:b/>
           <w:color w:val="000000"/>
           <w:lang w:val="vi-VN"/>
@@ -2117,7 +2040,6 @@
       </w:pPr>
       <w:r>
         <w:rPr>
-          <w:rFonts w:ascii="Times New Roman" w:hAnsi="Times New Roman"/>
           <w:color w:val="000000"/>
           <w:sz w:val="30"/>
           <w:lang w:val="vi-VN"/>
@@ -2136,7 +2058,6 @@
       </w:pPr>
       <w:r>
         <w:rPr>
-          <w:rFonts w:ascii="Times New Roman" w:hAnsi="Times New Roman"/>
           <w:b/>
           <w:color w:val="000000"/>
           <w:sz w:val="27"/>
@@ -2155,7 +2076,6 @@
       </w:pPr>
       <w:r>
         <w:rPr>
-          <w:rFonts w:ascii="Times New Roman" w:hAnsi="Times New Roman"/>
           <w:color w:val="000000"/>
           <w:sz w:val="25"/>
           <w:lang w:val="vi-VN"/>
@@ -2173,7 +2093,6 @@
       </w:pPr>
       <w:r>
         <w:rPr>
-          <w:rFonts w:ascii="Times New Roman" w:hAnsi="Times New Roman"/>
           <w:color w:val="000000"/>
           <w:sz w:val="25"/>
           <w:lang w:val="vi-VN"/>
@@ -2191,7 +2110,6 @@
       </w:pPr>
       <w:r>
         <w:rPr>
-          <w:rFonts w:ascii="Times New Roman" w:hAnsi="Times New Roman"/>
           <w:color w:val="000000"/>
           <w:sz w:val="25"/>
           <w:lang w:val="vi-VN"/>
@@ -2211,9 +2129,9 @@
         <w:tblLook w:val="04A0" w:firstRow="1" w:lastRow="0" w:firstColumn="1" w:lastColumn="0" w:noHBand="0" w:noVBand="1"/>
       </w:tblPr>
       <w:tblGrid>
-        <w:gridCol w:w="2158"/>
-        <w:gridCol w:w="3167"/>
-        <w:gridCol w:w="4030"/>
+        <w:gridCol w:w="1792"/>
+        <w:gridCol w:w="2919"/>
+        <w:gridCol w:w="4644"/>
       </w:tblGrid>
       <w:tr>
         <w:trPr>
@@ -2237,7 +2155,6 @@
             </w:pPr>
             <w:r>
               <w:rPr>
-                <w:rFonts w:ascii="Times New Roman" w:hAnsi="Times New Roman"/>
                 <w:b/>
                 <w:color w:val="000000"/>
                 <w:sz w:val="22"/>
@@ -2264,7 +2181,6 @@
             </w:pPr>
             <w:r>
               <w:rPr>
-                <w:rFonts w:ascii="Times New Roman" w:hAnsi="Times New Roman"/>
                 <w:b/>
                 <w:color w:val="000000"/>
                 <w:sz w:val="22"/>
@@ -2291,7 +2207,6 @@
             </w:pPr>
             <w:r>
               <w:rPr>
-                <w:rFonts w:ascii="Times New Roman" w:hAnsi="Times New Roman"/>
                 <w:b/>
                 <w:color w:val="000000"/>
                 <w:sz w:val="22"/>
@@ -2322,7 +2237,6 @@
             </w:pPr>
             <w:r>
               <w:rPr>
-                <w:rFonts w:ascii="Times New Roman" w:hAnsi="Times New Roman"/>
                 <w:color w:val="000000"/>
                 <w:sz w:val="21"/>
               </w:rPr>
@@ -2347,7 +2261,6 @@
             </w:pPr>
             <w:r>
               <w:rPr>
-                <w:rFonts w:ascii="Times New Roman" w:hAnsi="Times New Roman"/>
                 <w:color w:val="000000"/>
                 <w:sz w:val="21"/>
               </w:rPr>
@@ -2369,14 +2282,29 @@
           <w:p>
             <w:pPr>
               <w:spacing w:after="0" w:line="276" w:lineRule="auto"/>
-            </w:pPr>
-            <w:r>
-              <w:rPr>
-                <w:rFonts w:ascii="Times New Roman" w:hAnsi="Times New Roman"/>
-                <w:color w:val="000000"/>
-                <w:sz w:val="21"/>
-              </w:rPr>
-              <w:t>Repo: https://github.com/dtc245200289-ops/DTC245220013, 15 commit, README chi tiết 6 bước</w:t>
+              <w:rPr>
+                <w:color w:val="000000"/>
+                <w:sz w:val="21"/>
+              </w:rPr>
+            </w:pPr>
+            <w:r>
+              <w:rPr>
+                <w:color w:val="000000"/>
+                <w:sz w:val="21"/>
+              </w:rPr>
+              <w:t>Repo:</w:t>
+            </w:r>
+          </w:p>
+          <w:p>
+            <w:pPr>
+              <w:spacing w:after="0" w:line="276" w:lineRule="auto"/>
+            </w:pPr>
+            <w:r>
+              <w:rPr>
+                <w:color w:val="000000"/>
+                <w:sz w:val="21"/>
+              </w:rPr>
+              <w:t>https://github.com/aduengxds/TRIENKHAIBAITHI</w:t>
             </w:r>
           </w:p>
         </w:tc>
@@ -2402,7 +2330,6 @@
             </w:pPr>
             <w:r>
               <w:rPr>
-                <w:rFonts w:ascii="Times New Roman" w:hAnsi="Times New Roman"/>
                 <w:color w:val="000000"/>
                 <w:sz w:val="21"/>
               </w:rPr>
@@ -2427,7 +2354,6 @@
             </w:pPr>
             <w:r>
               <w:rPr>
-                <w:rFonts w:ascii="Times New Roman" w:hAnsi="Times New Roman"/>
                 <w:color w:val="000000"/>
                 <w:sz w:val="21"/>
               </w:rPr>
@@ -2452,7 +2378,6 @@
             </w:pPr>
             <w:r>
               <w:rPr>
-                <w:rFonts w:ascii="Times New Roman" w:hAnsi="Times New Roman"/>
                 <w:color w:val="000000"/>
                 <w:sz w:val="21"/>
               </w:rPr>
@@ -2483,7 +2408,6 @@
             </w:pPr>
             <w:r>
               <w:rPr>
-                <w:rFonts w:ascii="Times New Roman" w:hAnsi="Times New Roman"/>
                 <w:color w:val="000000"/>
                 <w:sz w:val="21"/>
               </w:rPr>
@@ -2508,7 +2432,6 @@
             </w:pPr>
             <w:r>
               <w:rPr>
-                <w:rFonts w:ascii="Times New Roman" w:hAnsi="Times New Roman"/>
                 <w:color w:val="000000"/>
                 <w:sz w:val="21"/>
               </w:rPr>
@@ -2533,7 +2456,6 @@
             </w:pPr>
             <w:r>
               <w:rPr>
-                <w:rFonts w:ascii="Times New Roman" w:hAnsi="Times New Roman"/>
                 <w:color w:val="000000"/>
                 <w:sz w:val="21"/>
               </w:rPr>
@@ -2563,7 +2485,6 @@
             </w:pPr>
             <w:r>
               <w:rPr>
-                <w:rFonts w:ascii="Times New Roman" w:hAnsi="Times New Roman"/>
                 <w:color w:val="000000"/>
                 <w:sz w:val="21"/>
               </w:rPr>
@@ -2588,7 +2509,6 @@
             </w:pPr>
             <w:r>
               <w:rPr>
-                <w:rFonts w:ascii="Times New Roman" w:hAnsi="Times New Roman"/>
                 <w:color w:val="000000"/>
                 <w:sz w:val="21"/>
               </w:rPr>
@@ -2613,7 +2533,6 @@
             </w:pPr>
             <w:r>
               <w:rPr>
-                <w:rFonts w:ascii="Times New Roman" w:hAnsi="Times New Roman"/>
                 <w:color w:val="000000"/>
                 <w:sz w:val="21"/>
               </w:rPr>
@@ -2643,7 +2562,6 @@
             </w:pPr>
             <w:r>
               <w:rPr>
-                <w:rFonts w:ascii="Times New Roman" w:hAnsi="Times New Roman"/>
                 <w:color w:val="000000"/>
                 <w:sz w:val="21"/>
               </w:rPr>
@@ -2668,7 +2586,6 @@
             </w:pPr>
             <w:r>
               <w:rPr>
-                <w:rFonts w:ascii="Times New Roman" w:hAnsi="Times New Roman"/>
                 <w:color w:val="000000"/>
                 <w:sz w:val="21"/>
               </w:rPr>
@@ -2693,7 +2610,6 @@
             </w:pPr>
             <w:r>
               <w:rPr>
-                <w:rFonts w:ascii="Times New Roman" w:hAnsi="Times New Roman"/>
                 <w:color w:val="000000"/>
                 <w:sz w:val="21"/>
               </w:rPr>
@@ -2723,11 +2639,9 @@
             </w:pPr>
             <w:r>
               <w:rPr>
-                <w:rFonts w:ascii="Times New Roman" w:hAnsi="Times New Roman"/>
-                <w:color w:val="000000"/>
-                <w:sz w:val="21"/>
-              </w:rPr>
-              <w:lastRenderedPageBreak/>
+                <w:color w:val="000000"/>
+                <w:sz w:val="21"/>
+              </w:rPr>
               <w:t>Tôi cứng bảo mật</w:t>
             </w:r>
           </w:p>
@@ -2749,7 +2663,6 @@
             </w:pPr>
             <w:r>
               <w:rPr>
-                <w:rFonts w:ascii="Times New Roman" w:hAnsi="Times New Roman"/>
                 <w:color w:val="000000"/>
                 <w:sz w:val="21"/>
               </w:rPr>
@@ -2774,7 +2687,6 @@
             </w:pPr>
             <w:r>
               <w:rPr>
-                <w:rFonts w:ascii="Times New Roman" w:hAnsi="Times New Roman"/>
                 <w:color w:val="000000"/>
                 <w:sz w:val="21"/>
               </w:rPr>
@@ -2804,10 +2716,10 @@
             </w:pPr>
             <w:r>
               <w:rPr>
-                <w:rFonts w:ascii="Times New Roman" w:hAnsi="Times New Roman"/>
-                <w:color w:val="000000"/>
-                <w:sz w:val="21"/>
-              </w:rPr>
+                <w:color w:val="000000"/>
+                <w:sz w:val="21"/>
+              </w:rPr>
+              <w:lastRenderedPageBreak/>
               <w:t>Tổng thể &amp; Báo cáo</w:t>
             </w:r>
           </w:p>
@@ -2829,7 +2741,6 @@
             </w:pPr>
             <w:r>
               <w:rPr>
-                <w:rFonts w:ascii="Times New Roman" w:hAnsi="Times New Roman"/>
                 <w:color w:val="000000"/>
                 <w:sz w:val="21"/>
               </w:rPr>
@@ -2854,7 +2765,6 @@
             </w:pPr>
             <w:r>
               <w:rPr>
-                <w:rFonts w:ascii="Times New Roman" w:hAnsi="Times New Roman"/>
                 <w:color w:val="000000"/>
                 <w:sz w:val="21"/>
               </w:rPr>
@@ -2876,7 +2786,6 @@
       </w:pPr>
       <w:r>
         <w:rPr>
-          <w:rFonts w:ascii="Times New Roman" w:hAnsi="Times New Roman"/>
           <w:b/>
           <w:color w:val="000000"/>
           <w:sz w:val="27"/>
@@ -2891,7 +2800,6 @@
       </w:pPr>
       <w:r>
         <w:rPr>
-          <w:rFonts w:ascii="Times New Roman" w:hAnsi="Times New Roman"/>
           <w:color w:val="000000"/>
           <w:sz w:val="25"/>
         </w:rPr>
@@ -2905,7 +2813,6 @@
       </w:pPr>
       <w:r>
         <w:rPr>
-          <w:rFonts w:ascii="Times New Roman" w:hAnsi="Times New Roman"/>
           <w:color w:val="000000"/>
           <w:sz w:val="25"/>
         </w:rPr>
@@ -2913,7 +2820,6 @@
       </w:r>
       <w:r>
         <w:rPr>
-          <w:rFonts w:ascii="Times New Roman" w:hAnsi="Times New Roman"/>
           <w:color w:val="000000"/>
           <w:sz w:val="25"/>
         </w:rPr>
@@ -2927,7 +2833,6 @@
       </w:pPr>
       <w:r>
         <w:rPr>
-          <w:rFonts w:ascii="Times New Roman" w:hAnsi="Times New Roman"/>
           <w:color w:val="000000"/>
           <w:sz w:val="25"/>
         </w:rPr>
@@ -2935,7 +2840,6 @@
       </w:r>
       <w:r>
         <w:rPr>
-          <w:rFonts w:ascii="Times New Roman" w:hAnsi="Times New Roman"/>
           <w:color w:val="000000"/>
           <w:sz w:val="25"/>
         </w:rPr>
@@ -2949,7 +2853,6 @@
       </w:pPr>
       <w:r>
         <w:rPr>
-          <w:rFonts w:ascii="Times New Roman" w:hAnsi="Times New Roman"/>
           <w:color w:val="000000"/>
           <w:sz w:val="25"/>
         </w:rPr>
@@ -2957,7 +2860,6 @@
       </w:r>
       <w:r>
         <w:rPr>
-          <w:rFonts w:ascii="Times New Roman" w:hAnsi="Times New Roman"/>
           <w:color w:val="000000"/>
           <w:sz w:val="25"/>
         </w:rPr>
@@ -2971,7 +2873,6 @@
       </w:pPr>
       <w:r>
         <w:rPr>
-          <w:rFonts w:ascii="Times New Roman" w:hAnsi="Times New Roman"/>
           <w:color w:val="000000"/>
           <w:sz w:val="25"/>
         </w:rPr>
@@ -2979,7 +2880,6 @@
       </w:r>
       <w:r>
         <w:rPr>
-          <w:rFonts w:ascii="Times New Roman" w:hAnsi="Times New Roman"/>
           <w:color w:val="000000"/>
           <w:sz w:val="25"/>
         </w:rPr>
@@ -2993,7 +2893,6 @@
       </w:pPr>
       <w:r>
         <w:rPr>
-          <w:rFonts w:ascii="Times New Roman" w:hAnsi="Times New Roman"/>
           <w:b/>
           <w:color w:val="000000"/>
           <w:sz w:val="27"/>
@@ -3012,7 +2911,6 @@
       </w:pPr>
       <w:r>
         <w:rPr>
-          <w:rFonts w:ascii="Times New Roman" w:hAnsi="Times New Roman"/>
           <w:color w:val="000000"/>
           <w:sz w:val="25"/>
         </w:rPr>
@@ -3027,7 +2925,6 @@
       </w:pPr>
       <w:r>
         <w:rPr>
-          <w:rFonts w:ascii="Times New Roman" w:hAnsi="Times New Roman"/>
           <w:noProof/>
           <w:color w:val="000000"/>
         </w:rPr>
@@ -3075,7 +2972,6 @@
       </w:pPr>
       <w:r>
         <w:rPr>
-          <w:rFonts w:ascii="Times New Roman" w:hAnsi="Times New Roman"/>
           <w:i/>
           <w:color w:val="000000"/>
           <w:sz w:val="21"/>
@@ -3122,13 +3018,20 @@
             </w:pPr>
             <w:r>
               <w:rPr>
-                <w:rFonts w:ascii="Times New Roman" w:hAnsi="Times New Roman"/>
                 <w:i/>
                 <w:color w:val="000000"/>
                 <w:sz w:val="23"/>
               </w:rPr>
+              <w:t xml:space="preserve">Nguyên lý định tuyến: Mọi yêu cầu từ máy trạm duyệt web đều phải đi qua Nginx Reverse Proxy tại cổng 80 hoặc 443. Nginx đóng vai trò là 'người gác cổng' duy nhất (Single Point of Entry), </w:t>
+            </w:r>
+            <w:r>
+              <w:rPr>
+                <w:i/>
+                <w:color w:val="000000"/>
+                <w:sz w:val="23"/>
+              </w:rPr>
               <w:lastRenderedPageBreak/>
-              <w:t>Nguyên lý định tuyến: Mọi yêu cầu từ máy trạm duyệt web đều phải đi qua Nginx Reverse Proxy tại cổng 80 hoặc 443. Nginx đóng vai trò là 'người gác cổng' duy nhất (Single Point of Entry), thực hiện gắn các Security Headers, lọc các request bất thường rồi mới proxy_pass vào container ứng dụng WordPress bên trong mạng nội bộ.</w:t>
+              <w:t>thực hiện gắn các Security Headers, lọc các request bất thường rồi mới proxy_pass vào container ứng dụng WordPress bên trong mạng nội bộ.</w:t>
             </w:r>
           </w:p>
         </w:tc>
@@ -3146,7 +3049,6 @@
       </w:pPr>
       <w:r>
         <w:rPr>
-          <w:rFonts w:ascii="Times New Roman" w:hAnsi="Times New Roman"/>
           <w:color w:val="000000"/>
           <w:sz w:val="25"/>
         </w:rPr>
@@ -3160,7 +3062,6 @@
       </w:pPr>
       <w:r>
         <w:rPr>
-          <w:rFonts w:ascii="Times New Roman" w:hAnsi="Times New Roman"/>
           <w:color w:val="000000"/>
           <w:sz w:val="25"/>
         </w:rPr>
@@ -3174,7 +3075,6 @@
       </w:pPr>
       <w:r>
         <w:rPr>
-          <w:rFonts w:ascii="Times New Roman" w:hAnsi="Times New Roman"/>
           <w:b/>
           <w:color w:val="000000"/>
           <w:sz w:val="27"/>
@@ -3189,7 +3089,6 @@
       </w:pPr>
       <w:r>
         <w:rPr>
-          <w:rFonts w:ascii="Times New Roman" w:hAnsi="Times New Roman"/>
           <w:color w:val="000000"/>
           <w:sz w:val="25"/>
         </w:rPr>
@@ -3236,7 +3135,6 @@
             </w:pPr>
             <w:r>
               <w:rPr>
-                <w:rFonts w:ascii="Times New Roman" w:hAnsi="Times New Roman"/>
                 <w:b/>
                 <w:color w:val="000000"/>
                 <w:sz w:val="22"/>
@@ -3263,7 +3161,6 @@
             </w:pPr>
             <w:r>
               <w:rPr>
-                <w:rFonts w:ascii="Times New Roman" w:hAnsi="Times New Roman"/>
                 <w:b/>
                 <w:color w:val="000000"/>
                 <w:sz w:val="22"/>
@@ -3290,7 +3187,6 @@
             </w:pPr>
             <w:r>
               <w:rPr>
-                <w:rFonts w:ascii="Times New Roman" w:hAnsi="Times New Roman"/>
                 <w:b/>
                 <w:color w:val="000000"/>
                 <w:sz w:val="22"/>
@@ -3320,7 +3216,6 @@
             </w:pPr>
             <w:r>
               <w:rPr>
-                <w:rFonts w:ascii="Times New Roman" w:hAnsi="Times New Roman"/>
                 <w:b/>
                 <w:color w:val="000000"/>
                 <w:sz w:val="22"/>
@@ -3348,7 +3243,6 @@
             </w:pPr>
             <w:r>
               <w:rPr>
-                <w:rFonts w:ascii="Times New Roman" w:hAnsi="Times New Roman"/>
                 <w:b/>
                 <w:color w:val="000000"/>
                 <w:sz w:val="22"/>
@@ -3380,7 +3274,6 @@
             </w:pPr>
             <w:r>
               <w:rPr>
-                <w:rFonts w:ascii="Times New Roman" w:hAnsi="Times New Roman"/>
                 <w:color w:val="000000"/>
                 <w:sz w:val="21"/>
               </w:rPr>
@@ -3405,7 +3298,6 @@
             </w:pPr>
             <w:r>
               <w:rPr>
-                <w:rFonts w:ascii="Times New Roman" w:hAnsi="Times New Roman"/>
                 <w:color w:val="000000"/>
                 <w:sz w:val="21"/>
               </w:rPr>
@@ -3430,7 +3322,6 @@
             </w:pPr>
             <w:r>
               <w:rPr>
-                <w:rFonts w:ascii="Times New Roman" w:hAnsi="Times New Roman"/>
                 <w:color w:val="000000"/>
                 <w:sz w:val="21"/>
               </w:rPr>
@@ -3455,7 +3346,6 @@
             </w:pPr>
             <w:r>
               <w:rPr>
-                <w:rFonts w:ascii="Times New Roman" w:hAnsi="Times New Roman"/>
                 <w:color w:val="000000"/>
                 <w:sz w:val="21"/>
               </w:rPr>
@@ -3480,7 +3370,6 @@
             </w:pPr>
             <w:r>
               <w:rPr>
-                <w:rFonts w:ascii="Times New Roman" w:hAnsi="Times New Roman"/>
                 <w:color w:val="000000"/>
                 <w:sz w:val="21"/>
               </w:rPr>
@@ -3511,7 +3400,6 @@
             </w:pPr>
             <w:r>
               <w:rPr>
-                <w:rFonts w:ascii="Times New Roman" w:hAnsi="Times New Roman"/>
                 <w:color w:val="000000"/>
                 <w:sz w:val="21"/>
               </w:rPr>
@@ -3536,7 +3424,6 @@
             </w:pPr>
             <w:r>
               <w:rPr>
-                <w:rFonts w:ascii="Times New Roman" w:hAnsi="Times New Roman"/>
                 <w:color w:val="000000"/>
                 <w:sz w:val="21"/>
               </w:rPr>
@@ -3561,7 +3448,6 @@
             </w:pPr>
             <w:r>
               <w:rPr>
-                <w:rFonts w:ascii="Times New Roman" w:hAnsi="Times New Roman"/>
                 <w:color w:val="000000"/>
                 <w:sz w:val="21"/>
               </w:rPr>
@@ -3586,7 +3472,6 @@
             </w:pPr>
             <w:r>
               <w:rPr>
-                <w:rFonts w:ascii="Times New Roman" w:hAnsi="Times New Roman"/>
                 <w:color w:val="000000"/>
                 <w:sz w:val="21"/>
               </w:rPr>
@@ -3611,7 +3496,6 @@
             </w:pPr>
             <w:r>
               <w:rPr>
-                <w:rFonts w:ascii="Times New Roman" w:hAnsi="Times New Roman"/>
                 <w:color w:val="000000"/>
                 <w:sz w:val="21"/>
               </w:rPr>
@@ -3642,7 +3526,6 @@
             </w:pPr>
             <w:r>
               <w:rPr>
-                <w:rFonts w:ascii="Times New Roman" w:hAnsi="Times New Roman"/>
                 <w:color w:val="000000"/>
                 <w:sz w:val="21"/>
               </w:rPr>
@@ -3667,7 +3550,6 @@
             </w:pPr>
             <w:r>
               <w:rPr>
-                <w:rFonts w:ascii="Times New Roman" w:hAnsi="Times New Roman"/>
                 <w:color w:val="000000"/>
                 <w:sz w:val="21"/>
               </w:rPr>
@@ -3692,7 +3574,6 @@
             </w:pPr>
             <w:r>
               <w:rPr>
-                <w:rFonts w:ascii="Times New Roman" w:hAnsi="Times New Roman"/>
                 <w:color w:val="000000"/>
                 <w:sz w:val="21"/>
               </w:rPr>
@@ -3717,7 +3598,6 @@
             </w:pPr>
             <w:r>
               <w:rPr>
-                <w:rFonts w:ascii="Times New Roman" w:hAnsi="Times New Roman"/>
                 <w:color w:val="000000"/>
                 <w:sz w:val="21"/>
               </w:rPr>
@@ -3742,7 +3622,6 @@
             </w:pPr>
             <w:r>
               <w:rPr>
-                <w:rFonts w:ascii="Times New Roman" w:hAnsi="Times New Roman"/>
                 <w:color w:val="000000"/>
                 <w:sz w:val="21"/>
               </w:rPr>
@@ -3773,7 +3652,6 @@
             </w:pPr>
             <w:r>
               <w:rPr>
-                <w:rFonts w:ascii="Times New Roman" w:hAnsi="Times New Roman"/>
                 <w:color w:val="000000"/>
                 <w:sz w:val="21"/>
               </w:rPr>
@@ -3798,7 +3676,6 @@
             </w:pPr>
             <w:r>
               <w:rPr>
-                <w:rFonts w:ascii="Times New Roman" w:hAnsi="Times New Roman"/>
                 <w:color w:val="000000"/>
                 <w:sz w:val="21"/>
               </w:rPr>
@@ -3823,7 +3700,6 @@
             </w:pPr>
             <w:r>
               <w:rPr>
-                <w:rFonts w:ascii="Times New Roman" w:hAnsi="Times New Roman"/>
                 <w:color w:val="000000"/>
                 <w:sz w:val="21"/>
               </w:rPr>
@@ -3848,7 +3724,6 @@
             </w:pPr>
             <w:r>
               <w:rPr>
-                <w:rFonts w:ascii="Times New Roman" w:hAnsi="Times New Roman"/>
                 <w:color w:val="000000"/>
                 <w:sz w:val="21"/>
               </w:rPr>
@@ -3873,7 +3748,6 @@
             </w:pPr>
             <w:r>
               <w:rPr>
-                <w:rFonts w:ascii="Times New Roman" w:hAnsi="Times New Roman"/>
                 <w:color w:val="000000"/>
                 <w:sz w:val="21"/>
               </w:rPr>
@@ -3904,7 +3778,6 @@
             </w:pPr>
             <w:r>
               <w:rPr>
-                <w:rFonts w:ascii="Times New Roman" w:hAnsi="Times New Roman"/>
                 <w:color w:val="000000"/>
                 <w:sz w:val="21"/>
               </w:rPr>
@@ -3929,7 +3802,6 @@
             </w:pPr>
             <w:r>
               <w:rPr>
-                <w:rFonts w:ascii="Times New Roman" w:hAnsi="Times New Roman"/>
                 <w:color w:val="000000"/>
                 <w:sz w:val="21"/>
               </w:rPr>
@@ -3954,7 +3826,6 @@
             </w:pPr>
             <w:r>
               <w:rPr>
-                <w:rFonts w:ascii="Times New Roman" w:hAnsi="Times New Roman"/>
                 <w:color w:val="000000"/>
                 <w:sz w:val="21"/>
               </w:rPr>
@@ -3979,7 +3850,6 @@
             </w:pPr>
             <w:r>
               <w:rPr>
-                <w:rFonts w:ascii="Times New Roman" w:hAnsi="Times New Roman"/>
                 <w:color w:val="000000"/>
                 <w:sz w:val="21"/>
               </w:rPr>
@@ -4004,7 +3874,6 @@
             </w:pPr>
             <w:r>
               <w:rPr>
-                <w:rFonts w:ascii="Times New Roman" w:hAnsi="Times New Roman"/>
                 <w:color w:val="000000"/>
                 <w:sz w:val="21"/>
               </w:rPr>
@@ -4035,7 +3904,6 @@
             </w:pPr>
             <w:r>
               <w:rPr>
-                <w:rFonts w:ascii="Times New Roman" w:hAnsi="Times New Roman"/>
                 <w:color w:val="000000"/>
                 <w:sz w:val="21"/>
               </w:rPr>
@@ -4060,7 +3928,6 @@
             </w:pPr>
             <w:r>
               <w:rPr>
-                <w:rFonts w:ascii="Times New Roman" w:hAnsi="Times New Roman"/>
                 <w:color w:val="000000"/>
                 <w:sz w:val="21"/>
               </w:rPr>
@@ -4085,7 +3952,6 @@
             </w:pPr>
             <w:r>
               <w:rPr>
-                <w:rFonts w:ascii="Times New Roman" w:hAnsi="Times New Roman"/>
                 <w:color w:val="000000"/>
                 <w:sz w:val="21"/>
               </w:rPr>
@@ -4110,7 +3976,6 @@
             </w:pPr>
             <w:r>
               <w:rPr>
-                <w:rFonts w:ascii="Times New Roman" w:hAnsi="Times New Roman"/>
                 <w:color w:val="000000"/>
                 <w:sz w:val="21"/>
               </w:rPr>
@@ -4135,7 +4000,6 @@
             </w:pPr>
             <w:r>
               <w:rPr>
-                <w:rFonts w:ascii="Times New Roman" w:hAnsi="Times New Roman"/>
                 <w:color w:val="000000"/>
                 <w:sz w:val="21"/>
               </w:rPr>
@@ -4166,7 +4030,6 @@
             </w:pPr>
             <w:r>
               <w:rPr>
-                <w:rFonts w:ascii="Times New Roman" w:hAnsi="Times New Roman"/>
                 <w:color w:val="000000"/>
                 <w:sz w:val="21"/>
               </w:rPr>
@@ -4191,7 +4054,6 @@
             </w:pPr>
             <w:r>
               <w:rPr>
-                <w:rFonts w:ascii="Times New Roman" w:hAnsi="Times New Roman"/>
                 <w:color w:val="000000"/>
                 <w:sz w:val="21"/>
               </w:rPr>
@@ -4216,7 +4078,6 @@
             </w:pPr>
             <w:r>
               <w:rPr>
-                <w:rFonts w:ascii="Times New Roman" w:hAnsi="Times New Roman"/>
                 <w:color w:val="000000"/>
                 <w:sz w:val="21"/>
               </w:rPr>
@@ -4241,7 +4102,6 @@
             </w:pPr>
             <w:r>
               <w:rPr>
-                <w:rFonts w:ascii="Times New Roman" w:hAnsi="Times New Roman"/>
                 <w:color w:val="000000"/>
                 <w:sz w:val="21"/>
               </w:rPr>
@@ -4266,7 +4126,6 @@
             </w:pPr>
             <w:r>
               <w:rPr>
-                <w:rFonts w:ascii="Times New Roman" w:hAnsi="Times New Roman"/>
                 <w:color w:val="000000"/>
                 <w:sz w:val="21"/>
               </w:rPr>
@@ -4296,7 +4155,6 @@
             </w:pPr>
             <w:r>
               <w:rPr>
-                <w:rFonts w:ascii="Times New Roman" w:hAnsi="Times New Roman"/>
                 <w:color w:val="000000"/>
                 <w:sz w:val="21"/>
               </w:rPr>
@@ -4321,7 +4179,6 @@
             </w:pPr>
             <w:r>
               <w:rPr>
-                <w:rFonts w:ascii="Times New Roman" w:hAnsi="Times New Roman"/>
                 <w:color w:val="000000"/>
                 <w:sz w:val="21"/>
               </w:rPr>
@@ -4346,7 +4203,6 @@
             </w:pPr>
             <w:r>
               <w:rPr>
-                <w:rFonts w:ascii="Times New Roman" w:hAnsi="Times New Roman"/>
                 <w:color w:val="000000"/>
                 <w:sz w:val="21"/>
               </w:rPr>
@@ -4371,7 +4227,6 @@
             </w:pPr>
             <w:r>
               <w:rPr>
-                <w:rFonts w:ascii="Times New Roman" w:hAnsi="Times New Roman"/>
                 <w:color w:val="000000"/>
                 <w:sz w:val="21"/>
               </w:rPr>
@@ -4396,7 +4251,6 @@
             </w:pPr>
             <w:r>
               <w:rPr>
-                <w:rFonts w:ascii="Times New Roman" w:hAnsi="Times New Roman"/>
                 <w:color w:val="000000"/>
                 <w:sz w:val="21"/>
               </w:rPr>
@@ -4427,7 +4281,6 @@
             </w:pPr>
             <w:r>
               <w:rPr>
-                <w:rFonts w:ascii="Times New Roman" w:hAnsi="Times New Roman"/>
                 <w:color w:val="000000"/>
                 <w:sz w:val="21"/>
               </w:rPr>
@@ -4452,7 +4305,6 @@
             </w:pPr>
             <w:r>
               <w:rPr>
-                <w:rFonts w:ascii="Times New Roman" w:hAnsi="Times New Roman"/>
                 <w:color w:val="000000"/>
                 <w:sz w:val="21"/>
               </w:rPr>
@@ -4477,7 +4329,6 @@
             </w:pPr>
             <w:r>
               <w:rPr>
-                <w:rFonts w:ascii="Times New Roman" w:hAnsi="Times New Roman"/>
                 <w:color w:val="000000"/>
                 <w:sz w:val="21"/>
               </w:rPr>
@@ -4502,7 +4353,6 @@
             </w:pPr>
             <w:r>
               <w:rPr>
-                <w:rFonts w:ascii="Times New Roman" w:hAnsi="Times New Roman"/>
                 <w:color w:val="000000"/>
                 <w:sz w:val="21"/>
               </w:rPr>
@@ -4527,7 +4377,6 @@
             </w:pPr>
             <w:r>
               <w:rPr>
-                <w:rFonts w:ascii="Times New Roman" w:hAnsi="Times New Roman"/>
                 <w:color w:val="000000"/>
                 <w:sz w:val="21"/>
               </w:rPr>
@@ -4558,11 +4407,9 @@
             </w:pPr>
             <w:r>
               <w:rPr>
-                <w:rFonts w:ascii="Times New Roman" w:hAnsi="Times New Roman"/>
-                <w:color w:val="000000"/>
-                <w:sz w:val="21"/>
-              </w:rPr>
-              <w:lastRenderedPageBreak/>
+                <w:color w:val="000000"/>
+                <w:sz w:val="21"/>
+              </w:rPr>
               <w:t>loki</w:t>
             </w:r>
           </w:p>
@@ -4584,7 +4431,6 @@
             </w:pPr>
             <w:r>
               <w:rPr>
-                <w:rFonts w:ascii="Times New Roman" w:hAnsi="Times New Roman"/>
                 <w:color w:val="000000"/>
                 <w:sz w:val="21"/>
               </w:rPr>
@@ -4609,7 +4455,6 @@
             </w:pPr>
             <w:r>
               <w:rPr>
-                <w:rFonts w:ascii="Times New Roman" w:hAnsi="Times New Roman"/>
                 <w:color w:val="000000"/>
                 <w:sz w:val="21"/>
               </w:rPr>
@@ -4634,7 +4479,6 @@
             </w:pPr>
             <w:r>
               <w:rPr>
-                <w:rFonts w:ascii="Times New Roman" w:hAnsi="Times New Roman"/>
                 <w:color w:val="000000"/>
                 <w:sz w:val="21"/>
               </w:rPr>
@@ -4659,7 +4503,6 @@
             </w:pPr>
             <w:r>
               <w:rPr>
-                <w:rFonts w:ascii="Times New Roman" w:hAnsi="Times New Roman"/>
                 <w:color w:val="000000"/>
                 <w:sz w:val="21"/>
               </w:rPr>
@@ -4690,10 +4533,10 @@
             </w:pPr>
             <w:r>
               <w:rPr>
-                <w:rFonts w:ascii="Times New Roman" w:hAnsi="Times New Roman"/>
-                <w:color w:val="000000"/>
-                <w:sz w:val="21"/>
-              </w:rPr>
+                <w:color w:val="000000"/>
+                <w:sz w:val="21"/>
+              </w:rPr>
+              <w:lastRenderedPageBreak/>
               <w:t>promtail</w:t>
             </w:r>
           </w:p>
@@ -4715,7 +4558,6 @@
             </w:pPr>
             <w:r>
               <w:rPr>
-                <w:rFonts w:ascii="Times New Roman" w:hAnsi="Times New Roman"/>
                 <w:color w:val="000000"/>
                 <w:sz w:val="21"/>
               </w:rPr>
@@ -4740,7 +4582,6 @@
             </w:pPr>
             <w:r>
               <w:rPr>
-                <w:rFonts w:ascii="Times New Roman" w:hAnsi="Times New Roman"/>
                 <w:color w:val="000000"/>
                 <w:sz w:val="21"/>
               </w:rPr>
@@ -4765,7 +4606,6 @@
             </w:pPr>
             <w:r>
               <w:rPr>
-                <w:rFonts w:ascii="Times New Roman" w:hAnsi="Times New Roman"/>
                 <w:color w:val="000000"/>
                 <w:sz w:val="21"/>
               </w:rPr>
@@ -4790,7 +4630,6 @@
             </w:pPr>
             <w:r>
               <w:rPr>
-                <w:rFonts w:ascii="Times New Roman" w:hAnsi="Times New Roman"/>
                 <w:color w:val="000000"/>
                 <w:sz w:val="21"/>
               </w:rPr>
@@ -4812,7 +4651,6 @@
       </w:pPr>
       <w:r>
         <w:rPr>
-          <w:rFonts w:ascii="Times New Roman" w:hAnsi="Times New Roman"/>
           <w:color w:val="000000"/>
           <w:sz w:val="30"/>
         </w:rPr>
@@ -4826,7 +4664,6 @@
       </w:pPr>
       <w:r>
         <w:rPr>
-          <w:rFonts w:ascii="Times New Roman" w:hAnsi="Times New Roman"/>
           <w:b/>
           <w:color w:val="000000"/>
           <w:sz w:val="27"/>
@@ -4841,7 +4678,6 @@
       </w:pPr>
       <w:r>
         <w:rPr>
-          <w:rFonts w:ascii="Times New Roman" w:hAnsi="Times New Roman"/>
           <w:color w:val="000000"/>
           <w:sz w:val="25"/>
         </w:rPr>
@@ -4881,7 +4717,6 @@
             </w:pPr>
             <w:r>
               <w:rPr>
-                <w:rFonts w:ascii="Times New Roman" w:hAnsi="Times New Roman"/>
                 <w:i/>
                 <w:color w:val="000000"/>
                 <w:sz w:val="23"/>
@@ -4890,7 +4725,6 @@
             </w:r>
             <w:r>
               <w:rPr>
-                <w:rFonts w:ascii="Times New Roman" w:hAnsi="Times New Roman"/>
                 <w:i/>
                 <w:color w:val="000000"/>
                 <w:sz w:val="23"/>
@@ -4914,7 +4748,6 @@
       </w:pPr>
       <w:r>
         <w:rPr>
-          <w:rFonts w:ascii="Times New Roman" w:hAnsi="Times New Roman"/>
           <w:color w:val="000000"/>
           <w:sz w:val="25"/>
         </w:rPr>
@@ -4957,244 +4790,211 @@
             </w:pPr>
             <w:r>
               <w:rPr>
-                <w:rFonts w:ascii="Times New Roman" w:hAnsi="Times New Roman"/>
                 <w:color w:val="000000"/>
                 <w:sz w:val="19"/>
               </w:rPr>
               <w:t>├── (1).env / .env                  # Tệp cấu hình biến môi trường mật khẩu DB</w:t>
+            </w:r>
+            <w:r>
+              <w:rPr>
+                <w:color w:val="000000"/>
+                <w:sz w:val="19"/>
+              </w:rPr>
               <w:br/>
               <w:t>├── (1).gitignore / .gitignore      # Danh sách loại trừ tệp nhạy cảm (secrets, vendor, cache)</w:t>
+            </w:r>
+            <w:r>
+              <w:rPr>
+                <w:color w:val="000000"/>
+                <w:sz w:val="19"/>
+              </w:rPr>
               <w:br/>
               <w:t>├── docker-compose.yml              # Khởi chạy cụm Ứng dụng: WordPress, MySQL, phpMyAdmin, Nginx</w:t>
+            </w:r>
+            <w:r>
+              <w:rPr>
+                <w:color w:val="000000"/>
+                <w:sz w:val="19"/>
+              </w:rPr>
               <w:br/>
               <w:t>├── detai.md                        # Đề bài và ma trận yêu cầu chính thức từ giảng viên</w:t>
+            </w:r>
+            <w:r>
+              <w:rPr>
+                <w:color w:val="000000"/>
+                <w:sz w:val="19"/>
+              </w:rPr>
               <w:br/>
               <w:t>├── README.md                       # Tài liệu hướng dẫn triển khai hệ thống chi tiết 6 bước</w:t>
+            </w:r>
+            <w:r>
+              <w:rPr>
+                <w:color w:val="000000"/>
+                <w:sz w:val="19"/>
+              </w:rPr>
               <w:br/>
               <w:t>├── minhchung/                      # Thư mục lưu trữ 8 hình ảnh minh chứng nghiệm thu</w:t>
+            </w:r>
+            <w:r>
+              <w:rPr>
+                <w:color w:val="000000"/>
+                <w:sz w:val="19"/>
+              </w:rPr>
               <w:br/>
               <w:t>├── nginx/                          # Cấu hình Reverse Proxy Nginx &amp; Security Headers</w:t>
+            </w:r>
+            <w:r>
+              <w:rPr>
+                <w:color w:val="000000"/>
+                <w:sz w:val="19"/>
+              </w:rPr>
               <w:br/>
               <w:t>│   ├── nginx.conf                  # File cấu hình định tuyến chính và gắn Header bảo mật</w:t>
+            </w:r>
+            <w:r>
+              <w:rPr>
+                <w:color w:val="000000"/>
+                <w:sz w:val="19"/>
+              </w:rPr>
               <w:br/>
               <w:t>│   └── demo.local.conf.example     # Cấu hình mẫu SSL HTTPS tự ký cho domain demo.local</w:t>
+            </w:r>
+            <w:r>
+              <w:rPr>
+                <w:color w:val="000000"/>
+                <w:sz w:val="19"/>
+              </w:rPr>
               <w:br/>
               <w:t>├── php-config/                     # Tệp cấu hình tôi cứng PHP</w:t>
+            </w:r>
+            <w:r>
+              <w:rPr>
+                <w:color w:val="000000"/>
+                <w:sz w:val="19"/>
+              </w:rPr>
               <w:br/>
               <w:t>│   └── 99-security.ini             # Tắt hiển thị phiên bản PHP (expose_php = Off)</w:t>
+            </w:r>
+            <w:r>
+              <w:rPr>
+                <w:color w:val="000000"/>
+                <w:sz w:val="19"/>
+              </w:rPr>
               <w:br/>
               <w:t>├── wordpress-theme/news-portal/  # Mã nguồn Theme WordPress tùy biến cho đề tài</w:t>
+            </w:r>
+            <w:r>
+              <w:rPr>
+                <w:color w:val="000000"/>
+                <w:sz w:val="19"/>
+              </w:rPr>
               <w:br/>
               <w:t>│   ├── front-page.php              # Giao diện trang chủ cập nhật tin tức</w:t>
+            </w:r>
+            <w:r>
+              <w:rPr>
+                <w:color w:val="000000"/>
+                <w:sz w:val="19"/>
+              </w:rPr>
               <w:br/>
-              <w:t>│   ├── archive-news_product.php    # Trang danh mục bài viết (Custom Post Type)</w:t>
+              <w:t>│   ├── archive-news_article.php    # Trang danh mục bài viết (Custom Post Type)</w:t>
+            </w:r>
+            <w:r>
+              <w:rPr>
+                <w:color w:val="000000"/>
+                <w:sz w:val="19"/>
+              </w:rPr>
               <w:br/>
-              <w:t>│   ├── single-news_product.php     # Trang chi tiết bài viết và thông số kỹ thuật</w:t>
+              <w:t>│   ├── single-news_article.php     # Trang chi tiết bài viết và thông số kỹ thuật</w:t>
+            </w:r>
+            <w:r>
+              <w:rPr>
+                <w:color w:val="000000"/>
+                <w:sz w:val="19"/>
+              </w:rPr>
               <w:br/>
-              <w:t>│   ├── functions.php               # Đăng ký CPT news_product, custom tables, REST API</w:t>
+              <w:t>│   ├── functions.php               # Đăng ký CPT news_article, custom tables, REST API</w:t>
+            </w:r>
+            <w:r>
+              <w:rPr>
+                <w:color w:val="000000"/>
+                <w:sz w:val="19"/>
+              </w:rPr>
               <w:br/>
               <w:t>│   └── assets/css/theme.css        # Bảng kiểu dáng hiện đại (Minimalist &amp; Responsive)</w:t>
+            </w:r>
+            <w:r>
+              <w:rPr>
+                <w:color w:val="000000"/>
+                <w:sz w:val="19"/>
+              </w:rPr>
               <w:br/>
               <w:t>├── monitoring/                     # Khối giám sát chỉ số tài nguyên</w:t>
+            </w:r>
+            <w:r>
+              <w:rPr>
+                <w:color w:val="000000"/>
+                <w:sz w:val="19"/>
+              </w:rPr>
               <w:br/>
               <w:t>│   ├── compose.yml                 # Docker Compose cho Prometheus, cAdvisor, Exporters, Grafana</w:t>
+            </w:r>
+            <w:r>
+              <w:rPr>
+                <w:color w:val="000000"/>
+                <w:sz w:val="19"/>
+              </w:rPr>
               <w:br/>
               <w:t>│   ├── prometheus.yml              # Cấu hình Scrape interval 15s và danh sách target</w:t>
+            </w:r>
+            <w:r>
+              <w:rPr>
+                <w:color w:val="000000"/>
+                <w:sz w:val="19"/>
+              </w:rPr>
               <w:br/>
               <w:t>│   ├── mysql-exporter.cnf          # Thông tin đăng nhập an toàn cho MySQL Exporter</w:t>
+            </w:r>
+            <w:r>
+              <w:rPr>
+                <w:color w:val="000000"/>
+                <w:sz w:val="19"/>
+              </w:rPr>
               <w:br/>
               <w:t>│   └── blackbox.yml                # Cấu hình HTTP 2xx module probe website</w:t>
+            </w:r>
+            <w:r>
+              <w:rPr>
+                <w:color w:val="000000"/>
+                <w:sz w:val="19"/>
+              </w:rPr>
               <w:br/>
               <w:t>└── logging/                        # Khối thu thập nhật ký tập trung</w:t>
+            </w:r>
+            <w:r>
+              <w:rPr>
+                <w:color w:val="000000"/>
+                <w:sz w:val="19"/>
+              </w:rPr>
               <w:br/>
               <w:t xml:space="preserve">    ├── compose.yml                 # Docker Compose cho cụm PLG (Loki &amp; Promtail)</w:t>
+            </w:r>
+            <w:r>
+              <w:rPr>
+                <w:color w:val="000000"/>
+                <w:sz w:val="19"/>
+              </w:rPr>
               <w:br/>
               <w:t xml:space="preserve">    ├── loki-config.yml             # Cấu hình lưu trữ TSDB v13, filesystem chunks</w:t>
+            </w:r>
+            <w:r>
+              <w:rPr>
+                <w:color w:val="000000"/>
+                <w:sz w:val="19"/>
+              </w:rPr>
               <w:br/>
               <w:t xml:space="preserve">    └── promtail-config.yml         # Cấu hình Docker Service Discovery qua Docker Socket</w:t>
             </w:r>
-            <w:r>
-              <w:rPr>
-                <w:rFonts w:ascii="Times New Roman" w:hAnsi="Times New Roman"/>
-                <w:color w:val="000000"/>
-                <w:sz w:val="19"/>
-              </w:rPr>
-            </w:r>
-            <w:r>
-              <w:rPr>
-                <w:rFonts w:ascii="Times New Roman" w:hAnsi="Times New Roman"/>
-                <w:color w:val="000000"/>
-                <w:sz w:val="19"/>
-              </w:rPr>
-            </w:r>
-            <w:r>
-              <w:rPr>
-                <w:rFonts w:ascii="Times New Roman" w:hAnsi="Times New Roman"/>
-                <w:color w:val="000000"/>
-                <w:sz w:val="19"/>
-              </w:rPr>
-            </w:r>
-            <w:r>
-              <w:rPr>
-                <w:rFonts w:ascii="Times New Roman" w:hAnsi="Times New Roman"/>
-                <w:color w:val="000000"/>
-                <w:sz w:val="19"/>
-              </w:rPr>
-            </w:r>
-            <w:r>
-              <w:rPr>
-                <w:rFonts w:ascii="Times New Roman" w:hAnsi="Times New Roman"/>
-                <w:color w:val="000000"/>
-                <w:sz w:val="19"/>
-              </w:rPr>
-            </w:r>
-            <w:r>
-              <w:rPr>
-                <w:rFonts w:ascii="Times New Roman" w:hAnsi="Times New Roman"/>
-                <w:color w:val="000000"/>
-                <w:sz w:val="19"/>
-              </w:rPr>
-            </w:r>
-            <w:r>
-              <w:rPr>
-                <w:rFonts w:ascii="Times New Roman" w:hAnsi="Times New Roman"/>
-                <w:color w:val="000000"/>
-                <w:sz w:val="19"/>
-              </w:rPr>
-            </w:r>
-            <w:r>
-              <w:rPr>
-                <w:rFonts w:ascii="Times New Roman" w:hAnsi="Times New Roman"/>
-                <w:color w:val="000000"/>
-                <w:sz w:val="19"/>
-              </w:rPr>
-            </w:r>
-            <w:r>
-              <w:rPr>
-                <w:rFonts w:ascii="Times New Roman" w:hAnsi="Times New Roman"/>
-                <w:color w:val="000000"/>
-                <w:sz w:val="19"/>
-              </w:rPr>
-            </w:r>
-            <w:r>
-              <w:rPr>
-                <w:rFonts w:ascii="Times New Roman" w:hAnsi="Times New Roman"/>
-                <w:color w:val="000000"/>
-                <w:sz w:val="19"/>
-              </w:rPr>
-            </w:r>
-            <w:r>
-              <w:rPr>
-                <w:rFonts w:ascii="Times New Roman" w:hAnsi="Times New Roman"/>
-                <w:color w:val="000000"/>
-                <w:sz w:val="19"/>
-              </w:rPr>
-            </w:r>
-            <w:r>
-              <w:rPr>
-                <w:rFonts w:ascii="Times New Roman" w:hAnsi="Times New Roman"/>
-                <w:color w:val="000000"/>
-                <w:sz w:val="19"/>
-              </w:rPr>
-            </w:r>
-            <w:r>
-              <w:rPr>
-                <w:rFonts w:ascii="Times New Roman" w:hAnsi="Times New Roman"/>
-                <w:color w:val="000000"/>
-                <w:sz w:val="19"/>
-              </w:rPr>
-            </w:r>
-            <w:r>
-              <w:rPr>
-                <w:rFonts w:ascii="Times New Roman" w:hAnsi="Times New Roman"/>
-                <w:color w:val="000000"/>
-                <w:sz w:val="19"/>
-              </w:rPr>
-            </w:r>
-            <w:r>
-              <w:rPr>
-                <w:rFonts w:ascii="Times New Roman" w:hAnsi="Times New Roman"/>
-                <w:color w:val="000000"/>
-                <w:sz w:val="19"/>
-              </w:rPr>
-            </w:r>
-            <w:r>
-              <w:rPr>
-                <w:rFonts w:ascii="Times New Roman" w:hAnsi="Times New Roman"/>
-                <w:color w:val="000000"/>
-                <w:sz w:val="19"/>
-              </w:rPr>
-            </w:r>
-            <w:r>
-              <w:rPr>
-                <w:rFonts w:ascii="Times New Roman" w:hAnsi="Times New Roman"/>
-                <w:color w:val="000000"/>
-                <w:sz w:val="19"/>
-              </w:rPr>
-            </w:r>
-            <w:r>
-              <w:rPr>
-                <w:rFonts w:ascii="Times New Roman" w:hAnsi="Times New Roman"/>
-                <w:color w:val="000000"/>
-                <w:sz w:val="19"/>
-              </w:rPr>
-            </w:r>
-            <w:r>
-              <w:rPr>
-                <w:rFonts w:ascii="Times New Roman" w:hAnsi="Times New Roman"/>
-                <w:color w:val="000000"/>
-                <w:sz w:val="19"/>
-              </w:rPr>
-            </w:r>
-            <w:r>
-              <w:rPr>
-                <w:rFonts w:ascii="Times New Roman" w:hAnsi="Times New Roman"/>
-                <w:color w:val="000000"/>
-                <w:sz w:val="19"/>
-              </w:rPr>
-            </w:r>
-            <w:r>
-              <w:rPr>
-                <w:rFonts w:ascii="Times New Roman" w:hAnsi="Times New Roman"/>
-                <w:color w:val="000000"/>
-                <w:sz w:val="19"/>
-              </w:rPr>
-            </w:r>
-            <w:r>
-              <w:rPr>
-                <w:rFonts w:ascii="Times New Roman" w:hAnsi="Times New Roman"/>
-                <w:color w:val="000000"/>
-                <w:sz w:val="19"/>
-              </w:rPr>
-            </w:r>
-            <w:r>
-              <w:rPr>
-                <w:rFonts w:ascii="Times New Roman" w:hAnsi="Times New Roman"/>
-                <w:color w:val="000000"/>
-                <w:sz w:val="19"/>
-              </w:rPr>
-            </w:r>
-            <w:r>
-              <w:rPr>
-                <w:rFonts w:ascii="Times New Roman" w:hAnsi="Times New Roman"/>
-                <w:color w:val="000000"/>
-                <w:sz w:val="19"/>
-              </w:rPr>
-            </w:r>
-            <w:r>
-              <w:rPr>
-                <w:rFonts w:ascii="Times New Roman" w:hAnsi="Times New Roman"/>
-                <w:color w:val="000000"/>
-                <w:sz w:val="19"/>
-              </w:rPr>
-            </w:r>
-            <w:r>
-              <w:rPr>
-                <w:rFonts w:ascii="Times New Roman" w:hAnsi="Times New Roman"/>
-                <w:color w:val="000000"/>
-                <w:sz w:val="19"/>
-              </w:rPr>
-            </w:r>
           </w:p>
         </w:tc>
       </w:tr>
@@ -5211,7 +5011,6 @@
       </w:pPr>
       <w:r>
         <w:rPr>
-          <w:rFonts w:ascii="Times New Roman" w:hAnsi="Times New Roman"/>
           <w:color w:val="000000"/>
           <w:sz w:val="25"/>
         </w:rPr>
@@ -5226,10 +5025,10 @@
       </w:pPr>
       <w:r>
         <w:rPr>
-          <w:rFonts w:ascii="Times New Roman" w:hAnsi="Times New Roman"/>
           <w:noProof/>
           <w:color w:val="000000"/>
         </w:rPr>
+        <w:lastRenderedPageBreak/>
         <w:drawing>
           <wp:inline distT="0" distB="0" distL="0" distR="0" wp14:anchorId="2064D3BA" wp14:editId="571B3B65">
             <wp:extent cx="5486400" cy="2942863"/>
@@ -5246,7 +5045,7 @@
                     <pic:cNvPicPr/>
                   </pic:nvPicPr>
                   <pic:blipFill>
-                    <a:blip r:embed="rId11"/>
+                    <a:blip r:embed="rId10"/>
                     <a:stretch>
                       <a:fillRect/>
                     </a:stretch>
@@ -5274,7 +5073,6 @@
       </w:pPr>
       <w:r>
         <w:rPr>
-          <w:rFonts w:ascii="Times New Roman" w:hAnsi="Times New Roman"/>
           <w:i/>
           <w:color w:val="000000"/>
           <w:sz w:val="21"/>
@@ -5289,7 +5087,6 @@
       </w:pPr>
       <w:r>
         <w:rPr>
-          <w:rFonts w:ascii="Times New Roman" w:hAnsi="Times New Roman"/>
           <w:b/>
           <w:color w:val="000000"/>
           <w:sz w:val="27"/>
@@ -5304,7 +5101,6 @@
       </w:pPr>
       <w:r>
         <w:rPr>
-          <w:rFonts w:ascii="Times New Roman" w:hAnsi="Times New Roman"/>
           <w:color w:val="000000"/>
           <w:sz w:val="25"/>
         </w:rPr>
@@ -5350,7 +5146,6 @@
             </w:pPr>
             <w:r>
               <w:rPr>
-                <w:rFonts w:ascii="Times New Roman" w:hAnsi="Times New Roman"/>
                 <w:b/>
                 <w:color w:val="000000"/>
                 <w:sz w:val="22"/>
@@ -5377,7 +5172,6 @@
             </w:pPr>
             <w:r>
               <w:rPr>
-                <w:rFonts w:ascii="Times New Roman" w:hAnsi="Times New Roman"/>
                 <w:b/>
                 <w:color w:val="000000"/>
                 <w:sz w:val="22"/>
@@ -5404,7 +5198,6 @@
             </w:pPr>
             <w:r>
               <w:rPr>
-                <w:rFonts w:ascii="Times New Roman" w:hAnsi="Times New Roman"/>
                 <w:b/>
                 <w:color w:val="000000"/>
                 <w:sz w:val="22"/>
@@ -5431,7 +5224,6 @@
             </w:pPr>
             <w:r>
               <w:rPr>
-                <w:rFonts w:ascii="Times New Roman" w:hAnsi="Times New Roman"/>
                 <w:b/>
                 <w:color w:val="000000"/>
                 <w:sz w:val="22"/>
@@ -5463,7 +5255,6 @@
             </w:pPr>
             <w:r>
               <w:rPr>
-                <w:rFonts w:ascii="Times New Roman" w:hAnsi="Times New Roman"/>
                 <w:color w:val="000000"/>
                 <w:sz w:val="21"/>
               </w:rPr>
@@ -5488,7 +5279,6 @@
             </w:pPr>
             <w:r>
               <w:rPr>
-                <w:rFonts w:ascii="Times New Roman" w:hAnsi="Times New Roman"/>
                 <w:color w:val="000000"/>
                 <w:sz w:val="21"/>
               </w:rPr>
@@ -5516,7 +5306,6 @@
             </w:pPr>
             <w:r>
               <w:rPr>
-                <w:rFonts w:ascii="Times New Roman" w:hAnsi="Times New Roman"/>
                 <w:color w:val="000000"/>
                 <w:sz w:val="21"/>
                 <w:lang w:val="fr-FR"/>
@@ -5545,7 +5334,6 @@
             </w:pPr>
             <w:r>
               <w:rPr>
-                <w:rFonts w:ascii="Times New Roman" w:hAnsi="Times New Roman"/>
                 <w:color w:val="000000"/>
                 <w:sz w:val="21"/>
                 <w:lang w:val="fr-FR"/>
@@ -5576,7 +5364,6 @@
             </w:pPr>
             <w:r>
               <w:rPr>
-                <w:rFonts w:ascii="Times New Roman" w:hAnsi="Times New Roman"/>
                 <w:color w:val="000000"/>
                 <w:sz w:val="21"/>
               </w:rPr>
@@ -5601,7 +5388,6 @@
             </w:pPr>
             <w:r>
               <w:rPr>
-                <w:rFonts w:ascii="Times New Roman" w:hAnsi="Times New Roman"/>
                 <w:color w:val="000000"/>
                 <w:sz w:val="21"/>
               </w:rPr>
@@ -5626,7 +5412,6 @@
             </w:pPr>
             <w:r>
               <w:rPr>
-                <w:rFonts w:ascii="Times New Roman" w:hAnsi="Times New Roman"/>
                 <w:color w:val="000000"/>
                 <w:sz w:val="21"/>
               </w:rPr>
@@ -5651,7 +5436,6 @@
             </w:pPr>
             <w:r>
               <w:rPr>
-                <w:rFonts w:ascii="Times New Roman" w:hAnsi="Times New Roman"/>
                 <w:color w:val="000000"/>
                 <w:sz w:val="21"/>
               </w:rPr>
@@ -5682,7 +5466,6 @@
             </w:pPr>
             <w:r>
               <w:rPr>
-                <w:rFonts w:ascii="Times New Roman" w:hAnsi="Times New Roman"/>
                 <w:color w:val="000000"/>
                 <w:sz w:val="21"/>
               </w:rPr>
@@ -5707,7 +5490,6 @@
             </w:pPr>
             <w:r>
               <w:rPr>
-                <w:rFonts w:ascii="Times New Roman" w:hAnsi="Times New Roman"/>
                 <w:color w:val="000000"/>
                 <w:sz w:val="21"/>
               </w:rPr>
@@ -5732,7 +5514,6 @@
             </w:pPr>
             <w:r>
               <w:rPr>
-                <w:rFonts w:ascii="Times New Roman" w:hAnsi="Times New Roman"/>
                 <w:color w:val="000000"/>
                 <w:sz w:val="21"/>
               </w:rPr>
@@ -5757,7 +5538,6 @@
             </w:pPr>
             <w:r>
               <w:rPr>
-                <w:rFonts w:ascii="Times New Roman" w:hAnsi="Times New Roman"/>
                 <w:color w:val="000000"/>
                 <w:sz w:val="21"/>
               </w:rPr>
@@ -5788,11 +5568,9 @@
             </w:pPr>
             <w:r>
               <w:rPr>
-                <w:rFonts w:ascii="Times New Roman" w:hAnsi="Times New Roman"/>
-                <w:color w:val="000000"/>
-                <w:sz w:val="21"/>
-              </w:rPr>
-              <w:lastRenderedPageBreak/>
+                <w:color w:val="000000"/>
+                <w:sz w:val="21"/>
+              </w:rPr>
               <w:t>Mốc 2 (Proxy)</w:t>
             </w:r>
           </w:p>
@@ -5814,7 +5592,6 @@
             </w:pPr>
             <w:r>
               <w:rPr>
-                <w:rFonts w:ascii="Times New Roman" w:hAnsi="Times New Roman"/>
                 <w:color w:val="000000"/>
                 <w:sz w:val="21"/>
               </w:rPr>
@@ -5839,7 +5616,6 @@
             </w:pPr>
             <w:r>
               <w:rPr>
-                <w:rFonts w:ascii="Times New Roman" w:hAnsi="Times New Roman"/>
                 <w:color w:val="000000"/>
                 <w:sz w:val="21"/>
               </w:rPr>
@@ -5864,7 +5640,6 @@
             </w:pPr>
             <w:r>
               <w:rPr>
-                <w:rFonts w:ascii="Times New Roman" w:hAnsi="Times New Roman"/>
                 <w:color w:val="000000"/>
                 <w:sz w:val="21"/>
               </w:rPr>
@@ -5895,7 +5670,6 @@
             </w:pPr>
             <w:r>
               <w:rPr>
-                <w:rFonts w:ascii="Times New Roman" w:hAnsi="Times New Roman"/>
                 <w:color w:val="000000"/>
                 <w:sz w:val="21"/>
               </w:rPr>
@@ -5920,7 +5694,6 @@
             </w:pPr>
             <w:r>
               <w:rPr>
-                <w:rFonts w:ascii="Times New Roman" w:hAnsi="Times New Roman"/>
                 <w:color w:val="000000"/>
                 <w:sz w:val="21"/>
               </w:rPr>
@@ -5945,7 +5718,6 @@
             </w:pPr>
             <w:r>
               <w:rPr>
-                <w:rFonts w:ascii="Times New Roman" w:hAnsi="Times New Roman"/>
                 <w:color w:val="000000"/>
                 <w:sz w:val="21"/>
               </w:rPr>
@@ -5970,7 +5742,6 @@
             </w:pPr>
             <w:r>
               <w:rPr>
-                <w:rFonts w:ascii="Times New Roman" w:hAnsi="Times New Roman"/>
                 <w:color w:val="000000"/>
                 <w:sz w:val="21"/>
               </w:rPr>
@@ -6001,7 +5772,6 @@
             </w:pPr>
             <w:r>
               <w:rPr>
-                <w:rFonts w:ascii="Times New Roman" w:hAnsi="Times New Roman"/>
                 <w:color w:val="000000"/>
                 <w:sz w:val="21"/>
               </w:rPr>
@@ -6026,7 +5796,6 @@
             </w:pPr>
             <w:r>
               <w:rPr>
-                <w:rFonts w:ascii="Times New Roman" w:hAnsi="Times New Roman"/>
                 <w:color w:val="000000"/>
                 <w:sz w:val="21"/>
               </w:rPr>
@@ -6051,7 +5820,6 @@
             </w:pPr>
             <w:r>
               <w:rPr>
-                <w:rFonts w:ascii="Times New Roman" w:hAnsi="Times New Roman"/>
                 <w:color w:val="000000"/>
                 <w:sz w:val="21"/>
               </w:rPr>
@@ -6076,7 +5844,6 @@
             </w:pPr>
             <w:r>
               <w:rPr>
-                <w:rFonts w:ascii="Times New Roman" w:hAnsi="Times New Roman"/>
                 <w:color w:val="000000"/>
                 <w:sz w:val="21"/>
               </w:rPr>
@@ -6106,10 +5873,10 @@
             </w:pPr>
             <w:r>
               <w:rPr>
-                <w:rFonts w:ascii="Times New Roman" w:hAnsi="Times New Roman"/>
-                <w:color w:val="000000"/>
-                <w:sz w:val="21"/>
-              </w:rPr>
+                <w:color w:val="000000"/>
+                <w:sz w:val="21"/>
+              </w:rPr>
+              <w:lastRenderedPageBreak/>
               <w:t>Kiểm thử an ninh</w:t>
             </w:r>
           </w:p>
@@ -6131,7 +5898,6 @@
             </w:pPr>
             <w:r>
               <w:rPr>
-                <w:rFonts w:ascii="Times New Roman" w:hAnsi="Times New Roman"/>
                 <w:color w:val="000000"/>
                 <w:sz w:val="21"/>
               </w:rPr>
@@ -6156,7 +5922,6 @@
             </w:pPr>
             <w:r>
               <w:rPr>
-                <w:rFonts w:ascii="Times New Roman" w:hAnsi="Times New Roman"/>
                 <w:color w:val="000000"/>
                 <w:sz w:val="21"/>
               </w:rPr>
@@ -6181,7 +5946,6 @@
             </w:pPr>
             <w:r>
               <w:rPr>
-                <w:rFonts w:ascii="Times New Roman" w:hAnsi="Times New Roman"/>
                 <w:color w:val="000000"/>
                 <w:sz w:val="21"/>
               </w:rPr>
@@ -6212,7 +5976,6 @@
             </w:pPr>
             <w:r>
               <w:rPr>
-                <w:rFonts w:ascii="Times New Roman" w:hAnsi="Times New Roman"/>
                 <w:color w:val="000000"/>
                 <w:sz w:val="21"/>
               </w:rPr>
@@ -6237,7 +6000,6 @@
             </w:pPr>
             <w:r>
               <w:rPr>
-                <w:rFonts w:ascii="Times New Roman" w:hAnsi="Times New Roman"/>
                 <w:color w:val="000000"/>
                 <w:sz w:val="21"/>
               </w:rPr>
@@ -6262,7 +6024,6 @@
             </w:pPr>
             <w:r>
               <w:rPr>
-                <w:rFonts w:ascii="Times New Roman" w:hAnsi="Times New Roman"/>
                 <w:color w:val="000000"/>
                 <w:sz w:val="21"/>
               </w:rPr>
@@ -6287,7 +6048,6 @@
             </w:pPr>
             <w:r>
               <w:rPr>
-                <w:rFonts w:ascii="Times New Roman" w:hAnsi="Times New Roman"/>
                 <w:color w:val="000000"/>
                 <w:sz w:val="21"/>
               </w:rPr>
@@ -6317,7 +6077,6 @@
             </w:pPr>
             <w:r>
               <w:rPr>
-                <w:rFonts w:ascii="Times New Roman" w:hAnsi="Times New Roman"/>
                 <w:color w:val="000000"/>
                 <w:sz w:val="21"/>
               </w:rPr>
@@ -6342,7 +6101,6 @@
             </w:pPr>
             <w:r>
               <w:rPr>
-                <w:rFonts w:ascii="Times New Roman" w:hAnsi="Times New Roman"/>
                 <w:color w:val="000000"/>
                 <w:sz w:val="21"/>
               </w:rPr>
@@ -6367,7 +6125,6 @@
             </w:pPr>
             <w:r>
               <w:rPr>
-                <w:rFonts w:ascii="Times New Roman" w:hAnsi="Times New Roman"/>
                 <w:color w:val="000000"/>
                 <w:sz w:val="21"/>
               </w:rPr>
@@ -6392,7 +6149,6 @@
             </w:pPr>
             <w:r>
               <w:rPr>
-                <w:rFonts w:ascii="Times New Roman" w:hAnsi="Times New Roman"/>
                 <w:color w:val="000000"/>
                 <w:sz w:val="21"/>
               </w:rPr>
@@ -6422,7 +6178,6 @@
             </w:pPr>
             <w:r>
               <w:rPr>
-                <w:rFonts w:ascii="Times New Roman" w:hAnsi="Times New Roman"/>
                 <w:color w:val="000000"/>
                 <w:sz w:val="21"/>
               </w:rPr>
@@ -6447,7 +6202,6 @@
             </w:pPr>
             <w:r>
               <w:rPr>
-                <w:rFonts w:ascii="Times New Roman" w:hAnsi="Times New Roman"/>
                 <w:color w:val="000000"/>
                 <w:sz w:val="21"/>
               </w:rPr>
@@ -6472,7 +6226,6 @@
             </w:pPr>
             <w:r>
               <w:rPr>
-                <w:rFonts w:ascii="Times New Roman" w:hAnsi="Times New Roman"/>
                 <w:color w:val="000000"/>
                 <w:sz w:val="21"/>
               </w:rPr>
@@ -6497,7 +6250,6 @@
             </w:pPr>
             <w:r>
               <w:rPr>
-                <w:rFonts w:ascii="Times New Roman" w:hAnsi="Times New Roman"/>
                 <w:color w:val="000000"/>
                 <w:sz w:val="21"/>
               </w:rPr>
@@ -6527,7 +6279,6 @@
             </w:pPr>
             <w:r>
               <w:rPr>
-                <w:rFonts w:ascii="Times New Roman" w:hAnsi="Times New Roman"/>
                 <w:color w:val="000000"/>
                 <w:sz w:val="21"/>
               </w:rPr>
@@ -6552,7 +6303,6 @@
             </w:pPr>
             <w:r>
               <w:rPr>
-                <w:rFonts w:ascii="Times New Roman" w:hAnsi="Times New Roman"/>
                 <w:color w:val="000000"/>
                 <w:sz w:val="21"/>
               </w:rPr>
@@ -6577,7 +6327,6 @@
             </w:pPr>
             <w:r>
               <w:rPr>
-                <w:rFonts w:ascii="Times New Roman" w:hAnsi="Times New Roman"/>
                 <w:color w:val="000000"/>
                 <w:sz w:val="21"/>
               </w:rPr>
@@ -6602,7 +6351,6 @@
             </w:pPr>
             <w:r>
               <w:rPr>
-                <w:rFonts w:ascii="Times New Roman" w:hAnsi="Times New Roman"/>
                 <w:color w:val="000000"/>
                 <w:sz w:val="21"/>
               </w:rPr>
@@ -6632,7 +6380,6 @@
             </w:pPr>
             <w:r>
               <w:rPr>
-                <w:rFonts w:ascii="Times New Roman" w:hAnsi="Times New Roman"/>
                 <w:color w:val="000000"/>
                 <w:sz w:val="21"/>
               </w:rPr>
@@ -6657,7 +6404,6 @@
             </w:pPr>
             <w:r>
               <w:rPr>
-                <w:rFonts w:ascii="Times New Roman" w:hAnsi="Times New Roman"/>
                 <w:color w:val="000000"/>
                 <w:sz w:val="21"/>
               </w:rPr>
@@ -6682,7 +6428,6 @@
             </w:pPr>
             <w:r>
               <w:rPr>
-                <w:rFonts w:ascii="Times New Roman" w:hAnsi="Times New Roman"/>
                 <w:color w:val="000000"/>
                 <w:sz w:val="21"/>
               </w:rPr>
@@ -6707,7 +6452,6 @@
             </w:pPr>
             <w:r>
               <w:rPr>
-                <w:rFonts w:ascii="Times New Roman" w:hAnsi="Times New Roman"/>
                 <w:color w:val="000000"/>
                 <w:sz w:val="21"/>
               </w:rPr>
@@ -6737,7 +6481,6 @@
             </w:pPr>
             <w:r>
               <w:rPr>
-                <w:rFonts w:ascii="Times New Roman" w:hAnsi="Times New Roman"/>
                 <w:color w:val="000000"/>
                 <w:sz w:val="21"/>
               </w:rPr>
@@ -6762,7 +6505,6 @@
             </w:pPr>
             <w:r>
               <w:rPr>
-                <w:rFonts w:ascii="Times New Roman" w:hAnsi="Times New Roman"/>
                 <w:color w:val="000000"/>
                 <w:sz w:val="21"/>
               </w:rPr>
@@ -6787,7 +6529,6 @@
             </w:pPr>
             <w:r>
               <w:rPr>
-                <w:rFonts w:ascii="Times New Roman" w:hAnsi="Times New Roman"/>
                 <w:color w:val="000000"/>
                 <w:sz w:val="21"/>
               </w:rPr>
@@ -6812,7 +6553,6 @@
             </w:pPr>
             <w:r>
               <w:rPr>
-                <w:rFonts w:ascii="Times New Roman" w:hAnsi="Times New Roman"/>
                 <w:color w:val="000000"/>
                 <w:sz w:val="21"/>
               </w:rPr>
@@ -6842,7 +6582,6 @@
             </w:pPr>
             <w:r>
               <w:rPr>
-                <w:rFonts w:ascii="Times New Roman" w:hAnsi="Times New Roman"/>
                 <w:color w:val="000000"/>
                 <w:sz w:val="21"/>
               </w:rPr>
@@ -6867,7 +6606,6 @@
             </w:pPr>
             <w:r>
               <w:rPr>
-                <w:rFonts w:ascii="Times New Roman" w:hAnsi="Times New Roman"/>
                 <w:color w:val="000000"/>
                 <w:sz w:val="21"/>
               </w:rPr>
@@ -6892,7 +6630,6 @@
             </w:pPr>
             <w:r>
               <w:rPr>
-                <w:rFonts w:ascii="Times New Roman" w:hAnsi="Times New Roman"/>
                 <w:color w:val="000000"/>
                 <w:sz w:val="21"/>
               </w:rPr>
@@ -6917,7 +6654,6 @@
             </w:pPr>
             <w:r>
               <w:rPr>
-                <w:rFonts w:ascii="Times New Roman" w:hAnsi="Times New Roman"/>
                 <w:color w:val="000000"/>
                 <w:sz w:val="21"/>
               </w:rPr>
@@ -6947,7 +6683,6 @@
             </w:pPr>
             <w:r>
               <w:rPr>
-                <w:rFonts w:ascii="Times New Roman" w:hAnsi="Times New Roman"/>
                 <w:color w:val="000000"/>
                 <w:sz w:val="21"/>
               </w:rPr>
@@ -6972,7 +6707,6 @@
             </w:pPr>
             <w:r>
               <w:rPr>
-                <w:rFonts w:ascii="Times New Roman" w:hAnsi="Times New Roman"/>
                 <w:color w:val="000000"/>
                 <w:sz w:val="21"/>
               </w:rPr>
@@ -6997,7 +6731,6 @@
             </w:pPr>
             <w:r>
               <w:rPr>
-                <w:rFonts w:ascii="Times New Roman" w:hAnsi="Times New Roman"/>
                 <w:color w:val="000000"/>
                 <w:sz w:val="21"/>
               </w:rPr>
@@ -7022,7 +6755,6 @@
             </w:pPr>
             <w:r>
               <w:rPr>
-                <w:rFonts w:ascii="Times New Roman" w:hAnsi="Times New Roman"/>
                 <w:color w:val="000000"/>
                 <w:sz w:val="21"/>
               </w:rPr>
@@ -7044,7 +6776,6 @@
       </w:pPr>
       <w:r>
         <w:rPr>
-          <w:rFonts w:ascii="Times New Roman" w:hAnsi="Times New Roman"/>
           <w:b/>
           <w:color w:val="000000"/>
           <w:sz w:val="27"/>
@@ -7059,7 +6790,6 @@
       </w:pPr>
       <w:r>
         <w:rPr>
-          <w:rFonts w:ascii="Times New Roman" w:hAnsi="Times New Roman"/>
           <w:color w:val="000000"/>
           <w:sz w:val="25"/>
         </w:rPr>
@@ -7102,16 +6832,13 @@
             </w:pPr>
             <w:r>
               <w:rPr>
-                <w:rFonts w:ascii="Times New Roman" w:hAnsi="Times New Roman"/>
                 <w:color w:val="000000"/>
                 <w:sz w:val="19"/>
               </w:rPr>
-              <w:lastRenderedPageBreak/>
               <w:t># Bước 1: Chuẩn bị tệp biến môi trường bảo mật</w:t>
             </w:r>
             <w:r>
               <w:rPr>
-                <w:rFonts w:ascii="Times New Roman" w:hAnsi="Times New Roman"/>
                 <w:color w:val="000000"/>
                 <w:sz w:val="19"/>
               </w:rPr>
@@ -7120,7 +6847,6 @@
             </w:r>
             <w:r>
               <w:rPr>
-                <w:rFonts w:ascii="Times New Roman" w:hAnsi="Times New Roman"/>
                 <w:color w:val="000000"/>
                 <w:sz w:val="19"/>
               </w:rPr>
@@ -7128,7 +6854,6 @@
             </w:r>
             <w:r>
               <w:rPr>
-                <w:rFonts w:ascii="Times New Roman" w:hAnsi="Times New Roman"/>
                 <w:color w:val="000000"/>
                 <w:sz w:val="19"/>
               </w:rPr>
@@ -7137,7 +6862,6 @@
             </w:r>
             <w:r>
               <w:rPr>
-                <w:rFonts w:ascii="Times New Roman" w:hAnsi="Times New Roman"/>
                 <w:color w:val="000000"/>
                 <w:sz w:val="19"/>
               </w:rPr>
@@ -7146,7 +6870,6 @@
             </w:r>
             <w:r>
               <w:rPr>
-                <w:rFonts w:ascii="Times New Roman" w:hAnsi="Times New Roman"/>
                 <w:color w:val="000000"/>
                 <w:sz w:val="19"/>
               </w:rPr>
@@ -7154,7 +6877,6 @@
             </w:r>
             <w:r>
               <w:rPr>
-                <w:rFonts w:ascii="Times New Roman" w:hAnsi="Times New Roman"/>
                 <w:color w:val="000000"/>
                 <w:sz w:val="19"/>
               </w:rPr>
@@ -7163,7 +6885,6 @@
             </w:r>
             <w:r>
               <w:rPr>
-                <w:rFonts w:ascii="Times New Roman" w:hAnsi="Times New Roman"/>
                 <w:color w:val="000000"/>
                 <w:sz w:val="19"/>
               </w:rPr>
@@ -7172,7 +6893,6 @@
             </w:r>
             <w:r>
               <w:rPr>
-                <w:rFonts w:ascii="Times New Roman" w:hAnsi="Times New Roman"/>
                 <w:color w:val="000000"/>
                 <w:sz w:val="19"/>
               </w:rPr>
@@ -7180,7 +6900,6 @@
             </w:r>
             <w:r>
               <w:rPr>
-                <w:rFonts w:ascii="Times New Roman" w:hAnsi="Times New Roman"/>
                 <w:color w:val="000000"/>
                 <w:sz w:val="19"/>
               </w:rPr>
@@ -7189,7 +6908,6 @@
             </w:r>
             <w:r>
               <w:rPr>
-                <w:rFonts w:ascii="Times New Roman" w:hAnsi="Times New Roman"/>
                 <w:color w:val="000000"/>
                 <w:sz w:val="19"/>
               </w:rPr>
@@ -7198,7 +6916,6 @@
             </w:r>
             <w:r>
               <w:rPr>
-                <w:rFonts w:ascii="Times New Roman" w:hAnsi="Times New Roman"/>
                 <w:color w:val="000000"/>
                 <w:sz w:val="19"/>
               </w:rPr>
@@ -7206,7 +6923,6 @@
             </w:r>
             <w:r>
               <w:rPr>
-                <w:rFonts w:ascii="Times New Roman" w:hAnsi="Times New Roman"/>
                 <w:color w:val="000000"/>
                 <w:sz w:val="19"/>
               </w:rPr>
@@ -7215,7 +6931,6 @@
             </w:r>
             <w:r>
               <w:rPr>
-                <w:rFonts w:ascii="Times New Roman" w:hAnsi="Times New Roman"/>
                 <w:color w:val="000000"/>
                 <w:sz w:val="19"/>
               </w:rPr>
@@ -7224,7 +6939,6 @@
             </w:r>
             <w:r>
               <w:rPr>
-                <w:rFonts w:ascii="Times New Roman" w:hAnsi="Times New Roman"/>
                 <w:color w:val="000000"/>
                 <w:sz w:val="19"/>
               </w:rPr>
@@ -7232,16 +6946,15 @@
             </w:r>
             <w:r>
               <w:rPr>
-                <w:rFonts w:ascii="Times New Roman" w:hAnsi="Times New Roman"/>
                 <w:color w:val="000000"/>
                 <w:sz w:val="19"/>
               </w:rPr>
+              <w:lastRenderedPageBreak/>
               <w:br/>
               <w:t># Bước 6: Kiểm tra trạng thái hoạt động của các Container</w:t>
             </w:r>
             <w:r>
               <w:rPr>
-                <w:rFonts w:ascii="Times New Roman" w:hAnsi="Times New Roman"/>
                 <w:color w:val="000000"/>
                 <w:sz w:val="19"/>
               </w:rPr>
@@ -7250,7 +6963,6 @@
             </w:r>
             <w:r>
               <w:rPr>
-                <w:rFonts w:ascii="Times New Roman" w:hAnsi="Times New Roman"/>
                 <w:color w:val="000000"/>
                 <w:sz w:val="19"/>
               </w:rPr>
@@ -7259,7 +6971,6 @@
             </w:r>
             <w:r>
               <w:rPr>
-                <w:rFonts w:ascii="Times New Roman" w:hAnsi="Times New Roman"/>
                 <w:color w:val="000000"/>
                 <w:sz w:val="19"/>
               </w:rPr>
@@ -7282,7 +6993,6 @@
       </w:pPr>
       <w:r>
         <w:rPr>
-          <w:rFonts w:ascii="Times New Roman" w:hAnsi="Times New Roman"/>
           <w:color w:val="000000"/>
           <w:sz w:val="25"/>
         </w:rPr>
@@ -7296,7 +7006,6 @@
       </w:pPr>
       <w:r>
         <w:rPr>
-          <w:rFonts w:ascii="Times New Roman" w:hAnsi="Times New Roman"/>
           <w:b/>
           <w:color w:val="000000"/>
           <w:sz w:val="27"/>
@@ -7311,7 +7020,6 @@
       </w:pPr>
       <w:r>
         <w:rPr>
-          <w:rFonts w:ascii="Times New Roman" w:hAnsi="Times New Roman"/>
           <w:color w:val="000000"/>
           <w:sz w:val="25"/>
         </w:rPr>
@@ -7356,7 +7064,6 @@
             </w:pPr>
             <w:r>
               <w:rPr>
-                <w:rFonts w:ascii="Times New Roman" w:hAnsi="Times New Roman"/>
                 <w:b/>
                 <w:color w:val="000000"/>
                 <w:sz w:val="22"/>
@@ -7383,7 +7090,6 @@
             </w:pPr>
             <w:r>
               <w:rPr>
-                <w:rFonts w:ascii="Times New Roman" w:hAnsi="Times New Roman"/>
                 <w:b/>
                 <w:color w:val="000000"/>
                 <w:sz w:val="22"/>
@@ -7410,7 +7116,6 @@
             </w:pPr>
             <w:r>
               <w:rPr>
-                <w:rFonts w:ascii="Times New Roman" w:hAnsi="Times New Roman"/>
                 <w:b/>
                 <w:color w:val="000000"/>
                 <w:sz w:val="22"/>
@@ -7442,7 +7147,6 @@
             </w:pPr>
             <w:r>
               <w:rPr>
-                <w:rFonts w:ascii="Times New Roman" w:hAnsi="Times New Roman"/>
                 <w:color w:val="000000"/>
                 <w:sz w:val="21"/>
               </w:rPr>
@@ -7467,7 +7171,6 @@
             </w:pPr>
             <w:r>
               <w:rPr>
-                <w:rFonts w:ascii="Times New Roman" w:hAnsi="Times New Roman"/>
                 <w:color w:val="000000"/>
                 <w:sz w:val="21"/>
               </w:rPr>
@@ -7492,11 +7195,10 @@
             </w:pPr>
             <w:r>
               <w:rPr>
-                <w:rFonts w:ascii="Times New Roman" w:hAnsi="Times New Roman"/>
-                <w:color w:val="000000"/>
-                <w:sz w:val="21"/>
-              </w:rPr>
-              <w:t>id (INT PK), full_name, email, phone, product_interest, message, created_at</w:t>
+                <w:color w:val="000000"/>
+                <w:sz w:val="21"/>
+              </w:rPr>
+              <w:t>id (INT PK), full_name, email, phone, category_interest, message, created_at</w:t>
             </w:r>
           </w:p>
         </w:tc>
@@ -7523,7 +7225,6 @@
             </w:pPr>
             <w:r>
               <w:rPr>
-                <w:rFonts w:ascii="Times New Roman" w:hAnsi="Times New Roman"/>
                 <w:color w:val="000000"/>
                 <w:sz w:val="21"/>
               </w:rPr>
@@ -7548,7 +7249,6 @@
             </w:pPr>
             <w:r>
               <w:rPr>
-                <w:rFonts w:ascii="Times New Roman" w:hAnsi="Times New Roman"/>
                 <w:color w:val="000000"/>
                 <w:sz w:val="21"/>
               </w:rPr>
@@ -7573,11 +7273,10 @@
             </w:pPr>
             <w:r>
               <w:rPr>
-                <w:rFonts w:ascii="Times New Roman" w:hAnsi="Times New Roman"/>
-                <w:color w:val="000000"/>
-                <w:sz w:val="21"/>
-              </w:rPr>
-              <w:t>id (INT PK), product_id, ip_address, user_agent, view_duration, recorded_at</w:t>
+                <w:color w:val="000000"/>
+                <w:sz w:val="21"/>
+              </w:rPr>
+              <w:t>id (INT PK), article_id, ip_address, user_agent, view_duration, recorded_at</w:t>
             </w:r>
           </w:p>
         </w:tc>
@@ -7603,7 +7302,6 @@
             </w:pPr>
             <w:r>
               <w:rPr>
-                <w:rFonts w:ascii="Times New Roman" w:hAnsi="Times New Roman"/>
                 <w:color w:val="000000"/>
                 <w:sz w:val="21"/>
               </w:rPr>
@@ -7628,11 +7326,10 @@
             </w:pPr>
             <w:r>
               <w:rPr>
-                <w:rFonts w:ascii="Times New Roman" w:hAnsi="Times New Roman"/>
-                <w:color w:val="000000"/>
-                <w:sz w:val="21"/>
-              </w:rPr>
-              <w:t>Nhật ký kiểm toán ghi lại các thao tác thay đổi giá, cấu hình bài viết</w:t>
+                <w:color w:val="000000"/>
+                <w:sz w:val="21"/>
+              </w:rPr>
+              <w:t>Nhật ký kiểm toán ghi lại các thao tác thay đổi nội dung, cấu hình bài viết</w:t>
             </w:r>
           </w:p>
         </w:tc>
@@ -7653,7 +7350,6 @@
             </w:pPr>
             <w:r>
               <w:rPr>
-                <w:rFonts w:ascii="Times New Roman" w:hAnsi="Times New Roman"/>
                 <w:color w:val="000000"/>
                 <w:sz w:val="21"/>
               </w:rPr>
@@ -7675,7 +7371,6 @@
       </w:pPr>
       <w:r>
         <w:rPr>
-          <w:rFonts w:ascii="Times New Roman" w:hAnsi="Times New Roman"/>
           <w:b/>
           <w:color w:val="000000"/>
           <w:sz w:val="27"/>
@@ -7690,7 +7385,6 @@
       </w:pPr>
       <w:r>
         <w:rPr>
-          <w:rFonts w:ascii="Times New Roman" w:hAnsi="Times New Roman"/>
           <w:color w:val="000000"/>
           <w:sz w:val="25"/>
         </w:rPr>
@@ -7704,11 +7398,10 @@
       </w:pPr>
       <w:r>
         <w:rPr>
-          <w:rFonts w:ascii="Times New Roman" w:hAnsi="Times New Roman"/>
           <w:color w:val="000000"/>
           <w:sz w:val="25"/>
         </w:rPr>
-        <w:t>Các tính năng nổi bật trên giao diện bao gồm: Thanh điều hướng thông minh (Sticky Header), Banner cập nhật tin tức chủ lực (Hero Showcase), Lưới danh mục bài viết (Product Grid Layout) với hiệu ứng phóng to hình ảnh mượt mà, Khu vực hiển thị bảng thông số kỹ thuật (Technical Specs Matrix) và Form liên hệ đặt mua tích hợp xác thực dữ liệu.</w:t>
+        <w:t>Các tính năng nổi bật trên giao diện bao gồm: Thanh điều hướng thông minh (Sticky Header), Banner cập nhật tin tức chủ lực (Hero Showcase), Lưới danh mục bài viết (News Grid Layout) với hiệu ứng phóng to hình ảnh mượt mà, Khu vực hiển thị bảng thông số kỹ thuật (Technical Specs Matrix) và Form liên hệ đăng ký nhận tin tích hợp xác thực dữ liệu.</w:t>
       </w:r>
     </w:p>
     <w:p>
@@ -7719,7 +7412,6 @@
       </w:pPr>
       <w:r>
         <w:rPr>
-          <w:rFonts w:ascii="Times New Roman" w:hAnsi="Times New Roman"/>
           <w:noProof/>
           <w:color w:val="000000"/>
         </w:rPr>
@@ -7737,6 +7429,135 @@
                 <pic:pic xmlns:pic="http://schemas.openxmlformats.org/drawingml/2006/picture">
                   <pic:nvPicPr>
                     <pic:cNvPr id="0" name="01-wordpress-homepage.png"/>
+                    <pic:cNvPicPr/>
+                  </pic:nvPicPr>
+                  <pic:blipFill>
+                    <a:blip r:embed="rId11"/>
+                    <a:stretch>
+                      <a:fillRect/>
+                    </a:stretch>
+                  </pic:blipFill>
+                  <pic:spPr>
+                    <a:xfrm>
+                      <a:off x="0" y="0"/>
+                      <a:ext cx="5486400" cy="2329507"/>
+                    </a:xfrm>
+                    <a:prstGeom prst="rect">
+                      <a:avLst/>
+                    </a:prstGeom>
+                  </pic:spPr>
+                </pic:pic>
+              </a:graphicData>
+            </a:graphic>
+          </wp:inline>
+        </w:drawing>
+      </w:r>
+    </w:p>
+    <w:p>
+      <w:pPr>
+        <w:spacing w:before="40"/>
+        <w:jc w:val="center"/>
+      </w:pPr>
+      <w:r>
+        <w:rPr>
+          <w:i/>
+          <w:color w:val="000000"/>
+          <w:sz w:val="21"/>
+        </w:rPr>
+        <w:t>Hình 2.2 Minh chứng giao diện trang chủ website tin tức điện tử Cổng thông tin tin tức hoạt động trên nền tảng Docker</w:t>
+      </w:r>
+    </w:p>
+    <w:p>
+      <w:pPr>
+        <w:pStyle w:val="Heading2"/>
+        <w:spacing w:before="200"/>
+      </w:pPr>
+      <w:r>
+        <w:rPr>
+          <w:b/>
+          <w:color w:val="000000"/>
+          <w:sz w:val="27"/>
+        </w:rPr>
+        <w:t>2.6 Đăng nhập và quản trị nội dung WordPress</w:t>
+      </w:r>
+    </w:p>
+    <w:p>
+      <w:pPr>
+        <w:spacing w:after="100" w:line="276" w:lineRule="auto"/>
+        <w:jc w:val="both"/>
+      </w:pPr>
+      <w:r>
+        <w:rPr>
+          <w:color w:val="000000"/>
+          <w:sz w:val="25"/>
+        </w:rPr>
+        <w:t>Khu vực quản trị nội dung (WordPress Admin Dashboard) cho phép biên tập viên dễ dàng quản lý vòng đời của bài viết: thêm bài viết mới, cập nhật bảng giá, thay đổi hình ảnh đại diện và theo dõi phản hồi của khách hàng. Để tăng cường an ninh, đường dẫn đăng nhập quản trị `/wp-login.php` được bảo vệ bằng mật khẩu quản trị phức tạp và lưu vết nhật ký đăng nhập để hệ thống Loki phân tích.</w:t>
+      </w:r>
+    </w:p>
+    <w:p>
+      <w:pPr>
+        <w:pStyle w:val="Heading2"/>
+        <w:spacing w:before="200"/>
+      </w:pPr>
+      <w:r>
+        <w:rPr>
+          <w:b/>
+          <w:color w:val="000000"/>
+          <w:sz w:val="27"/>
+        </w:rPr>
+        <w:t>2.7 Kiểm tra MySQL bằng phpMyAdmin</w:t>
+      </w:r>
+    </w:p>
+    <w:p>
+      <w:pPr>
+        <w:spacing w:after="100" w:line="276" w:lineRule="auto"/>
+        <w:jc w:val="both"/>
+      </w:pPr>
+      <w:r>
+        <w:rPr>
+          <w:color w:val="000000"/>
+          <w:sz w:val="25"/>
+        </w:rPr>
+        <w:t>Công cụ phpMyAdmin được triển khai tại cổng `127.0.0.1:8081` nhằm cung cấp giao diện trực quan cho quản trị viên cơ sở dữ liệu. Nhờ cơ chế liên kết mạng trong Docker, phpMyAdmin giao tiếp trực tiếp với container `mysql_db` qua cổng nội bộ 3306.</w:t>
+      </w:r>
+    </w:p>
+    <w:p>
+      <w:pPr>
+        <w:spacing w:after="100" w:line="276" w:lineRule="auto"/>
+        <w:jc w:val="both"/>
+      </w:pPr>
+      <w:r>
+        <w:rPr>
+          <w:color w:val="000000"/>
+          <w:sz w:val="25"/>
+        </w:rPr>
+        <w:t>Ảnh minh chứng thực tế xác nhận cơ sở dữ liệu `wordpress_db` đã được khởi tạo hoàn chỉnh, bao gồm đầy đủ 12 bảng chuẩn của WordPress cùng 3 bảng dữ liệu nghiệp vụ mở rộng (`news_contacts`, `news_analytics`, `news_audit_logs`) với các bản ghi mẫu sẵn có.</w:t>
+      </w:r>
+    </w:p>
+    <w:p>
+      <w:pPr>
+        <w:keepNext/>
+        <w:spacing w:before="160" w:after="40"/>
+        <w:jc w:val="center"/>
+      </w:pPr>
+      <w:r>
+        <w:rPr>
+          <w:noProof/>
+          <w:color w:val="000000"/>
+        </w:rPr>
+        <w:drawing>
+          <wp:inline distT="0" distB="0" distL="0" distR="0" wp14:anchorId="7250617B" wp14:editId="10B8AB24">
+            <wp:extent cx="5486400" cy="2329507"/>
+            <wp:effectExtent l="0" t="0" r="0" b="0"/>
+            <wp:docPr id="1781228653" name="Picture 1781228653"/>
+            <wp:cNvGraphicFramePr>
+              <a:graphicFrameLocks xmlns:a="http://schemas.openxmlformats.org/drawingml/2006/main" noChangeAspect="1"/>
+            </wp:cNvGraphicFramePr>
+            <a:graphic xmlns:a="http://schemas.openxmlformats.org/drawingml/2006/main">
+              <a:graphicData uri="http://schemas.openxmlformats.org/drawingml/2006/picture">
+                <pic:pic xmlns:pic="http://schemas.openxmlformats.org/drawingml/2006/picture">
+                  <pic:nvPicPr>
+                    <pic:cNvPr id="0" name="02-phpmyadmin-custom-tables.png"/>
                     <pic:cNvPicPr/>
                   </pic:nvPicPr>
                   <pic:blipFill>
@@ -7768,12 +7589,25 @@
       </w:pPr>
       <w:r>
         <w:rPr>
-          <w:rFonts w:ascii="Times New Roman" w:hAnsi="Times New Roman"/>
           <w:i/>
           <w:color w:val="000000"/>
           <w:sz w:val="21"/>
         </w:rPr>
-        <w:t>Hình 2.2 Minh chứng giao diện trang chủ website tin tức điện tử Cổng thông tin tin tức hoạt động trên nền tảng Docker</w:t>
+        <w:t>Hình 2.3 Minh chứng kiểm tra cơ sở dữ liệu WordPress và các bảng nghiệp vụ tùy chỉnh qua giao diện phpMyAdmin</w:t>
+      </w:r>
+    </w:p>
+    <w:p>
+      <w:pPr>
+        <w:pStyle w:val="Heading1"/>
+        <w:spacing w:before="280" w:after="120"/>
+      </w:pPr>
+      <w:r>
+        <w:rPr>
+          <w:color w:val="000000"/>
+          <w:sz w:val="30"/>
+        </w:rPr>
+        <w:lastRenderedPageBreak/>
+        <w:t>PHẦN 3 NGINX VÀ HARDENING HỆ THỐNG</w:t>
       </w:r>
     </w:p>
     <w:p>
@@ -7783,12 +7617,11 @@
       </w:pPr>
       <w:r>
         <w:rPr>
-          <w:rFonts w:ascii="Times New Roman" w:hAnsi="Times New Roman"/>
           <w:b/>
           <w:color w:val="000000"/>
           <w:sz w:val="27"/>
         </w:rPr>
-        <w:t>2.6 Đăng nhập và quản trị nội dung WordPress</w:t>
+        <w:t>3.1 Reverse proxy và security headers</w:t>
       </w:r>
     </w:p>
     <w:p>
@@ -7798,26 +7631,10 @@
       </w:pPr>
       <w:r>
         <w:rPr>
-          <w:rFonts w:ascii="Times New Roman" w:hAnsi="Times New Roman"/>
           <w:color w:val="000000"/>
           <w:sz w:val="25"/>
         </w:rPr>
-        <w:t>Khu vực quản trị nội dung (WordPress Admin Dashboard) cho phép biên tập viên dễ dàng quản lý vòng đời của bài viết: thêm bài viết mới, cập nhật bảng giá, thay đổi hình ảnh đại diện và theo dõi phản hồi của khách hàng. Để tăng cường an ninh, đường dẫn đăng nhập quản trị `/wp-login.php` được bảo vệ bằng mật khẩu quản trị phức tạp và lưu vết nhật ký đăng nhập để hệ thống Loki phân tích.</w:t>
-      </w:r>
-    </w:p>
-    <w:p>
-      <w:pPr>
-        <w:pStyle w:val="Heading2"/>
-        <w:spacing w:before="200"/>
-      </w:pPr>
-      <w:r>
-        <w:rPr>
-          <w:rFonts w:ascii="Times New Roman" w:hAnsi="Times New Roman"/>
-          <w:b/>
-          <w:color w:val="000000"/>
-          <w:sz w:val="27"/>
-        </w:rPr>
-        <w:t>2.7 Kiểm tra MySQL bằng phpMyAdmin</w:t>
+        <w:t>Trong mô hình triển khai của đề tài, Nginx đóng vai trò là Reverse Proxy tiếp nhận mọi kết nối từ bên ngoài và chuyển tiếp về dịch vụ WordPress backend tại `http://wordpress:80`. Việc sử dụng Nginx mang lại lợi ích to lớn về mặt phân phối tải, che giấu cấu trúc mạng bên trong và đặc biệt là khả năng tôi cứng bảo mật ở tầng biên (Edge Security).</w:t>
       </w:r>
     </w:p>
     <w:p>
@@ -7827,12 +7644,93 @@
       </w:pPr>
       <w:r>
         <w:rPr>
-          <w:rFonts w:ascii="Times New Roman" w:hAnsi="Times New Roman"/>
           <w:color w:val="000000"/>
           <w:sz w:val="25"/>
         </w:rPr>
-        <w:t>Công cụ phpMyAdmin được triển khai tại cổng `127.0.0.1:8081` nhằm cung cấp giao diện trực quan cho quản trị viên cơ sở dữ liệu. Nhờ cơ chế liên kết mạng trong Docker, phpMyAdmin giao tiếp trực tiếp với container `mysql_db` qua cổng nội bộ 3306.</w:t>
-      </w:r>
+        <w:t>Nginx được cấu hình để gắn tự động 4 HTTP Security Headers nghiêm ngặt vào mọi phản hồi HTTP trả về cho trình duyệt:</w:t>
+      </w:r>
+    </w:p>
+    <w:tbl>
+      <w:tblPr>
+        <w:tblW w:w="0" w:type="auto"/>
+        <w:jc w:val="center"/>
+        <w:tblLook w:val="04A0" w:firstRow="1" w:lastRow="0" w:firstColumn="1" w:lastColumn="0" w:noHBand="0" w:noVBand="1"/>
+      </w:tblPr>
+      <w:tblGrid>
+        <w:gridCol w:w="9339"/>
+      </w:tblGrid>
+      <w:tr>
+        <w:trPr>
+          <w:jc w:val="center"/>
+        </w:trPr>
+        <w:tc>
+          <w:tcPr>
+            <w:tcW w:w="9360" w:type="dxa"/>
+            <w:tcBorders>
+              <w:top w:val="single" w:sz="6" w:space="0" w:color="E5E7EB"/>
+              <w:left w:val="single" w:sz="6" w:space="0" w:color="E5E7EB"/>
+              <w:bottom w:val="single" w:sz="6" w:space="0" w:color="E5E7EB"/>
+              <w:right w:val="single" w:sz="6" w:space="0" w:color="E5E7EB"/>
+            </w:tcBorders>
+            <w:shd w:val="clear" w:color="auto" w:fill="F9FAFB"/>
+            <w:tcMar>
+              <w:top w:w="100" w:type="dxa"/>
+              <w:left w:w="140" w:type="dxa"/>
+              <w:bottom w:w="100" w:type="dxa"/>
+              <w:right w:w="140" w:type="dxa"/>
+            </w:tcMar>
+          </w:tcPr>
+          <w:p>
+            <w:pPr>
+              <w:spacing w:after="0" w:line="252" w:lineRule="auto"/>
+            </w:pPr>
+            <w:r>
+              <w:rPr>
+                <w:color w:val="000000"/>
+                <w:sz w:val="19"/>
+              </w:rPr>
+              <w:t># Hardening: Cấu hình HTTP Security Headers trên Nginx</w:t>
+            </w:r>
+            <w:r>
+              <w:rPr>
+                <w:color w:val="000000"/>
+                <w:sz w:val="19"/>
+              </w:rPr>
+              <w:br/>
+              <w:t>add_header X-Frame-Options "SAMEORIGIN" always;</w:t>
+            </w:r>
+            <w:r>
+              <w:rPr>
+                <w:color w:val="000000"/>
+                <w:sz w:val="19"/>
+              </w:rPr>
+              <w:br/>
+              <w:t>add_header X-XSS-Protection "1; mode=block" always;</w:t>
+            </w:r>
+            <w:r>
+              <w:rPr>
+                <w:color w:val="000000"/>
+                <w:sz w:val="19"/>
+              </w:rPr>
+              <w:br/>
+              <w:t>add_header X-Content-Type-Options "nosniff" always;</w:t>
+            </w:r>
+            <w:r>
+              <w:rPr>
+                <w:color w:val="000000"/>
+                <w:sz w:val="19"/>
+              </w:rPr>
+              <w:br/>
+              <w:t>add_header Referrer-Policy "no-referrer-when-downgrade" always;</w:t>
+            </w:r>
+          </w:p>
+        </w:tc>
+      </w:tr>
+    </w:tbl>
+    <w:p>
+      <w:pPr>
+        <w:spacing w:after="40"/>
+      </w:pPr>
     </w:p>
     <w:p>
       <w:pPr>
@@ -7841,11 +7739,75 @@
       </w:pPr>
       <w:r>
         <w:rPr>
-          <w:rFonts w:ascii="Times New Roman" w:hAnsi="Times New Roman"/>
           <w:color w:val="000000"/>
           <w:sz w:val="25"/>
         </w:rPr>
-        <w:t>Ảnh minh chứng thực tế xác nhận cơ sở dữ liệu `wordpress_db` đã được khởi tạo hoàn chỉnh, bao gồm đầy đủ 12 bảng chuẩn của WordPress cùng 3 bảng dữ liệu nghiệp vụ mở rộng (`news_contacts`, `news_analytics`, `news_audit_logs`) với các bản ghi mẫu sẵn có.</w:t>
+        <w:t>Ý nghĩa và công dụng của từng Header bảo mật:</w:t>
+      </w:r>
+    </w:p>
+    <w:p>
+      <w:pPr>
+        <w:spacing w:after="100" w:line="276" w:lineRule="auto"/>
+        <w:jc w:val="both"/>
+      </w:pPr>
+      <w:r>
+        <w:rPr>
+          <w:color w:val="000000"/>
+          <w:sz w:val="25"/>
+        </w:rPr>
+        <w:t>1. X-Frame-Options (SAMEORIGIN): Ngăn chặn triệt để hình thức tấn công Clickjacking bằng cách cấm các trang web độc hại nhúng website vào thẻ &lt;iframe&gt; không cùng nguồn gốc.</w:t>
+      </w:r>
+    </w:p>
+    <w:p>
+      <w:pPr>
+        <w:spacing w:after="100" w:line="276" w:lineRule="auto"/>
+        <w:jc w:val="both"/>
+      </w:pPr>
+      <w:r>
+        <w:rPr>
+          <w:color w:val="000000"/>
+          <w:sz w:val="25"/>
+        </w:rPr>
+        <w:t>2. X-Content-Type-Options (nosniff): Ngăn chặn trình duyệt tự ý suy đoán kiểu MIME (MIME Sniffing), buộc trình duyệt phải tuân thủ đúng định dạng mà máy chủ công bố, chống thực thi mã độc qua file ảnh.</w:t>
+      </w:r>
+    </w:p>
+    <w:p>
+      <w:pPr>
+        <w:spacing w:after="100" w:line="276" w:lineRule="auto"/>
+        <w:jc w:val="both"/>
+      </w:pPr>
+      <w:r>
+        <w:rPr>
+          <w:color w:val="000000"/>
+          <w:sz w:val="25"/>
+        </w:rPr>
+        <w:t>3. X-XSS-Protection (1; mode=block): Kích hoạt bộ lọc chống tấn công Cross-Site Scripting (XSS) có sẵn của trình duyệt; tự động chặn toàn bộ trang web nếu phát hiện mã script độc hại.</w:t>
+      </w:r>
+    </w:p>
+    <w:p>
+      <w:pPr>
+        <w:spacing w:after="100" w:line="276" w:lineRule="auto"/>
+        <w:jc w:val="both"/>
+      </w:pPr>
+      <w:r>
+        <w:rPr>
+          <w:color w:val="000000"/>
+          <w:sz w:val="25"/>
+        </w:rPr>
+        <w:t>4. Referrer-Policy (no-referrer-when-downgrade): Bảo vệ quyền riêng tư người dùng, không gửi thông tin URL tham chiếu nhạy cảm khi chuyển hướng từ kết nối bảo mật sang kết nối không bảo mật.</w:t>
+      </w:r>
+    </w:p>
+    <w:p>
+      <w:pPr>
+        <w:spacing w:after="100" w:line="276" w:lineRule="auto"/>
+        <w:jc w:val="both"/>
+      </w:pPr>
+      <w:r>
+        <w:rPr>
+          <w:color w:val="000000"/>
+          <w:sz w:val="25"/>
+        </w:rPr>
+        <w:t>Hiệu quả của cấu hình được kiểm chứng trực tiếp bằng công cụ dòng lệnh `curl -I http://localhost`:</w:t>
       </w:r>
     </w:p>
     <w:p>
@@ -7856,15 +7818,14 @@
       </w:pPr>
       <w:r>
         <w:rPr>
-          <w:rFonts w:ascii="Times New Roman" w:hAnsi="Times New Roman"/>
           <w:noProof/>
           <w:color w:val="000000"/>
         </w:rPr>
         <w:drawing>
-          <wp:inline distT="0" distB="0" distL="0" distR="0" wp14:anchorId="7250617B" wp14:editId="10B8AB24">
-            <wp:extent cx="5486400" cy="2329507"/>
+          <wp:inline distT="0" distB="0" distL="0" distR="0" wp14:anchorId="178A3682" wp14:editId="2C59D612">
+            <wp:extent cx="5486400" cy="1545125"/>
             <wp:effectExtent l="0" t="0" r="0" b="0"/>
-            <wp:docPr id="1781228653" name="Picture 1781228653"/>
+            <wp:docPr id="1781228654" name="Picture 1781228654"/>
             <wp:cNvGraphicFramePr>
               <a:graphicFrameLocks xmlns:a="http://schemas.openxmlformats.org/drawingml/2006/main" noChangeAspect="1"/>
             </wp:cNvGraphicFramePr>
@@ -7872,11 +7833,567 @@
               <a:graphicData uri="http://schemas.openxmlformats.org/drawingml/2006/picture">
                 <pic:pic xmlns:pic="http://schemas.openxmlformats.org/drawingml/2006/picture">
                   <pic:nvPicPr>
-                    <pic:cNvPr id="0" name="02-phpmyadmin-custom-tables.png"/>
+                    <pic:cNvPr id="0" name="03-nginx-security-headers.png"/>
                     <pic:cNvPicPr/>
                   </pic:nvPicPr>
                   <pic:blipFill>
                     <a:blip r:embed="rId13"/>
+                    <a:stretch>
+                      <a:fillRect/>
+                    </a:stretch>
+                  </pic:blipFill>
+                  <pic:spPr>
+                    <a:xfrm>
+                      <a:off x="0" y="0"/>
+                      <a:ext cx="5486400" cy="1545125"/>
+                    </a:xfrm>
+                    <a:prstGeom prst="rect">
+                      <a:avLst/>
+                    </a:prstGeom>
+                  </pic:spPr>
+                </pic:pic>
+              </a:graphicData>
+            </a:graphic>
+          </wp:inline>
+        </w:drawing>
+      </w:r>
+    </w:p>
+    <w:p>
+      <w:pPr>
+        <w:spacing w:before="40"/>
+        <w:jc w:val="center"/>
+      </w:pPr>
+      <w:r>
+        <w:rPr>
+          <w:i/>
+          <w:color w:val="000000"/>
+          <w:sz w:val="21"/>
+        </w:rPr>
+        <w:t>Hình 3.1 Minh chứng kiểm tra phản hồi HTTP và các Security Headers của Nginx qua lệnh Curl</w:t>
+      </w:r>
+    </w:p>
+    <w:p>
+      <w:pPr>
+        <w:pStyle w:val="Heading2"/>
+        <w:spacing w:before="200"/>
+      </w:pPr>
+      <w:r>
+        <w:rPr>
+          <w:b/>
+          <w:color w:val="000000"/>
+          <w:sz w:val="27"/>
+        </w:rPr>
+        <w:t>3.2 HTTPS và điều hướng lưu lượng an toàn</w:t>
+      </w:r>
+    </w:p>
+    <w:p>
+      <w:pPr>
+        <w:spacing w:after="100" w:line="276" w:lineRule="auto"/>
+        <w:jc w:val="both"/>
+      </w:pPr>
+      <w:r>
+        <w:rPr>
+          <w:color w:val="000000"/>
+          <w:sz w:val="25"/>
+        </w:rPr>
+        <w:t xml:space="preserve">Bên cạnh cổng HTTP chuẩn, hệ thống cung cấp file cấu hình mẫu `demo.local.conf.example` hỗ trợ giao thức HTTPS với chứng chỉ số tự ký (Self-signed SSL Certificate). Khi được kích </w:t>
+      </w:r>
+      <w:r>
+        <w:rPr>
+          <w:color w:val="000000"/>
+          <w:sz w:val="25"/>
+        </w:rPr>
+        <w:lastRenderedPageBreak/>
+        <w:t>hoạt, Nginx sẽ lắng nghe tại cổng 443 với thuật toán mã hóa TLS 1.3 và tự động chuyển hướng toàn bộ các kết nối cổng 80 sang HTTPS thông qua mã phản hồi 301 Moved Permanently.</w:t>
+      </w:r>
+    </w:p>
+    <w:p>
+      <w:pPr>
+        <w:pStyle w:val="Heading2"/>
+        <w:spacing w:before="200"/>
+      </w:pPr>
+      <w:r>
+        <w:rPr>
+          <w:b/>
+          <w:color w:val="000000"/>
+          <w:sz w:val="27"/>
+        </w:rPr>
+        <w:t>3.3 Bảo vệ tài khoản và dữ liệu ứng dụng</w:t>
+      </w:r>
+    </w:p>
+    <w:p>
+      <w:pPr>
+        <w:spacing w:after="100" w:line="276" w:lineRule="auto"/>
+        <w:jc w:val="both"/>
+      </w:pPr>
+      <w:r>
+        <w:rPr>
+          <w:color w:val="000000"/>
+          <w:sz w:val="25"/>
+        </w:rPr>
+        <w:t>Hệ thống áp dụng các nguyên tắc quản trị an toàn thông tin bao gồm:</w:t>
+      </w:r>
+    </w:p>
+    <w:p>
+      <w:pPr>
+        <w:spacing w:after="100" w:line="276" w:lineRule="auto"/>
+        <w:jc w:val="both"/>
+      </w:pPr>
+      <w:r>
+        <w:rPr>
+          <w:color w:val="000000"/>
+          <w:sz w:val="25"/>
+        </w:rPr>
+        <w:t>-</w:t>
+      </w:r>
+      <w:r>
+        <w:rPr>
+          <w:color w:val="000000"/>
+          <w:sz w:val="25"/>
+        </w:rPr>
+        <w:t>Phân tách bí mật (Secret Segregation): Toàn bộ thông tin đăng nhập CSDL (`MYSQL_ROOT_PASSWORD`, `MYSQL_PASSWORD`) được lưu trữ tại tệp `.env` trên máy chủ và được loại trừ hoàn toàn khỏi Git.</w:t>
+      </w:r>
+    </w:p>
+    <w:p>
+      <w:pPr>
+        <w:spacing w:after="100" w:line="276" w:lineRule="auto"/>
+        <w:jc w:val="both"/>
+      </w:pPr>
+      <w:r>
+        <w:rPr>
+          <w:color w:val="000000"/>
+          <w:sz w:val="25"/>
+        </w:rPr>
+        <w:t>-</w:t>
+      </w:r>
+      <w:r>
+        <w:rPr>
+          <w:color w:val="000000"/>
+          <w:sz w:val="25"/>
+        </w:rPr>
+        <w:t>Đặt mật khẩu mạnh (Strong Password Policy): Mật khẩu CSDL tuân thủ tiêu chuẩn phức tạp (bao gồm ký tự hoa, thường, số và ký tự đặc biệt, ví dụ: `QuangBa@123`, `QuangBaWP@123`), vô hiệu hóa khả năng tấn công vét cạn (Brute-force).</w:t>
+      </w:r>
+    </w:p>
+    <w:p>
+      <w:pPr>
+        <w:pStyle w:val="Heading2"/>
+        <w:spacing w:before="200"/>
+      </w:pPr>
+      <w:r>
+        <w:rPr>
+          <w:b/>
+          <w:color w:val="000000"/>
+          <w:sz w:val="27"/>
+        </w:rPr>
+        <w:t>3.4 Hardening container mạng và cơ sở dữ liệu</w:t>
+      </w:r>
+    </w:p>
+    <w:p>
+      <w:pPr>
+        <w:spacing w:after="100" w:line="276" w:lineRule="auto"/>
+        <w:jc w:val="both"/>
+      </w:pPr>
+      <w:r>
+        <w:rPr>
+          <w:color w:val="000000"/>
+          <w:sz w:val="25"/>
+        </w:rPr>
+        <w:t>Để đáp ứng tiêu chuẩn tôi cứng container (Container Hardening) khắt khe, hệ thống áp dụng đồng thời nhiều giải pháp công nghệ:</w:t>
+      </w:r>
+    </w:p>
+    <w:p>
+      <w:pPr>
+        <w:spacing w:after="100" w:line="276" w:lineRule="auto"/>
+        <w:jc w:val="both"/>
+      </w:pPr>
+      <w:r>
+        <w:rPr>
+          <w:color w:val="000000"/>
+          <w:sz w:val="25"/>
+        </w:rPr>
+        <w:t>1. Chạy container dưới quyền Non-root: Mặc định các image Docker thường chạy dưới quyền root (UID 0), gây rủi ro đặc quyền nghiêm trọng nếu container bị xâm nhập. Trong dự án, container MySQL được cấu hình chỉ định `user: '999:999'` và container Prometheus chạy dưới quyền `user: 'nobody'`. Tiến trình hoàn toàn không có quyền can thiệp vào nhân Linux của host.</w:t>
+      </w:r>
+    </w:p>
+    <w:p>
+      <w:pPr>
+        <w:spacing w:after="100" w:line="276" w:lineRule="auto"/>
+        <w:jc w:val="both"/>
+      </w:pPr>
+      <w:r>
+        <w:rPr>
+          <w:color w:val="000000"/>
+          <w:sz w:val="25"/>
+        </w:rPr>
+        <w:t>2. Ẩn thông tin phiên bản PHP (Information Disclosure Mitigation): Tin tặc thường dựa vào header `X-Powered-By: PHP/8.x` để dò tìm lỗ hổng theo CVE đã biết. Dự án tạo file cấu hình `php-config/99-security.ini` chứa chỉ thị `expose_php = Off` và mount vào container WordPress theo chế độ chỉ đọc (`:ro`). Kết quả là máy chủ hoàn toàn giấu kín phiên bản PHP.</w:t>
+      </w:r>
+    </w:p>
+    <w:p>
+      <w:pPr>
+        <w:spacing w:after="100" w:line="276" w:lineRule="auto"/>
+        <w:jc w:val="both"/>
+      </w:pPr>
+      <w:r>
+        <w:rPr>
+          <w:color w:val="000000"/>
+          <w:sz w:val="25"/>
+        </w:rPr>
+        <w:t>3. Cô lập mạng nội bộ (Network Isolation): Container `mysql_db` chỉ kết nối vào mạng `app-network`, không cấu hình `ports` ra máy chủ host. Do đó, các tác nhân bên ngoài mạng hoàn toàn không thể quét hoặc kết nối trực tiếp vào cổng 3306 của CSDL.</w:t>
+      </w:r>
+    </w:p>
+    <w:p>
+      <w:pPr>
+        <w:keepNext/>
+        <w:spacing w:before="160" w:after="40"/>
+        <w:jc w:val="center"/>
+      </w:pPr>
+      <w:r>
+        <w:rPr>
+          <w:noProof/>
+          <w:color w:val="000000"/>
+        </w:rPr>
+        <w:drawing>
+          <wp:inline distT="0" distB="0" distL="0" distR="0" wp14:anchorId="0D7636E6" wp14:editId="0B24DE8A">
+            <wp:extent cx="5486400" cy="667329"/>
+            <wp:effectExtent l="0" t="0" r="0" b="0"/>
+            <wp:docPr id="1781228655" name="Picture 1781228655"/>
+            <wp:cNvGraphicFramePr>
+              <a:graphicFrameLocks xmlns:a="http://schemas.openxmlformats.org/drawingml/2006/main" noChangeAspect="1"/>
+            </wp:cNvGraphicFramePr>
+            <a:graphic xmlns:a="http://schemas.openxmlformats.org/drawingml/2006/main">
+              <a:graphicData uri="http://schemas.openxmlformats.org/drawingml/2006/picture">
+                <pic:pic xmlns:pic="http://schemas.openxmlformats.org/drawingml/2006/picture">
+                  <pic:nvPicPr>
+                    <pic:cNvPr id="0" name="07-hardening-non-root.png"/>
+                    <pic:cNvPicPr/>
+                  </pic:nvPicPr>
+                  <pic:blipFill>
+                    <a:blip r:embed="rId13"/>
+                    <a:stretch>
+                      <a:fillRect/>
+                    </a:stretch>
+                  </pic:blipFill>
+                  <pic:spPr>
+                    <a:xfrm>
+                      <a:off x="0" y="0"/>
+                      <a:ext cx="5486400" cy="667329"/>
+                    </a:xfrm>
+                    <a:prstGeom prst="rect">
+                      <a:avLst/>
+                    </a:prstGeom>
+                  </pic:spPr>
+                </pic:pic>
+              </a:graphicData>
+            </a:graphic>
+          </wp:inline>
+        </w:drawing>
+      </w:r>
+    </w:p>
+    <w:p>
+      <w:pPr>
+        <w:spacing w:before="40"/>
+        <w:jc w:val="center"/>
+      </w:pPr>
+      <w:r>
+        <w:rPr>
+          <w:i/>
+          <w:color w:val="000000"/>
+          <w:sz w:val="21"/>
+        </w:rPr>
+        <w:t>Hình 3.2 Minh chứng kiểm tra cấu hình tôi cứng bảo mật (Non-root user và ẩn thông tin phiên bản PHP)</w:t>
+      </w:r>
+    </w:p>
+    <w:p>
+      <w:pPr>
+        <w:pStyle w:val="Heading1"/>
+        <w:spacing w:before="280" w:after="120"/>
+      </w:pPr>
+      <w:r>
+        <w:rPr>
+          <w:color w:val="000000"/>
+          <w:sz w:val="30"/>
+        </w:rPr>
+        <w:t>PHẦN 4 GIÁM SÁT VÀ LOG TẬP TRUNG</w:t>
+      </w:r>
+    </w:p>
+    <w:p>
+      <w:pPr>
+        <w:pStyle w:val="Heading2"/>
+        <w:spacing w:before="200"/>
+      </w:pPr>
+      <w:r>
+        <w:rPr>
+          <w:b/>
+          <w:color w:val="000000"/>
+          <w:sz w:val="27"/>
+        </w:rPr>
+        <w:t>4.1 Cấu hình Prometheus và các exporter</w:t>
+      </w:r>
+    </w:p>
+    <w:p>
+      <w:pPr>
+        <w:spacing w:after="100" w:line="276" w:lineRule="auto"/>
+        <w:jc w:val="both"/>
+      </w:pPr>
+      <w:r>
+        <w:rPr>
+          <w:color w:val="000000"/>
+          <w:sz w:val="25"/>
+        </w:rPr>
+        <w:t>Hệ thống giám sát được xây dựng trên nền tảng Prometheus phiên bản v3.5.0, hoạt động theo cơ chế cào dữ liệu định kỳ mỗi 15 giây. Hệ thống tích hợp một cụm các Exporter chuyên dụng để thu thập dữ liệu đa tầng:</w:t>
+      </w:r>
+    </w:p>
+    <w:p>
+      <w:pPr>
+        <w:spacing w:after="100" w:line="276" w:lineRule="auto"/>
+        <w:jc w:val="both"/>
+      </w:pPr>
+      <w:r>
+        <w:rPr>
+          <w:color w:val="000000"/>
+          <w:sz w:val="25"/>
+        </w:rPr>
+        <w:t>-</w:t>
+      </w:r>
+      <w:r>
+        <w:rPr>
+          <w:color w:val="000000"/>
+          <w:sz w:val="25"/>
+        </w:rPr>
+        <w:t>cAdvisor (Container Advisor): Chạy dưới dạng container đặc quyền nhẹ, thu thập thông số tài nguyên thời gian thực của toàn bộ Docker Engine (CPU, RAM, Network I/O, Disk I/O).</w:t>
+      </w:r>
+    </w:p>
+    <w:p>
+      <w:pPr>
+        <w:spacing w:after="100" w:line="276" w:lineRule="auto"/>
+        <w:jc w:val="both"/>
+      </w:pPr>
+      <w:r>
+        <w:rPr>
+          <w:color w:val="000000"/>
+          <w:sz w:val="25"/>
+        </w:rPr>
+        <w:lastRenderedPageBreak/>
+        <w:t>-</w:t>
+      </w:r>
+      <w:r>
+        <w:rPr>
+          <w:color w:val="000000"/>
+          <w:sz w:val="25"/>
+        </w:rPr>
+        <w:t>mysqld-exporter: Kết nối với MySQL qua tài khoản giám sát nội bộ, cung cấp các chỉ số quan trọng như số lượng kết nối đồng thời, số lệnh truy vấn mỗi giây (QPS), kích thước vùng đệm InnoDB Buffer Pool.</w:t>
+      </w:r>
+    </w:p>
+    <w:p>
+      <w:pPr>
+        <w:spacing w:after="100" w:line="276" w:lineRule="auto"/>
+        <w:jc w:val="both"/>
+      </w:pPr>
+      <w:r>
+        <w:rPr>
+          <w:color w:val="000000"/>
+          <w:sz w:val="25"/>
+        </w:rPr>
+        <w:t>-</w:t>
+      </w:r>
+      <w:r>
+        <w:rPr>
+          <w:color w:val="000000"/>
+          <w:sz w:val="25"/>
+        </w:rPr>
+        <w:t>blackbox-exporter: Thực hiện kiểm tra tính sẵn sàng của website qua giao thức HTTP/HTTPS (Uptime probe), đo lường thời gian trễ DNS, thời gian kết nối TCP và thời gian phản hồi mã 200 OK.</w:t>
+      </w:r>
+    </w:p>
+    <w:p>
+      <w:pPr>
+        <w:spacing w:after="100" w:line="276" w:lineRule="auto"/>
+        <w:jc w:val="both"/>
+      </w:pPr>
+      <w:r>
+        <w:rPr>
+          <w:color w:val="000000"/>
+          <w:sz w:val="25"/>
+        </w:rPr>
+        <w:t>Ảnh chụp màn hình trang quản trị Prometheus Targets xác nhận tất cả 4 targets đều đang ở trạng thái UP 100%:</w:t>
+      </w:r>
+    </w:p>
+    <w:p>
+      <w:pPr>
+        <w:keepNext/>
+        <w:spacing w:before="160" w:after="40"/>
+        <w:jc w:val="center"/>
+      </w:pPr>
+      <w:r>
+        <w:rPr>
+          <w:noProof/>
+          <w:color w:val="000000"/>
+        </w:rPr>
+        <w:drawing>
+          <wp:inline distT="0" distB="0" distL="0" distR="0" wp14:anchorId="207A0477" wp14:editId="040A02C8">
+            <wp:extent cx="5486400" cy="2511501"/>
+            <wp:effectExtent l="0" t="0" r="0" b="0"/>
+            <wp:docPr id="1781228656" name="Picture 1781228656"/>
+            <wp:cNvGraphicFramePr>
+              <a:graphicFrameLocks xmlns:a="http://schemas.openxmlformats.org/drawingml/2006/main" noChangeAspect="1"/>
+            </wp:cNvGraphicFramePr>
+            <a:graphic xmlns:a="http://schemas.openxmlformats.org/drawingml/2006/main">
+              <a:graphicData uri="http://schemas.openxmlformats.org/drawingml/2006/picture">
+                <pic:pic xmlns:pic="http://schemas.openxmlformats.org/drawingml/2006/picture">
+                  <pic:nvPicPr>
+                    <pic:cNvPr id="0" name="04-prometheus-targets (1).png"/>
+                    <pic:cNvPicPr/>
+                  </pic:nvPicPr>
+                  <pic:blipFill>
+                    <a:blip r:embed="rId14"/>
+                    <a:stretch>
+                      <a:fillRect/>
+                    </a:stretch>
+                  </pic:blipFill>
+                  <pic:spPr>
+                    <a:xfrm>
+                      <a:off x="0" y="0"/>
+                      <a:ext cx="5486400" cy="2511501"/>
+                    </a:xfrm>
+                    <a:prstGeom prst="rect">
+                      <a:avLst/>
+                    </a:prstGeom>
+                  </pic:spPr>
+                </pic:pic>
+              </a:graphicData>
+            </a:graphic>
+          </wp:inline>
+        </w:drawing>
+      </w:r>
+    </w:p>
+    <w:p>
+      <w:pPr>
+        <w:spacing w:before="40"/>
+        <w:jc w:val="center"/>
+      </w:pPr>
+      <w:r>
+        <w:rPr>
+          <w:i/>
+          <w:color w:val="000000"/>
+          <w:sz w:val="21"/>
+        </w:rPr>
+        <w:t>Hình 4.1 Minh chứng 4 mục tiêu giám sát (Prometheus, cAdvisor, MySQL, Blackbox) ở trạng thái UP ổn định</w:t>
+      </w:r>
+    </w:p>
+    <w:p>
+      <w:pPr>
+        <w:pStyle w:val="Heading2"/>
+        <w:spacing w:before="200"/>
+      </w:pPr>
+      <w:r>
+        <w:rPr>
+          <w:b/>
+          <w:color w:val="000000"/>
+          <w:sz w:val="27"/>
+        </w:rPr>
+        <w:t>4.2 Dashboard Grafana và dữ liệu container</w:t>
+      </w:r>
+    </w:p>
+    <w:p>
+      <w:pPr>
+        <w:spacing w:after="100" w:line="276" w:lineRule="auto"/>
+        <w:jc w:val="both"/>
+      </w:pPr>
+      <w:r>
+        <w:rPr>
+          <w:color w:val="000000"/>
+          <w:sz w:val="25"/>
+        </w:rPr>
+        <w:t>Grafana được cấu hình nguồn dữ liệu (Data Source) kết nối trực tiếp với Prometheus tại `http://prometheus:9090`. Trên giao diện Grafana, hệ thống xây dựng bảng điều khiển trực quan (Dashboard) tổng hợp các thông số cốt lõi:</w:t>
+      </w:r>
+    </w:p>
+    <w:p>
+      <w:pPr>
+        <w:spacing w:after="100" w:line="276" w:lineRule="auto"/>
+        <w:jc w:val="both"/>
+      </w:pPr>
+      <w:r>
+        <w:rPr>
+          <w:color w:val="000000"/>
+          <w:sz w:val="25"/>
+        </w:rPr>
+        <w:t>-</w:t>
+      </w:r>
+      <w:r>
+        <w:rPr>
+          <w:color w:val="000000"/>
+          <w:sz w:val="25"/>
+        </w:rPr>
+        <w:t>Biểu đồ mức chiếm dụng bộ nhớ RAM của WordPress (`container_memory_working_set_bytes{name='wp_app'}`).</w:t>
+      </w:r>
+    </w:p>
+    <w:p>
+      <w:pPr>
+        <w:spacing w:after="100" w:line="276" w:lineRule="auto"/>
+        <w:jc w:val="both"/>
+      </w:pPr>
+      <w:r>
+        <w:rPr>
+          <w:color w:val="000000"/>
+          <w:sz w:val="25"/>
+        </w:rPr>
+        <w:t>-</w:t>
+      </w:r>
+      <w:r>
+        <w:rPr>
+          <w:color w:val="000000"/>
+          <w:sz w:val="25"/>
+        </w:rPr>
+        <w:t>Tải CPU của toàn bộ các container tính theo phần trăm nhân thực tế.</w:t>
+      </w:r>
+    </w:p>
+    <w:p>
+      <w:pPr>
+        <w:spacing w:after="100" w:line="276" w:lineRule="auto"/>
+        <w:jc w:val="both"/>
+      </w:pPr>
+      <w:r>
+        <w:rPr>
+          <w:color w:val="000000"/>
+          <w:sz w:val="25"/>
+        </w:rPr>
+        <w:t>-</w:t>
+      </w:r>
+      <w:r>
+        <w:rPr>
+          <w:color w:val="000000"/>
+          <w:sz w:val="25"/>
+        </w:rPr>
+        <w:t>Trạng thái hoạt động của cơ sở dữ liệu (`mysql_up`).</w:t>
+      </w:r>
+    </w:p>
+    <w:p>
+      <w:pPr>
+        <w:keepNext/>
+        <w:spacing w:before="160" w:after="40"/>
+        <w:jc w:val="center"/>
+      </w:pPr>
+      <w:r>
+        <w:rPr>
+          <w:noProof/>
+          <w:color w:val="000000"/>
+        </w:rPr>
+        <w:lastRenderedPageBreak/>
+        <w:drawing>
+          <wp:inline distT="0" distB="0" distL="0" distR="0" wp14:anchorId="0F1952F4" wp14:editId="59901921">
+            <wp:extent cx="5486400" cy="2329507"/>
+            <wp:effectExtent l="0" t="0" r="0" b="0"/>
+            <wp:docPr id="1781228657" name="Picture 1781228657"/>
+            <wp:cNvGraphicFramePr>
+              <a:graphicFrameLocks xmlns:a="http://schemas.openxmlformats.org/drawingml/2006/main" noChangeAspect="1"/>
+            </wp:cNvGraphicFramePr>
+            <a:graphic xmlns:a="http://schemas.openxmlformats.org/drawingml/2006/main">
+              <a:graphicData uri="http://schemas.openxmlformats.org/drawingml/2006/picture">
+                <pic:pic xmlns:pic="http://schemas.openxmlformats.org/drawingml/2006/picture">
+                  <pic:nvPicPr>
+                    <pic:cNvPr id="0" name="05-grafana-dashboard.png"/>
+                    <pic:cNvPicPr/>
+                  </pic:nvPicPr>
+                  <pic:blipFill>
+                    <a:blip r:embed="rId15"/>
                     <a:stretch>
                       <a:fillRect/>
                     </a:stretch>
@@ -7904,27 +8421,11 @@
       </w:pPr>
       <w:r>
         <w:rPr>
-          <w:rFonts w:ascii="Times New Roman" w:hAnsi="Times New Roman"/>
           <w:i/>
           <w:color w:val="000000"/>
           <w:sz w:val="21"/>
         </w:rPr>
-        <w:t>Hình 2.3 Minh chứng kiểm tra cơ sở dữ liệu WordPress và các bảng nghiệp vụ tùy chỉnh qua giao diện phpMyAdmin</w:t>
-      </w:r>
-    </w:p>
-    <w:p>
-      <w:pPr>
-        <w:pStyle w:val="Heading1"/>
-        <w:spacing w:before="280" w:after="120"/>
-      </w:pPr>
-      <w:r>
-        <w:rPr>
-          <w:rFonts w:ascii="Times New Roman" w:hAnsi="Times New Roman"/>
-          <w:color w:val="000000"/>
-          <w:sz w:val="30"/>
-        </w:rPr>
-        <w:lastRenderedPageBreak/>
-        <w:t>PHẦN 3 NGINX VÀ HARDENING HỆ THỐNG</w:t>
+        <w:t>Hình 4.2 Minh chứng Dashboard Grafana hiển thị trực quan các chỉ số hiệu năng của Container và Cơ sở dữ liệu</w:t>
       </w:r>
     </w:p>
     <w:p>
@@ -7934,12 +8435,11 @@
       </w:pPr>
       <w:r>
         <w:rPr>
-          <w:rFonts w:ascii="Times New Roman" w:hAnsi="Times New Roman"/>
           <w:b/>
           <w:color w:val="000000"/>
           <w:sz w:val="27"/>
         </w:rPr>
-        <w:t>3.1 Reverse proxy và security headers</w:t>
+        <w:t>4.3 Giám sát Nginx MySQL và kiểm tra tạo tải</w:t>
       </w:r>
     </w:p>
     <w:p>
@@ -7949,25 +8449,10 @@
       </w:pPr>
       <w:r>
         <w:rPr>
-          <w:rFonts w:ascii="Times New Roman" w:hAnsi="Times New Roman"/>
           <w:color w:val="000000"/>
           <w:sz w:val="25"/>
         </w:rPr>
-        <w:t>Trong mô hình triển khai của đề tài, Nginx đóng vai trò là Reverse Proxy tiếp nhận mọi kết nối từ bên ngoài và chuyển tiếp về dịch vụ WordPress backend tại `http://wordpress:80`. Việc sử dụng Nginx mang lại lợi ích to lớn về mặt phân phối tải, che giấu cấu trúc mạng bên trong và đặc biệt là khả năng tôi cứng bảo mật ở tầng biên (Edge Security).</w:t>
-      </w:r>
-    </w:p>
-    <w:p>
-      <w:pPr>
-        <w:spacing w:after="100" w:line="276" w:lineRule="auto"/>
-        <w:jc w:val="both"/>
-      </w:pPr>
-      <w:r>
-        <w:rPr>
-          <w:rFonts w:ascii="Times New Roman" w:hAnsi="Times New Roman"/>
-          <w:color w:val="000000"/>
-          <w:sz w:val="25"/>
-        </w:rPr>
-        <w:t>Nginx được cấu hình để gắn tự động 4 HTTP Security Headers nghiêm ngặt vào mọi phản hồi HTTP trả về cho trình duyệt:</w:t>
+        <w:t>Để kiểm chứng khả năng cảnh báo và phản hồi của hệ thống giám sát, sinh viên đã tiến hành thử nghiệm tạo tải nhân tạo (Load Testing) bằng công cụ `ab` (ApacheBench) với kịch bản gửi đồng thời 1000 requests vào trang chủ Cổng thông tin tin tức:</w:t>
       </w:r>
     </w:p>
     <w:tbl>
@@ -8006,47 +8491,10 @@
             </w:pPr>
             <w:r>
               <w:rPr>
-                <w:rFonts w:ascii="Times New Roman" w:hAnsi="Times New Roman"/>
                 <w:color w:val="000000"/>
                 <w:sz w:val="19"/>
               </w:rPr>
-              <w:t># Hardening: Cấu hình HTTP Security Headers trên Nginx</w:t>
-            </w:r>
-            <w:r>
-              <w:rPr>
-                <w:rFonts w:ascii="Times New Roman" w:hAnsi="Times New Roman"/>
-                <w:color w:val="000000"/>
-                <w:sz w:val="19"/>
-              </w:rPr>
-              <w:br/>
-              <w:t>add_header X-Frame-Options "SAMEORIGIN" always;</w:t>
-            </w:r>
-            <w:r>
-              <w:rPr>
-                <w:rFonts w:ascii="Times New Roman" w:hAnsi="Times New Roman"/>
-                <w:color w:val="000000"/>
-                <w:sz w:val="19"/>
-              </w:rPr>
-              <w:br/>
-              <w:t>add_header X-XSS-Protection "1; mode=block" always;</w:t>
-            </w:r>
-            <w:r>
-              <w:rPr>
-                <w:rFonts w:ascii="Times New Roman" w:hAnsi="Times New Roman"/>
-                <w:color w:val="000000"/>
-                <w:sz w:val="19"/>
-              </w:rPr>
-              <w:br/>
-              <w:t>add_header X-Content-Type-Options "nosniff" always;</w:t>
-            </w:r>
-            <w:r>
-              <w:rPr>
-                <w:rFonts w:ascii="Times New Roman" w:hAnsi="Times New Roman"/>
-                <w:color w:val="000000"/>
-                <w:sz w:val="19"/>
-              </w:rPr>
-              <w:br/>
-              <w:t>add_header Referrer-Policy "no-referrer-when-downgrade" always;</w:t>
+              <w:t>ab -n 1000 -c 20 http://localhost/</w:t>
             </w:r>
           </w:p>
         </w:tc>
@@ -8064,11 +8512,24 @@
       </w:pPr>
       <w:r>
         <w:rPr>
-          <w:rFonts w:ascii="Times New Roman" w:hAnsi="Times New Roman"/>
           <w:color w:val="000000"/>
           <w:sz w:val="25"/>
         </w:rPr>
-        <w:t>Ý nghĩa và công dụng của từng Header bảo mật:</w:t>
+        <w:t>Kết quả quan sát trên Dashboard Grafana cho thấy đường biểu đồ CPU của container `nginx_proxy` và `wp_app` tăng vọt tương ứng với thời điểm tạo tải và nhanh chóng hạ nhiệt về mức bình thường sau khi kết thúc thử nghiệm, chứng minh hệ thống giám sát ghi nhận dữ liệu nhạy bén và chuẩn xác.</w:t>
+      </w:r>
+    </w:p>
+    <w:p>
+      <w:pPr>
+        <w:pStyle w:val="Heading2"/>
+        <w:spacing w:before="200"/>
+      </w:pPr>
+      <w:r>
+        <w:rPr>
+          <w:b/>
+          <w:color w:val="000000"/>
+          <w:sz w:val="27"/>
+        </w:rPr>
+        <w:t>4.4 Thiết kế hệ thống log tập trung</w:t>
       </w:r>
     </w:p>
     <w:p>
@@ -8078,53 +8539,255 @@
       </w:pPr>
       <w:r>
         <w:rPr>
-          <w:rFonts w:ascii="Times New Roman" w:hAnsi="Times New Roman"/>
           <w:color w:val="000000"/>
           <w:sz w:val="25"/>
         </w:rPr>
-        <w:t>1. X-Frame-Options (SAMEORIGIN): Ngăn chặn triệt để hình thức tấn công Clickjacking bằng cách cấm các trang web độc hại nhúng website vào thẻ &lt;iframe&gt; không cùng nguồn gốc.</w:t>
+        <w:t>Bài toán quản lý nhật ký trong môi trường phân tán Microservices đòi hỏi một giải pháp thu thập tập trung để tránh việc người quản trị phải SSH vào từng container để xem lệnh `docker logs`. Đồ án triển khai cụm PLG Stack (Promtail - Loki - Grafana):</w:t>
       </w:r>
     </w:p>
     <w:p>
       <w:pPr>
         <w:spacing w:after="100" w:line="276" w:lineRule="auto"/>
         <w:jc w:val="both"/>
-      </w:pPr>
-      <w:r>
-        <w:rPr>
-          <w:rFonts w:ascii="Times New Roman" w:hAnsi="Times New Roman"/>
+        <w:rPr>
+          <w:lang w:val="fr-FR"/>
+        </w:rPr>
+      </w:pPr>
+      <w:r>
+        <w:rPr>
           <w:color w:val="000000"/>
           <w:sz w:val="25"/>
-        </w:rPr>
-        <w:t>2. X-Content-Type-Options (nosniff): Ngăn chặn trình duyệt tự ý suy đoán kiểu MIME (MIME Sniffing), buộc trình duyệt phải tuân thủ đúng định dạng mà máy chủ công bố, chống thực thi mã độc qua file ảnh.</w:t>
+          <w:lang w:val="fr-FR"/>
+        </w:rPr>
+        <w:t>-</w:t>
+      </w:r>
+      <w:r>
+        <w:rPr>
+          <w:color w:val="000000"/>
+          <w:sz w:val="25"/>
+          <w:lang w:val="fr-FR"/>
+        </w:rPr>
+        <w:t>Promtail đóng vai trò là Log Collector. Bằng cách mount file socket `docker.sock`, Promtail tự động lắng nghe các sự kiện tạo/hủy container và tự động trích xuất các nhãn metadata (container name, compose service).</w:t>
       </w:r>
     </w:p>
     <w:p>
       <w:pPr>
         <w:spacing w:after="100" w:line="276" w:lineRule="auto"/>
         <w:jc w:val="both"/>
-      </w:pPr>
-      <w:r>
-        <w:rPr>
-          <w:rFonts w:ascii="Times New Roman" w:hAnsi="Times New Roman"/>
+        <w:rPr>
+          <w:lang w:val="fr-FR"/>
+        </w:rPr>
+      </w:pPr>
+      <w:r>
+        <w:rPr>
           <w:color w:val="000000"/>
           <w:sz w:val="25"/>
-        </w:rPr>
-        <w:t>3. X-XSS-Protection (1; mode=block): Kích hoạt bộ lọc chống tấn công Cross-Site Scripting (XSS) có sẵn của trình duyệt; tự động chặn toàn bộ trang web nếu phát hiện mã script độc hại.</w:t>
+          <w:lang w:val="fr-FR"/>
+        </w:rPr>
+        <w:t>-</w:t>
+      </w:r>
+      <w:r>
+        <w:rPr>
+          <w:color w:val="000000"/>
+          <w:sz w:val="25"/>
+          <w:lang w:val="fr-FR"/>
+        </w:rPr>
+        <w:t>Loki đóng vai trò là Log Aggregator. Khác với Elasticsearch lập chỉ mục toàn bộ nội dung văn bản (rất tốn RAM), Loki chỉ lập chỉ mục cho các nhãn (Labels) tương tự như Prometheus, giúp hệ thống hoạt động cực kỳ nhẹ và tiết kiệm tài nguyên.</w:t>
+      </w:r>
+    </w:p>
+    <w:p>
+      <w:pPr>
+        <w:pStyle w:val="Heading2"/>
+        <w:spacing w:before="200"/>
+        <w:rPr>
+          <w:lang w:val="fr-FR"/>
+        </w:rPr>
+      </w:pPr>
+      <w:r>
+        <w:rPr>
+          <w:b/>
+          <w:color w:val="000000"/>
+          <w:sz w:val="27"/>
+          <w:lang w:val="fr-FR"/>
+        </w:rPr>
+        <w:t>4.5 Phương pháp kiểm chứng log và khắc phục sự cố</w:t>
       </w:r>
     </w:p>
     <w:p>
       <w:pPr>
         <w:spacing w:after="100" w:line="276" w:lineRule="auto"/>
         <w:jc w:val="both"/>
-      </w:pPr>
-      <w:r>
-        <w:rPr>
-          <w:rFonts w:ascii="Times New Roman" w:hAnsi="Times New Roman"/>
+        <w:rPr>
+          <w:lang w:val="fr-FR"/>
+        </w:rPr>
+      </w:pPr>
+      <w:r>
+        <w:rPr>
           <w:color w:val="000000"/>
           <w:sz w:val="25"/>
-        </w:rPr>
-        <w:t>4. Referrer-Policy (no-referrer-when-downgrade): Bảo vệ quyền riêng tư người dùng, không gửi thông tin URL tham chiếu nhạy cảm khi chuyển hướng từ kết nối bảo mật sang kết nối không bảo mật.</w:t>
+          <w:lang w:val="fr-FR"/>
+        </w:rPr>
+        <w:t>Trong quá trình triển khai ban đầu, cụm logging gặp sự cố phổ biến là lỗi 'Timestamp too old' khiến Loki từ chối nhận log từ các container đã chạy lâu. Sự cố này đã được xử lý triệt để bằng cách chuẩn hóa cấu hình schema TSDB v13 trong file `loki-config.yml`:</w:t>
+      </w:r>
+    </w:p>
+    <w:tbl>
+      <w:tblPr>
+        <w:tblW w:w="0" w:type="auto"/>
+        <w:jc w:val="center"/>
+        <w:tblLook w:val="04A0" w:firstRow="1" w:lastRow="0" w:firstColumn="1" w:lastColumn="0" w:noHBand="0" w:noVBand="1"/>
+      </w:tblPr>
+      <w:tblGrid>
+        <w:gridCol w:w="9339"/>
+      </w:tblGrid>
+      <w:tr>
+        <w:trPr>
+          <w:jc w:val="center"/>
+        </w:trPr>
+        <w:tc>
+          <w:tcPr>
+            <w:tcW w:w="9360" w:type="dxa"/>
+            <w:tcBorders>
+              <w:top w:val="single" w:sz="6" w:space="0" w:color="E5E7EB"/>
+              <w:left w:val="single" w:sz="6" w:space="0" w:color="E5E7EB"/>
+              <w:bottom w:val="single" w:sz="6" w:space="0" w:color="E5E7EB"/>
+              <w:right w:val="single" w:sz="6" w:space="0" w:color="E5E7EB"/>
+            </w:tcBorders>
+            <w:shd w:val="clear" w:color="auto" w:fill="F9FAFB"/>
+            <w:tcMar>
+              <w:top w:w="100" w:type="dxa"/>
+              <w:left w:w="140" w:type="dxa"/>
+              <w:bottom w:w="100" w:type="dxa"/>
+              <w:right w:w="140" w:type="dxa"/>
+            </w:tcMar>
+          </w:tcPr>
+          <w:p>
+            <w:pPr>
+              <w:spacing w:after="0" w:line="252" w:lineRule="auto"/>
+            </w:pPr>
+            <w:r>
+              <w:rPr>
+                <w:color w:val="000000"/>
+                <w:sz w:val="19"/>
+              </w:rPr>
+              <w:lastRenderedPageBreak/>
+              <w:t># Cấu hình xử lý lỗi Timestamp và lưu trữ tối ưu trong loki-config.yml</w:t>
+            </w:r>
+            <w:r>
+              <w:rPr>
+                <w:color w:val="000000"/>
+                <w:sz w:val="19"/>
+              </w:rPr>
+              <w:br/>
+              <w:t>limits_config:</w:t>
+            </w:r>
+            <w:r>
+              <w:rPr>
+                <w:color w:val="000000"/>
+                <w:sz w:val="19"/>
+              </w:rPr>
+              <w:br/>
+              <w:t xml:space="preserve">  allow_structured_metadata: false</w:t>
+            </w:r>
+            <w:r>
+              <w:rPr>
+                <w:color w:val="000000"/>
+                <w:sz w:val="19"/>
+              </w:rPr>
+              <w:br/>
+            </w:r>
+            <w:r>
+              <w:rPr>
+                <w:color w:val="000000"/>
+                <w:sz w:val="19"/>
+              </w:rPr>
+              <w:br/>
+              <w:t>schema_config:</w:t>
+            </w:r>
+            <w:r>
+              <w:rPr>
+                <w:color w:val="000000"/>
+                <w:sz w:val="19"/>
+              </w:rPr>
+              <w:br/>
+              <w:t xml:space="preserve">  configs:</w:t>
+            </w:r>
+            <w:r>
+              <w:rPr>
+                <w:color w:val="000000"/>
+                <w:sz w:val="19"/>
+              </w:rPr>
+              <w:br/>
+              <w:t xml:space="preserve">    - from: "2024-01-01"</w:t>
+            </w:r>
+            <w:r>
+              <w:rPr>
+                <w:color w:val="000000"/>
+                <w:sz w:val="19"/>
+              </w:rPr>
+              <w:br/>
+              <w:t xml:space="preserve">      store: tsdb</w:t>
+            </w:r>
+            <w:r>
+              <w:rPr>
+                <w:color w:val="000000"/>
+                <w:sz w:val="19"/>
+              </w:rPr>
+              <w:br/>
+              <w:t xml:space="preserve">      object_store: filesystem</w:t>
+            </w:r>
+            <w:r>
+              <w:rPr>
+                <w:color w:val="000000"/>
+                <w:sz w:val="19"/>
+              </w:rPr>
+              <w:br/>
+              <w:t xml:space="preserve">      schema: v13</w:t>
+            </w:r>
+            <w:r>
+              <w:rPr>
+                <w:color w:val="000000"/>
+                <w:sz w:val="19"/>
+              </w:rPr>
+              <w:br/>
+              <w:t xml:space="preserve">      index:</w:t>
+            </w:r>
+            <w:r>
+              <w:rPr>
+                <w:color w:val="000000"/>
+                <w:sz w:val="19"/>
+              </w:rPr>
+              <w:br/>
+              <w:t xml:space="preserve">        prefix: index_</w:t>
+            </w:r>
+            <w:r>
+              <w:rPr>
+                <w:color w:val="000000"/>
+                <w:sz w:val="19"/>
+              </w:rPr>
+              <w:br/>
+              <w:t xml:space="preserve">        period: 24h</w:t>
+            </w:r>
+          </w:p>
+        </w:tc>
+      </w:tr>
+    </w:tbl>
+    <w:p>
+      <w:pPr>
+        <w:spacing w:after="40"/>
+      </w:pPr>
+    </w:p>
+    <w:p>
+      <w:pPr>
+        <w:pStyle w:val="Heading2"/>
+        <w:spacing w:before="200"/>
+      </w:pPr>
+      <w:r>
+        <w:rPr>
+          <w:b/>
+          <w:color w:val="000000"/>
+          <w:sz w:val="27"/>
+        </w:rPr>
+        <w:t>4.6 LogQL xem log truy cập WordPress và Nginx</w:t>
       </w:r>
     </w:p>
     <w:p>
@@ -8134,11 +8797,73 @@
       </w:pPr>
       <w:r>
         <w:rPr>
-          <w:rFonts w:ascii="Times New Roman" w:hAnsi="Times New Roman"/>
           <w:color w:val="000000"/>
           <w:sz w:val="25"/>
         </w:rPr>
-        <w:t>Hiệu quả của cấu hình được kiểm chứng trực tiếp bằng công cụ dòng lệnh `curl -I http://localhost`:</w:t>
+        <w:t>Câu truy vấn LogQL số 1: Hiển thị toàn bộ nhật ký truy cập theo thời gian thực của ứng dụng WordPress:</w:t>
+      </w:r>
+    </w:p>
+    <w:tbl>
+      <w:tblPr>
+        <w:tblW w:w="0" w:type="auto"/>
+        <w:jc w:val="center"/>
+        <w:tblLook w:val="04A0" w:firstRow="1" w:lastRow="0" w:firstColumn="1" w:lastColumn="0" w:noHBand="0" w:noVBand="1"/>
+      </w:tblPr>
+      <w:tblGrid>
+        <w:gridCol w:w="9339"/>
+      </w:tblGrid>
+      <w:tr>
+        <w:trPr>
+          <w:jc w:val="center"/>
+        </w:trPr>
+        <w:tc>
+          <w:tcPr>
+            <w:tcW w:w="9360" w:type="dxa"/>
+            <w:tcBorders>
+              <w:top w:val="single" w:sz="6" w:space="0" w:color="E5E7EB"/>
+              <w:left w:val="single" w:sz="6" w:space="0" w:color="E5E7EB"/>
+              <w:bottom w:val="single" w:sz="6" w:space="0" w:color="E5E7EB"/>
+              <w:right w:val="single" w:sz="6" w:space="0" w:color="E5E7EB"/>
+            </w:tcBorders>
+            <w:shd w:val="clear" w:color="auto" w:fill="F9FAFB"/>
+            <w:tcMar>
+              <w:top w:w="100" w:type="dxa"/>
+              <w:left w:w="140" w:type="dxa"/>
+              <w:bottom w:w="100" w:type="dxa"/>
+              <w:right w:w="140" w:type="dxa"/>
+            </w:tcMar>
+          </w:tcPr>
+          <w:p>
+            <w:pPr>
+              <w:spacing w:after="0" w:line="252" w:lineRule="auto"/>
+            </w:pPr>
+            <w:r>
+              <w:rPr>
+                <w:color w:val="000000"/>
+                <w:sz w:val="19"/>
+              </w:rPr>
+              <w:t>{container="wp_app"}</w:t>
+            </w:r>
+          </w:p>
+        </w:tc>
+      </w:tr>
+    </w:tbl>
+    <w:p>
+      <w:pPr>
+        <w:spacing w:after="40"/>
+      </w:pPr>
+    </w:p>
+    <w:p>
+      <w:pPr>
+        <w:spacing w:after="100" w:line="276" w:lineRule="auto"/>
+        <w:jc w:val="both"/>
+      </w:pPr>
+      <w:r>
+        <w:rPr>
+          <w:color w:val="000000"/>
+          <w:sz w:val="25"/>
+        </w:rPr>
+        <w:t>Kết quả truy vấn trên Grafana Explore hiển thị chi tiết từng dòng request bao gồm địa chỉ IP nguồn, phương thức HTTP (GET/POST), đường dẫn tài nguyên và thời gian phản hồi.</w:t>
       </w:r>
     </w:p>
     <w:p>
@@ -8149,15 +8874,14 @@
       </w:pPr>
       <w:r>
         <w:rPr>
-          <w:rFonts w:ascii="Times New Roman" w:hAnsi="Times New Roman"/>
           <w:noProof/>
           <w:color w:val="000000"/>
         </w:rPr>
         <w:drawing>
-          <wp:inline distT="0" distB="0" distL="0" distR="0" wp14:anchorId="178A3682" wp14:editId="2C59D612">
-            <wp:extent cx="5486400" cy="1545125"/>
+          <wp:inline distT="0" distB="0" distL="0" distR="0" wp14:anchorId="0820F390" wp14:editId="732C965A">
+            <wp:extent cx="5486400" cy="2511501"/>
             <wp:effectExtent l="0" t="0" r="0" b="0"/>
-            <wp:docPr id="1781228654" name="Picture 1781228654"/>
+            <wp:docPr id="1781228658" name="Picture 1781228658"/>
             <wp:cNvGraphicFramePr>
               <a:graphicFrameLocks xmlns:a="http://schemas.openxmlformats.org/drawingml/2006/main" noChangeAspect="1"/>
             </wp:cNvGraphicFramePr>
@@ -8165,445 +8889,11 @@
               <a:graphicData uri="http://schemas.openxmlformats.org/drawingml/2006/picture">
                 <pic:pic xmlns:pic="http://schemas.openxmlformats.org/drawingml/2006/picture">
                   <pic:nvPicPr>
-                    <pic:cNvPr id="0" name="03-nginx-security-headers.png"/>
-                    <pic:cNvPicPr/>
-                  </pic:nvPicPr>
-                  <pic:blipFill>
-                    <a:blip r:embed="rId14"/>
-                    <a:stretch>
-                      <a:fillRect/>
-                    </a:stretch>
-                  </pic:blipFill>
-                  <pic:spPr>
-                    <a:xfrm>
-                      <a:off x="0" y="0"/>
-                      <a:ext cx="5486400" cy="1545125"/>
-                    </a:xfrm>
-                    <a:prstGeom prst="rect">
-                      <a:avLst/>
-                    </a:prstGeom>
-                  </pic:spPr>
-                </pic:pic>
-              </a:graphicData>
-            </a:graphic>
-          </wp:inline>
-        </w:drawing>
-      </w:r>
-    </w:p>
-    <w:p>
-      <w:pPr>
-        <w:spacing w:before="40"/>
-        <w:jc w:val="center"/>
-      </w:pPr>
-      <w:r>
-        <w:rPr>
-          <w:rFonts w:ascii="Times New Roman" w:hAnsi="Times New Roman"/>
-          <w:i/>
-          <w:color w:val="000000"/>
-          <w:sz w:val="21"/>
-        </w:rPr>
-        <w:t>Hình 3.1 Minh chứng kiểm tra phản hồi HTTP và các Security Headers của Nginx qua lệnh Curl</w:t>
-      </w:r>
-    </w:p>
-    <w:p>
-      <w:pPr>
-        <w:pStyle w:val="Heading2"/>
-        <w:spacing w:before="200"/>
-      </w:pPr>
-      <w:r>
-        <w:rPr>
-          <w:rFonts w:ascii="Times New Roman" w:hAnsi="Times New Roman"/>
-          <w:b/>
-          <w:color w:val="000000"/>
-          <w:sz w:val="27"/>
-        </w:rPr>
-        <w:t>3.2 HTTPS và điều hướng lưu lượng an toàn</w:t>
-      </w:r>
-    </w:p>
-    <w:p>
-      <w:pPr>
-        <w:spacing w:after="100" w:line="276" w:lineRule="auto"/>
-        <w:jc w:val="both"/>
-      </w:pPr>
-      <w:r>
-        <w:rPr>
-          <w:rFonts w:ascii="Times New Roman" w:hAnsi="Times New Roman"/>
-          <w:color w:val="000000"/>
-          <w:sz w:val="25"/>
-        </w:rPr>
-        <w:t xml:space="preserve">Bên cạnh cổng HTTP chuẩn, hệ thống cung cấp file cấu hình mẫu `demo.local.conf.example` hỗ trợ giao thức HTTPS với chứng chỉ số tự ký (Self-signed SSL Certificate). Khi được kích </w:t>
-      </w:r>
-      <w:r>
-        <w:rPr>
-          <w:rFonts w:ascii="Times New Roman" w:hAnsi="Times New Roman"/>
-          <w:color w:val="000000"/>
-          <w:sz w:val="25"/>
-        </w:rPr>
-        <w:lastRenderedPageBreak/>
-        <w:t>hoạt, Nginx sẽ lắng nghe tại cổng 443 với thuật toán mã hóa TLS 1.3 và tự động chuyển hướng toàn bộ các kết nối cổng 80 sang HTTPS thông qua mã phản hồi 301 Moved Permanently.</w:t>
-      </w:r>
-    </w:p>
-    <w:p>
-      <w:pPr>
-        <w:pStyle w:val="Heading2"/>
-        <w:spacing w:before="200"/>
-      </w:pPr>
-      <w:r>
-        <w:rPr>
-          <w:rFonts w:ascii="Times New Roman" w:hAnsi="Times New Roman"/>
-          <w:b/>
-          <w:color w:val="000000"/>
-          <w:sz w:val="27"/>
-        </w:rPr>
-        <w:t>3.3 Bảo vệ tài khoản và dữ liệu ứng dụng</w:t>
-      </w:r>
-    </w:p>
-    <w:p>
-      <w:pPr>
-        <w:spacing w:after="100" w:line="276" w:lineRule="auto"/>
-        <w:jc w:val="both"/>
-      </w:pPr>
-      <w:r>
-        <w:rPr>
-          <w:rFonts w:ascii="Times New Roman" w:hAnsi="Times New Roman"/>
-          <w:color w:val="000000"/>
-          <w:sz w:val="25"/>
-        </w:rPr>
-        <w:t>Hệ thống áp dụng các nguyên tắc quản trị an toàn thông tin bao gồm:</w:t>
-      </w:r>
-    </w:p>
-    <w:p>
-      <w:pPr>
-        <w:spacing w:after="100" w:line="276" w:lineRule="auto"/>
-        <w:jc w:val="both"/>
-      </w:pPr>
-      <w:r>
-        <w:rPr>
-          <w:rFonts w:ascii="Times New Roman" w:hAnsi="Times New Roman"/>
-          <w:color w:val="000000"/>
-          <w:sz w:val="25"/>
-        </w:rPr>
-        <w:t>-</w:t>
-      </w:r>
-      <w:r>
-        <w:rPr>
-          <w:rFonts w:ascii="Times New Roman" w:hAnsi="Times New Roman"/>
-          <w:color w:val="000000"/>
-          <w:sz w:val="25"/>
-        </w:rPr>
-        <w:t>Phân tách bí mật (Secret Segregation): Toàn bộ thông tin đăng nhập CSDL (`MYSQL_ROOT_PASSWORD`, `MYSQL_PASSWORD`) được lưu trữ tại tệp `.env` trên máy chủ và được loại trừ hoàn toàn khỏi Git.</w:t>
-      </w:r>
-    </w:p>
-    <w:p>
-      <w:pPr>
-        <w:spacing w:after="100" w:line="276" w:lineRule="auto"/>
-        <w:jc w:val="both"/>
-      </w:pPr>
-      <w:r>
-        <w:rPr>
-          <w:rFonts w:ascii="Times New Roman" w:hAnsi="Times New Roman"/>
-          <w:color w:val="000000"/>
-          <w:sz w:val="25"/>
-        </w:rPr>
-        <w:t>-</w:t>
-      </w:r>
-      <w:r>
-        <w:rPr>
-          <w:rFonts w:ascii="Times New Roman" w:hAnsi="Times New Roman"/>
-          <w:color w:val="000000"/>
-          <w:sz w:val="25"/>
-        </w:rPr>
-        <w:t>Đặt mật khẩu mạnh (Strong Password Policy): Mật khẩu CSDL tuân thủ tiêu chuẩn phức tạp (bao gồm ký tự hoa, thường, số và ký tự đặc biệt, ví dụ: `QuangBa@123`, `QuangBaWP@123`), vô hiệu hóa khả năng tấn công vét cạn (Brute-force).</w:t>
-      </w:r>
-    </w:p>
-    <w:p>
-      <w:pPr>
-        <w:pStyle w:val="Heading2"/>
-        <w:spacing w:before="200"/>
-      </w:pPr>
-      <w:r>
-        <w:rPr>
-          <w:rFonts w:ascii="Times New Roman" w:hAnsi="Times New Roman"/>
-          <w:b/>
-          <w:color w:val="000000"/>
-          <w:sz w:val="27"/>
-        </w:rPr>
-        <w:t>3.4 Hardening container mạng và cơ sở dữ liệu</w:t>
-      </w:r>
-    </w:p>
-    <w:p>
-      <w:pPr>
-        <w:spacing w:after="100" w:line="276" w:lineRule="auto"/>
-        <w:jc w:val="both"/>
-      </w:pPr>
-      <w:r>
-        <w:rPr>
-          <w:rFonts w:ascii="Times New Roman" w:hAnsi="Times New Roman"/>
-          <w:color w:val="000000"/>
-          <w:sz w:val="25"/>
-        </w:rPr>
-        <w:t>Để đáp ứng tiêu chuẩn tôi cứng container (Container Hardening) khắt khe, hệ thống áp dụng đồng thời nhiều giải pháp công nghệ:</w:t>
-      </w:r>
-    </w:p>
-    <w:p>
-      <w:pPr>
-        <w:spacing w:after="100" w:line="276" w:lineRule="auto"/>
-        <w:jc w:val="both"/>
-      </w:pPr>
-      <w:r>
-        <w:rPr>
-          <w:rFonts w:ascii="Times New Roman" w:hAnsi="Times New Roman"/>
-          <w:color w:val="000000"/>
-          <w:sz w:val="25"/>
-        </w:rPr>
-        <w:t>1. Chạy container dưới quyền Non-root: Mặc định các image Docker thường chạy dưới quyền root (UID 0), gây rủi ro đặc quyền nghiêm trọng nếu container bị xâm nhập. Trong dự án, container MySQL được cấu hình chỉ định `user: '999:999'` và container Prometheus chạy dưới quyền `user: 'nobody'`. Tiến trình hoàn toàn không có quyền can thiệp vào nhân Linux của host.</w:t>
-      </w:r>
-    </w:p>
-    <w:p>
-      <w:pPr>
-        <w:spacing w:after="100" w:line="276" w:lineRule="auto"/>
-        <w:jc w:val="both"/>
-      </w:pPr>
-      <w:r>
-        <w:rPr>
-          <w:rFonts w:ascii="Times New Roman" w:hAnsi="Times New Roman"/>
-          <w:color w:val="000000"/>
-          <w:sz w:val="25"/>
-        </w:rPr>
-        <w:t>2. Ẩn thông tin phiên bản PHP (Information Disclosure Mitigation): Tin tặc thường dựa vào header `X-Powered-By: PHP/8.x` để dò tìm lỗ hổng theo CVE đã biết. Dự án tạo file cấu hình `php-config/99-security.ini` chứa chỉ thị `expose_php = Off` và mount vào container WordPress theo chế độ chỉ đọc (`:ro`). Kết quả là máy chủ hoàn toàn giấu kín phiên bản PHP.</w:t>
-      </w:r>
-    </w:p>
-    <w:p>
-      <w:pPr>
-        <w:spacing w:after="100" w:line="276" w:lineRule="auto"/>
-        <w:jc w:val="both"/>
-      </w:pPr>
-      <w:r>
-        <w:rPr>
-          <w:rFonts w:ascii="Times New Roman" w:hAnsi="Times New Roman"/>
-          <w:color w:val="000000"/>
-          <w:sz w:val="25"/>
-        </w:rPr>
-        <w:t>3. Cô lập mạng nội bộ (Network Isolation): Container `mysql_db` chỉ kết nối vào mạng `app-network`, không cấu hình `ports` ra máy chủ host. Do đó, các tác nhân bên ngoài mạng hoàn toàn không thể quét hoặc kết nối trực tiếp vào cổng 3306 của CSDL.</w:t>
-      </w:r>
-    </w:p>
-    <w:p>
-      <w:pPr>
-        <w:keepNext/>
-        <w:spacing w:before="160" w:after="40"/>
-        <w:jc w:val="center"/>
-      </w:pPr>
-      <w:r>
-        <w:rPr>
-          <w:rFonts w:ascii="Times New Roman" w:hAnsi="Times New Roman"/>
-          <w:noProof/>
-          <w:color w:val="000000"/>
-        </w:rPr>
-        <w:drawing>
-          <wp:inline distT="0" distB="0" distL="0" distR="0" wp14:anchorId="0D7636E6" wp14:editId="0B24DE8A">
-            <wp:extent cx="5486400" cy="667329"/>
-            <wp:effectExtent l="0" t="0" r="0" b="0"/>
-            <wp:docPr id="1781228655" name="Picture 1781228655"/>
-            <wp:cNvGraphicFramePr>
-              <a:graphicFrameLocks xmlns:a="http://schemas.openxmlformats.org/drawingml/2006/main" noChangeAspect="1"/>
-            </wp:cNvGraphicFramePr>
-            <a:graphic xmlns:a="http://schemas.openxmlformats.org/drawingml/2006/main">
-              <a:graphicData uri="http://schemas.openxmlformats.org/drawingml/2006/picture">
-                <pic:pic xmlns:pic="http://schemas.openxmlformats.org/drawingml/2006/picture">
-                  <pic:nvPicPr>
-                    <pic:cNvPr id="0" name="07-hardening-non-root.png"/>
+                    <pic:cNvPr id="0" name="06-grafana-loki-logql.png"/>
                     <pic:cNvPicPr/>
                   </pic:nvPicPr>
                   <pic:blipFill>
                     <a:blip r:embed="rId15"/>
-                    <a:stretch>
-                      <a:fillRect/>
-                    </a:stretch>
-                  </pic:blipFill>
-                  <pic:spPr>
-                    <a:xfrm>
-                      <a:off x="0" y="0"/>
-                      <a:ext cx="5486400" cy="667329"/>
-                    </a:xfrm>
-                    <a:prstGeom prst="rect">
-                      <a:avLst/>
-                    </a:prstGeom>
-                  </pic:spPr>
-                </pic:pic>
-              </a:graphicData>
-            </a:graphic>
-          </wp:inline>
-        </w:drawing>
-      </w:r>
-    </w:p>
-    <w:p>
-      <w:pPr>
-        <w:spacing w:before="40"/>
-        <w:jc w:val="center"/>
-      </w:pPr>
-      <w:r>
-        <w:rPr>
-          <w:rFonts w:ascii="Times New Roman" w:hAnsi="Times New Roman"/>
-          <w:i/>
-          <w:color w:val="000000"/>
-          <w:sz w:val="21"/>
-        </w:rPr>
-        <w:t>Hình 3.2 Minh chứng kiểm tra cấu hình tôi cứng bảo mật (Non-root user và ẩn thông tin phiên bản PHP)</w:t>
-      </w:r>
-    </w:p>
-    <w:p>
-      <w:pPr>
-        <w:pStyle w:val="Heading1"/>
-        <w:spacing w:before="280" w:after="120"/>
-      </w:pPr>
-      <w:r>
-        <w:rPr>
-          <w:rFonts w:ascii="Times New Roman" w:hAnsi="Times New Roman"/>
-          <w:color w:val="000000"/>
-          <w:sz w:val="30"/>
-        </w:rPr>
-        <w:t>PHẦN 4 GIÁM SÁT VÀ LOG TẬP TRUNG</w:t>
-      </w:r>
-    </w:p>
-    <w:p>
-      <w:pPr>
-        <w:pStyle w:val="Heading2"/>
-        <w:spacing w:before="200"/>
-      </w:pPr>
-      <w:r>
-        <w:rPr>
-          <w:rFonts w:ascii="Times New Roman" w:hAnsi="Times New Roman"/>
-          <w:b/>
-          <w:color w:val="000000"/>
-          <w:sz w:val="27"/>
-        </w:rPr>
-        <w:t>4.1 Cấu hình Prometheus và các exporter</w:t>
-      </w:r>
-    </w:p>
-    <w:p>
-      <w:pPr>
-        <w:spacing w:after="100" w:line="276" w:lineRule="auto"/>
-        <w:jc w:val="both"/>
-      </w:pPr>
-      <w:r>
-        <w:rPr>
-          <w:rFonts w:ascii="Times New Roman" w:hAnsi="Times New Roman"/>
-          <w:color w:val="000000"/>
-          <w:sz w:val="25"/>
-        </w:rPr>
-        <w:t>Hệ thống giám sát được xây dựng trên nền tảng Prometheus phiên bản v3.5.0, hoạt động theo cơ chế cào dữ liệu định kỳ mỗi 15 giây. Hệ thống tích hợp một cụm các Exporter chuyên dụng để thu thập dữ liệu đa tầng:</w:t>
-      </w:r>
-    </w:p>
-    <w:p>
-      <w:pPr>
-        <w:spacing w:after="100" w:line="276" w:lineRule="auto"/>
-        <w:jc w:val="both"/>
-      </w:pPr>
-      <w:r>
-        <w:rPr>
-          <w:rFonts w:ascii="Times New Roman" w:hAnsi="Times New Roman"/>
-          <w:color w:val="000000"/>
-          <w:sz w:val="25"/>
-        </w:rPr>
-        <w:t>-</w:t>
-      </w:r>
-      <w:r>
-        <w:rPr>
-          <w:rFonts w:ascii="Times New Roman" w:hAnsi="Times New Roman"/>
-          <w:color w:val="000000"/>
-          <w:sz w:val="25"/>
-        </w:rPr>
-        <w:t>cAdvisor (Container Advisor): Chạy dưới dạng container đặc quyền nhẹ, thu thập thông số tài nguyên thời gian thực của toàn bộ Docker Engine (CPU, RAM, Network I/O, Disk I/O).</w:t>
-      </w:r>
-    </w:p>
-    <w:p>
-      <w:pPr>
-        <w:spacing w:after="100" w:line="276" w:lineRule="auto"/>
-        <w:jc w:val="both"/>
-      </w:pPr>
-      <w:r>
-        <w:rPr>
-          <w:rFonts w:ascii="Times New Roman" w:hAnsi="Times New Roman"/>
-          <w:color w:val="000000"/>
-          <w:sz w:val="25"/>
-        </w:rPr>
-        <w:lastRenderedPageBreak/>
-        <w:t>-</w:t>
-      </w:r>
-      <w:r>
-        <w:rPr>
-          <w:rFonts w:ascii="Times New Roman" w:hAnsi="Times New Roman"/>
-          <w:color w:val="000000"/>
-          <w:sz w:val="25"/>
-        </w:rPr>
-        <w:t>mysqld-exporter: Kết nối với MySQL qua tài khoản giám sát nội bộ, cung cấp các chỉ số quan trọng như số lượng kết nối đồng thời, số lệnh truy vấn mỗi giây (QPS), kích thước vùng đệm InnoDB Buffer Pool.</w:t>
-      </w:r>
-    </w:p>
-    <w:p>
-      <w:pPr>
-        <w:spacing w:after="100" w:line="276" w:lineRule="auto"/>
-        <w:jc w:val="both"/>
-      </w:pPr>
-      <w:r>
-        <w:rPr>
-          <w:rFonts w:ascii="Times New Roman" w:hAnsi="Times New Roman"/>
-          <w:color w:val="000000"/>
-          <w:sz w:val="25"/>
-        </w:rPr>
-        <w:t>-</w:t>
-      </w:r>
-      <w:r>
-        <w:rPr>
-          <w:rFonts w:ascii="Times New Roman" w:hAnsi="Times New Roman"/>
-          <w:color w:val="000000"/>
-          <w:sz w:val="25"/>
-        </w:rPr>
-        <w:t>blackbox-exporter: Thực hiện kiểm tra tính sẵn sàng của website qua giao thức HTTP/HTTPS (Uptime probe), đo lường thời gian trễ DNS, thời gian kết nối TCP và thời gian phản hồi mã 200 OK.</w:t>
-      </w:r>
-    </w:p>
-    <w:p>
-      <w:pPr>
-        <w:spacing w:after="100" w:line="276" w:lineRule="auto"/>
-        <w:jc w:val="both"/>
-      </w:pPr>
-      <w:r>
-        <w:rPr>
-          <w:rFonts w:ascii="Times New Roman" w:hAnsi="Times New Roman"/>
-          <w:color w:val="000000"/>
-          <w:sz w:val="25"/>
-        </w:rPr>
-        <w:t>Ảnh chụp màn hình trang quản trị Prometheus Targets xác nhận tất cả 4 targets đều đang ở trạng thái UP 100%:</w:t>
-      </w:r>
-    </w:p>
-    <w:p>
-      <w:pPr>
-        <w:keepNext/>
-        <w:spacing w:before="160" w:after="40"/>
-        <w:jc w:val="center"/>
-      </w:pPr>
-      <w:r>
-        <w:rPr>
-          <w:rFonts w:ascii="Times New Roman" w:hAnsi="Times New Roman"/>
-          <w:noProof/>
-          <w:color w:val="000000"/>
-        </w:rPr>
-        <w:drawing>
-          <wp:inline distT="0" distB="0" distL="0" distR="0" wp14:anchorId="207A0477" wp14:editId="040A02C8">
-            <wp:extent cx="5486400" cy="2511501"/>
-            <wp:effectExtent l="0" t="0" r="0" b="0"/>
-            <wp:docPr id="1781228656" name="Picture 1781228656"/>
-            <wp:cNvGraphicFramePr>
-              <a:graphicFrameLocks xmlns:a="http://schemas.openxmlformats.org/drawingml/2006/main" noChangeAspect="1"/>
-            </wp:cNvGraphicFramePr>
-            <a:graphic xmlns:a="http://schemas.openxmlformats.org/drawingml/2006/main">
-              <a:graphicData uri="http://schemas.openxmlformats.org/drawingml/2006/picture">
-                <pic:pic xmlns:pic="http://schemas.openxmlformats.org/drawingml/2006/picture">
-                  <pic:nvPicPr>
-                    <pic:cNvPr id="0" name="04-prometheus-targets (1).png"/>
-                    <pic:cNvPicPr/>
-                  </pic:nvPicPr>
-                  <pic:blipFill>
-                    <a:blip r:embed="rId16"/>
                     <a:stretch>
                       <a:fillRect/>
                     </a:stretch>
@@ -8631,201 +8921,46 @@
       </w:pPr>
       <w:r>
         <w:rPr>
-          <w:rFonts w:ascii="Times New Roman" w:hAnsi="Times New Roman"/>
           <w:i/>
           <w:color w:val="000000"/>
           <w:sz w:val="21"/>
         </w:rPr>
-        <w:t>Hình 4.1 Minh chứng 4 mục tiêu giám sát (Prometheus, cAdvisor, MySQL, Blackbox) ở trạng thái UP ổn định</w:t>
+        <w:t>Hình 4.3 Minh chứng giao diện Grafana Explore truy vấn nhật ký container bằng ngôn ngữ LogQL qua Loki</w:t>
       </w:r>
     </w:p>
     <w:p>
       <w:pPr>
         <w:pStyle w:val="Heading2"/>
         <w:spacing w:before="200"/>
-      </w:pPr>
-      <w:r>
-        <w:rPr>
-          <w:rFonts w:ascii="Times New Roman" w:hAnsi="Times New Roman"/>
+        <w:rPr>
+          <w:lang w:val="fr-FR"/>
+        </w:rPr>
+      </w:pPr>
+      <w:r>
+        <w:rPr>
           <w:b/>
           <w:color w:val="000000"/>
           <w:sz w:val="27"/>
-        </w:rPr>
-        <w:t>4.2 Dashboard Grafana và dữ liệu container</w:t>
+          <w:lang w:val="fr-FR"/>
+        </w:rPr>
+        <w:t>4.7 LogQL lọc request lỗi HTTP 4xx và 5xx</w:t>
       </w:r>
     </w:p>
     <w:p>
       <w:pPr>
         <w:spacing w:after="100" w:line="276" w:lineRule="auto"/>
         <w:jc w:val="both"/>
-      </w:pPr>
-      <w:r>
-        <w:rPr>
-          <w:rFonts w:ascii="Times New Roman" w:hAnsi="Times New Roman"/>
+        <w:rPr>
+          <w:lang w:val="fr-FR"/>
+        </w:rPr>
+      </w:pPr>
+      <w:r>
+        <w:rPr>
           <w:color w:val="000000"/>
           <w:sz w:val="25"/>
-        </w:rPr>
-        <w:t>Grafana được cấu hình nguồn dữ liệu (Data Source) kết nối trực tiếp với Prometheus tại `http://prometheus:9090`. Trên giao diện Grafana, hệ thống xây dựng bảng điều khiển trực quan (Dashboard) tổng hợp các thông số cốt lõi:</w:t>
-      </w:r>
-    </w:p>
-    <w:p>
-      <w:pPr>
-        <w:spacing w:after="100" w:line="276" w:lineRule="auto"/>
-        <w:jc w:val="both"/>
-      </w:pPr>
-      <w:r>
-        <w:rPr>
-          <w:rFonts w:ascii="Times New Roman" w:hAnsi="Times New Roman"/>
-          <w:color w:val="000000"/>
-          <w:sz w:val="25"/>
-        </w:rPr>
-        <w:t>-</w:t>
-      </w:r>
-      <w:r>
-        <w:rPr>
-          <w:rFonts w:ascii="Times New Roman" w:hAnsi="Times New Roman"/>
-          <w:color w:val="000000"/>
-          <w:sz w:val="25"/>
-        </w:rPr>
-        <w:t>Biểu đồ mức chiếm dụng bộ nhớ RAM của WordPress (`container_memory_working_set_bytes{name='wp_app'}`).</w:t>
-      </w:r>
-    </w:p>
-    <w:p>
-      <w:pPr>
-        <w:spacing w:after="100" w:line="276" w:lineRule="auto"/>
-        <w:jc w:val="both"/>
-      </w:pPr>
-      <w:r>
-        <w:rPr>
-          <w:rFonts w:ascii="Times New Roman" w:hAnsi="Times New Roman"/>
-          <w:color w:val="000000"/>
-          <w:sz w:val="25"/>
-        </w:rPr>
-        <w:t>-</w:t>
-      </w:r>
-      <w:r>
-        <w:rPr>
-          <w:rFonts w:ascii="Times New Roman" w:hAnsi="Times New Roman"/>
-          <w:color w:val="000000"/>
-          <w:sz w:val="25"/>
-        </w:rPr>
-        <w:t>Tải CPU của toàn bộ các container tính theo phần trăm nhân thực tế.</w:t>
-      </w:r>
-    </w:p>
-    <w:p>
-      <w:pPr>
-        <w:spacing w:after="100" w:line="276" w:lineRule="auto"/>
-        <w:jc w:val="both"/>
-      </w:pPr>
-      <w:r>
-        <w:rPr>
-          <w:rFonts w:ascii="Times New Roman" w:hAnsi="Times New Roman"/>
-          <w:color w:val="000000"/>
-          <w:sz w:val="25"/>
-        </w:rPr>
-        <w:t>-</w:t>
-      </w:r>
-      <w:r>
-        <w:rPr>
-          <w:rFonts w:ascii="Times New Roman" w:hAnsi="Times New Roman"/>
-          <w:color w:val="000000"/>
-          <w:sz w:val="25"/>
-        </w:rPr>
-        <w:t>Trạng thái hoạt động của cơ sở dữ liệu (`mysql_up`).</w:t>
-      </w:r>
-    </w:p>
-    <w:p>
-      <w:pPr>
-        <w:keepNext/>
-        <w:spacing w:before="160" w:after="40"/>
-        <w:jc w:val="center"/>
-      </w:pPr>
-      <w:r>
-        <w:rPr>
-          <w:rFonts w:ascii="Times New Roman" w:hAnsi="Times New Roman"/>
-          <w:noProof/>
-          <w:color w:val="000000"/>
-        </w:rPr>
-        <w:lastRenderedPageBreak/>
-        <w:drawing>
-          <wp:inline distT="0" distB="0" distL="0" distR="0" wp14:anchorId="0F1952F4" wp14:editId="59901921">
-            <wp:extent cx="5486400" cy="2329507"/>
-            <wp:effectExtent l="0" t="0" r="0" b="0"/>
-            <wp:docPr id="1781228657" name="Picture 1781228657"/>
-            <wp:cNvGraphicFramePr>
-              <a:graphicFrameLocks xmlns:a="http://schemas.openxmlformats.org/drawingml/2006/main" noChangeAspect="1"/>
-            </wp:cNvGraphicFramePr>
-            <a:graphic xmlns:a="http://schemas.openxmlformats.org/drawingml/2006/main">
-              <a:graphicData uri="http://schemas.openxmlformats.org/drawingml/2006/picture">
-                <pic:pic xmlns:pic="http://schemas.openxmlformats.org/drawingml/2006/picture">
-                  <pic:nvPicPr>
-                    <pic:cNvPr id="0" name="05-grafana-dashboard.png"/>
-                    <pic:cNvPicPr/>
-                  </pic:nvPicPr>
-                  <pic:blipFill>
-                    <a:blip r:embed="rId17"/>
-                    <a:stretch>
-                      <a:fillRect/>
-                    </a:stretch>
-                  </pic:blipFill>
-                  <pic:spPr>
-                    <a:xfrm>
-                      <a:off x="0" y="0"/>
-                      <a:ext cx="5486400" cy="2329507"/>
-                    </a:xfrm>
-                    <a:prstGeom prst="rect">
-                      <a:avLst/>
-                    </a:prstGeom>
-                  </pic:spPr>
-                </pic:pic>
-              </a:graphicData>
-            </a:graphic>
-          </wp:inline>
-        </w:drawing>
-      </w:r>
-    </w:p>
-    <w:p>
-      <w:pPr>
-        <w:spacing w:before="40"/>
-        <w:jc w:val="center"/>
-      </w:pPr>
-      <w:r>
-        <w:rPr>
-          <w:rFonts w:ascii="Times New Roman" w:hAnsi="Times New Roman"/>
-          <w:i/>
-          <w:color w:val="000000"/>
-          <w:sz w:val="21"/>
-        </w:rPr>
-        <w:t>Hình 4.2 Minh chứng Dashboard Grafana hiển thị trực quan các chỉ số hiệu năng của Container và Cơ sở dữ liệu</w:t>
-      </w:r>
-    </w:p>
-    <w:p>
-      <w:pPr>
-        <w:pStyle w:val="Heading2"/>
-        <w:spacing w:before="200"/>
-      </w:pPr>
-      <w:r>
-        <w:rPr>
-          <w:rFonts w:ascii="Times New Roman" w:hAnsi="Times New Roman"/>
-          <w:b/>
-          <w:color w:val="000000"/>
-          <w:sz w:val="27"/>
-        </w:rPr>
-        <w:t>4.3 Giám sát Nginx MySQL và kiểm tra tạo tải</w:t>
-      </w:r>
-    </w:p>
-    <w:p>
-      <w:pPr>
-        <w:spacing w:after="100" w:line="276" w:lineRule="auto"/>
-        <w:jc w:val="both"/>
-      </w:pPr>
-      <w:r>
-        <w:rPr>
-          <w:rFonts w:ascii="Times New Roman" w:hAnsi="Times New Roman"/>
-          <w:color w:val="000000"/>
-          <w:sz w:val="25"/>
-        </w:rPr>
-        <w:t>Để kiểm chứng khả năng cảnh báo và phản hồi của hệ thống giám sát, sinh viên đã tiến hành thử nghiệm tạo tải nhân tạo (Load Testing) bằng công cụ `ab` (ApacheBench) với kịch bản gửi đồng thời 1000 requests vào trang chủ Cổng thông tin tin tức:</w:t>
+          <w:lang w:val="fr-FR"/>
+        </w:rPr>
+        <w:t>Câu truy vấn LogQL số 2: Lọc các yêu cầu gặp lỗi phía client (4xx) hoặc lỗi máy chủ (5xx) nhằm phát hiện kịp thời các hành vi quét lỗ hổng hoặc sự cố sập ứng dụng:</w:t>
       </w:r>
     </w:p>
     <w:tbl>
@@ -8864,11 +8999,10 @@
             </w:pPr>
             <w:r>
               <w:rPr>
-                <w:rFonts w:ascii="Times New Roman" w:hAnsi="Times New Roman"/>
                 <w:color w:val="000000"/>
                 <w:sz w:val="19"/>
               </w:rPr>
-              <w:t>ab -n 1000 -c 20 http://localhost/</w:t>
+              <w:t>{container="wp_app"} |~ "\" [45][0-9][0-9] "</w:t>
             </w:r>
           </w:p>
         </w:tc>
@@ -8886,11 +9020,10 @@
       </w:pPr>
       <w:r>
         <w:rPr>
-          <w:rFonts w:ascii="Times New Roman" w:hAnsi="Times New Roman"/>
           <w:color w:val="000000"/>
           <w:sz w:val="25"/>
         </w:rPr>
-        <w:t>Kết quả quan sát trên Dashboard Grafana cho thấy đường biểu đồ CPU của container `nginx_proxy` và `wp_app` tăng vọt tương ứng với thời điểm tạo tải và nhanh chóng hạ nhiệt về mức bình thường sau khi kết thúc thử nghiệm, chứng minh hệ thống giám sát ghi nhận dữ liệu nhạy bén và chuẩn xác.</w:t>
+        <w:t>Biểu thức chính quy `[45][0-9][0-9]` bóc tách chính xác các mã phản hồi HTTP từ 400 đến 599 trong chuỗi log tiêu chuẩn của Web Server.</w:t>
       </w:r>
     </w:p>
     <w:p>
@@ -8900,12 +9033,12 @@
       </w:pPr>
       <w:r>
         <w:rPr>
-          <w:rFonts w:ascii="Times New Roman" w:hAnsi="Times New Roman"/>
           <w:b/>
           <w:color w:val="000000"/>
           <w:sz w:val="27"/>
         </w:rPr>
-        <w:t>4.4 Thiết kế hệ thống log tập trung</w:t>
+        <w:lastRenderedPageBreak/>
+        <w:t>4.8 LogQL tìm sự kiện đăng nhập quản trị wp-login</w:t>
       </w:r>
     </w:p>
     <w:p>
@@ -8915,102 +9048,10 @@
       </w:pPr>
       <w:r>
         <w:rPr>
-          <w:rFonts w:ascii="Times New Roman" w:hAnsi="Times New Roman"/>
           <w:color w:val="000000"/>
           <w:sz w:val="25"/>
         </w:rPr>
-        <w:t>Bài toán quản lý nhật ký trong môi trường phân tán Microservices đòi hỏi một giải pháp thu thập tập trung để tránh việc người quản trị phải SSH vào từng container để xem lệnh `docker logs`. Đồ án triển khai cụm PLG Stack (Promtail - Loki - Grafana):</w:t>
-      </w:r>
-    </w:p>
-    <w:p>
-      <w:pPr>
-        <w:spacing w:after="100" w:line="276" w:lineRule="auto"/>
-        <w:jc w:val="both"/>
-        <w:rPr>
-          <w:lang w:val="fr-FR"/>
-        </w:rPr>
-      </w:pPr>
-      <w:r>
-        <w:rPr>
-          <w:rFonts w:ascii="Times New Roman" w:hAnsi="Times New Roman"/>
-          <w:color w:val="000000"/>
-          <w:sz w:val="25"/>
-          <w:lang w:val="fr-FR"/>
-        </w:rPr>
-        <w:t>-</w:t>
-      </w:r>
-      <w:r>
-        <w:rPr>
-          <w:rFonts w:ascii="Times New Roman" w:hAnsi="Times New Roman"/>
-          <w:color w:val="000000"/>
-          <w:sz w:val="25"/>
-          <w:lang w:val="fr-FR"/>
-        </w:rPr>
-        <w:t>Promtail đóng vai trò là Log Collector. Bằng cách mount file socket `docker.sock`, Promtail tự động lắng nghe các sự kiện tạo/hủy container và tự động trích xuất các nhãn metadata (container name, compose service).</w:t>
-      </w:r>
-    </w:p>
-    <w:p>
-      <w:pPr>
-        <w:spacing w:after="100" w:line="276" w:lineRule="auto"/>
-        <w:jc w:val="both"/>
-        <w:rPr>
-          <w:lang w:val="fr-FR"/>
-        </w:rPr>
-      </w:pPr>
-      <w:r>
-        <w:rPr>
-          <w:rFonts w:ascii="Times New Roman" w:hAnsi="Times New Roman"/>
-          <w:color w:val="000000"/>
-          <w:sz w:val="25"/>
-          <w:lang w:val="fr-FR"/>
-        </w:rPr>
-        <w:t>-</w:t>
-      </w:r>
-      <w:r>
-        <w:rPr>
-          <w:rFonts w:ascii="Times New Roman" w:hAnsi="Times New Roman"/>
-          <w:color w:val="000000"/>
-          <w:sz w:val="25"/>
-          <w:lang w:val="fr-FR"/>
-        </w:rPr>
-        <w:t>Loki đóng vai trò là Log Aggregator. Khác với Elasticsearch lập chỉ mục toàn bộ nội dung văn bản (rất tốn RAM), Loki chỉ lập chỉ mục cho các nhãn (Labels) tương tự như Prometheus, giúp hệ thống hoạt động cực kỳ nhẹ và tiết kiệm tài nguyên.</w:t>
-      </w:r>
-    </w:p>
-    <w:p>
-      <w:pPr>
-        <w:pStyle w:val="Heading2"/>
-        <w:spacing w:before="200"/>
-        <w:rPr>
-          <w:lang w:val="fr-FR"/>
-        </w:rPr>
-      </w:pPr>
-      <w:r>
-        <w:rPr>
-          <w:rFonts w:ascii="Times New Roman" w:hAnsi="Times New Roman"/>
-          <w:b/>
-          <w:color w:val="000000"/>
-          <w:sz w:val="27"/>
-          <w:lang w:val="fr-FR"/>
-        </w:rPr>
-        <w:t>4.5 Phương pháp kiểm chứng log và khắc phục sự cố</w:t>
-      </w:r>
-    </w:p>
-    <w:p>
-      <w:pPr>
-        <w:spacing w:after="100" w:line="276" w:lineRule="auto"/>
-        <w:jc w:val="both"/>
-        <w:rPr>
-          <w:lang w:val="fr-FR"/>
-        </w:rPr>
-      </w:pPr>
-      <w:r>
-        <w:rPr>
-          <w:rFonts w:ascii="Times New Roman" w:hAnsi="Times New Roman"/>
-          <w:color w:val="000000"/>
-          <w:sz w:val="25"/>
-          <w:lang w:val="fr-FR"/>
-        </w:rPr>
-        <w:t>Trong quá trình triển khai ban đầu, cụm logging gặp sự cố phổ biến là lỗi 'Timestamp too old' khiến Loki từ chối nhận log từ các container đã chạy lâu. Sự cố này đã được xử lý triệt để bằng cách chuẩn hóa cấu hình schema TSDB v13 trong file `loki-config.yml`:</w:t>
+        <w:t>Câu truy vấn LogQL số 3: Giám sát các sự kiện truy cập vào trang đăng nhập quản trị viên để phát hiện nguy cơ tấn công brute-force mật khẩu:</w:t>
       </w:r>
     </w:p>
     <w:tbl>
@@ -9046,122 +9087,17 @@
           <w:p>
             <w:pPr>
               <w:spacing w:after="0" w:line="252" w:lineRule="auto"/>
-            </w:pPr>
-            <w:r>
-              <w:rPr>
-                <w:rFonts w:ascii="Times New Roman" w:hAnsi="Times New Roman"/>
+              <w:rPr>
+                <w:lang w:val="fr-FR"/>
+              </w:rPr>
+            </w:pPr>
+            <w:r>
+              <w:rPr>
                 <w:color w:val="000000"/>
                 <w:sz w:val="19"/>
-              </w:rPr>
-              <w:lastRenderedPageBreak/>
-              <w:t># Cấu hình xử lý lỗi Timestamp và lưu trữ tối ưu trong loki-config.yml</w:t>
-            </w:r>
-            <w:r>
-              <w:rPr>
-                <w:rFonts w:ascii="Times New Roman" w:hAnsi="Times New Roman"/>
-                <w:color w:val="000000"/>
-                <w:sz w:val="19"/>
-              </w:rPr>
-              <w:br/>
-              <w:t>limits_config:</w:t>
-            </w:r>
-            <w:r>
-              <w:rPr>
-                <w:rFonts w:ascii="Times New Roman" w:hAnsi="Times New Roman"/>
-                <w:color w:val="000000"/>
-                <w:sz w:val="19"/>
-              </w:rPr>
-              <w:br/>
-              <w:t xml:space="preserve">  allow_structured_metadata: false</w:t>
-            </w:r>
-            <w:r>
-              <w:rPr>
-                <w:rFonts w:ascii="Times New Roman" w:hAnsi="Times New Roman"/>
-                <w:color w:val="000000"/>
-                <w:sz w:val="19"/>
-              </w:rPr>
-              <w:br/>
-            </w:r>
-            <w:r>
-              <w:rPr>
-                <w:rFonts w:ascii="Times New Roman" w:hAnsi="Times New Roman"/>
-                <w:color w:val="000000"/>
-                <w:sz w:val="19"/>
-              </w:rPr>
-              <w:br/>
-              <w:t>schema_config:</w:t>
-            </w:r>
-            <w:r>
-              <w:rPr>
-                <w:rFonts w:ascii="Times New Roman" w:hAnsi="Times New Roman"/>
-                <w:color w:val="000000"/>
-                <w:sz w:val="19"/>
-              </w:rPr>
-              <w:br/>
-              <w:t xml:space="preserve">  configs:</w:t>
-            </w:r>
-            <w:r>
-              <w:rPr>
-                <w:rFonts w:ascii="Times New Roman" w:hAnsi="Times New Roman"/>
-                <w:color w:val="000000"/>
-                <w:sz w:val="19"/>
-              </w:rPr>
-              <w:br/>
-              <w:t xml:space="preserve">    - from: "2024-01-01"</w:t>
-            </w:r>
-            <w:r>
-              <w:rPr>
-                <w:rFonts w:ascii="Times New Roman" w:hAnsi="Times New Roman"/>
-                <w:color w:val="000000"/>
-                <w:sz w:val="19"/>
-              </w:rPr>
-              <w:br/>
-              <w:t xml:space="preserve">      store: tsdb</w:t>
-            </w:r>
-            <w:r>
-              <w:rPr>
-                <w:rFonts w:ascii="Times New Roman" w:hAnsi="Times New Roman"/>
-                <w:color w:val="000000"/>
-                <w:sz w:val="19"/>
-              </w:rPr>
-              <w:br/>
-              <w:t xml:space="preserve">      object_store: filesystem</w:t>
-            </w:r>
-            <w:r>
-              <w:rPr>
-                <w:rFonts w:ascii="Times New Roman" w:hAnsi="Times New Roman"/>
-                <w:color w:val="000000"/>
-                <w:sz w:val="19"/>
-              </w:rPr>
-              <w:br/>
-              <w:t xml:space="preserve">      schema: v13</w:t>
-            </w:r>
-            <w:r>
-              <w:rPr>
-                <w:rFonts w:ascii="Times New Roman" w:hAnsi="Times New Roman"/>
-                <w:color w:val="000000"/>
-                <w:sz w:val="19"/>
-              </w:rPr>
-              <w:br/>
-              <w:t xml:space="preserve">      index:</w:t>
-            </w:r>
-            <w:r>
-              <w:rPr>
-                <w:rFonts w:ascii="Times New Roman" w:hAnsi="Times New Roman"/>
-                <w:color w:val="000000"/>
-                <w:sz w:val="19"/>
-              </w:rPr>
-              <w:br/>
-              <w:t xml:space="preserve">        prefix: index_</w:t>
-            </w:r>
-            <w:r>
-              <w:rPr>
-                <w:rFonts w:ascii="Times New Roman" w:hAnsi="Times New Roman"/>
-                <w:color w:val="000000"/>
-                <w:sz w:val="19"/>
-              </w:rPr>
-              <w:br/>
-              <w:t xml:space="preserve">        period: 24h</w:t>
+                <w:lang w:val="fr-FR"/>
+              </w:rPr>
+              <w:t>{container="nginx_proxy"} |= "wp-login.php"</w:t>
             </w:r>
           </w:p>
         </w:tc>
@@ -9170,422 +9106,73 @@
     <w:p>
       <w:pPr>
         <w:spacing w:after="40"/>
-      </w:pPr>
+        <w:rPr>
+          <w:lang w:val="fr-FR"/>
+        </w:rPr>
+      </w:pPr>
+    </w:p>
+    <w:p>
+      <w:pPr>
+        <w:spacing w:after="100" w:line="276" w:lineRule="auto"/>
+        <w:jc w:val="both"/>
+        <w:rPr>
+          <w:lang w:val="fr-FR"/>
+        </w:rPr>
+      </w:pPr>
+      <w:r>
+        <w:rPr>
+          <w:color w:val="000000"/>
+          <w:sz w:val="25"/>
+          <w:lang w:val="fr-FR"/>
+        </w:rPr>
+        <w:t>Bộ lọc chuỗi `|= 'wp-login.php'` giúp nhân viên an ninh mạng ngay lập tức lọc ra danh sách các địa chỉ IP đang cố tình truy cập vào trang đăng nhập, tạo tiền đề để cấu hình các giải pháp ngăn chặn tự động (như Fail2ban).</w:t>
+      </w:r>
+    </w:p>
+    <w:p>
+      <w:pPr>
+        <w:pStyle w:val="Heading1"/>
+        <w:spacing w:before="280" w:after="120"/>
+        <w:rPr>
+          <w:lang w:val="fr-FR"/>
+        </w:rPr>
+      </w:pPr>
+      <w:r>
+        <w:rPr>
+          <w:color w:val="000000"/>
+          <w:sz w:val="30"/>
+          <w:lang w:val="fr-FR"/>
+        </w:rPr>
+        <w:t>PHẦN 5 KIỂM THỬ VẬN HÀNH VÀ ĐỐI CHIẾU</w:t>
+      </w:r>
     </w:p>
     <w:p>
       <w:pPr>
         <w:pStyle w:val="Heading2"/>
         <w:spacing w:before="200"/>
-      </w:pPr>
-      <w:r>
-        <w:rPr>
-          <w:rFonts w:ascii="Times New Roman" w:hAnsi="Times New Roman"/>
+        <w:rPr>
+          <w:lang w:val="fr-FR"/>
+        </w:rPr>
+      </w:pPr>
+      <w:r>
+        <w:rPr>
           <w:b/>
           <w:color w:val="000000"/>
           <w:sz w:val="27"/>
-        </w:rPr>
-        <w:t>4.6 LogQL xem log truy cập WordPress và Nginx</w:t>
+          <w:lang w:val="fr-FR"/>
+        </w:rPr>
+        <w:t>5.1 Kết quả kiểm thử chức năng và tích hợp</w:t>
       </w:r>
     </w:p>
     <w:p>
       <w:pPr>
         <w:spacing w:after="100" w:line="276" w:lineRule="auto"/>
         <w:jc w:val="both"/>
-      </w:pPr>
-      <w:r>
-        <w:rPr>
-          <w:rFonts w:ascii="Times New Roman" w:hAnsi="Times New Roman"/>
-          <w:color w:val="000000"/>
-          <w:sz w:val="25"/>
-        </w:rPr>
-        <w:t>Câu truy vấn LogQL số 1: Hiển thị toàn bộ nhật ký truy cập theo thời gian thực của ứng dụng WordPress:</w:t>
-      </w:r>
-    </w:p>
-    <w:tbl>
-      <w:tblPr>
-        <w:tblW w:w="0" w:type="auto"/>
-        <w:jc w:val="center"/>
-        <w:tblLook w:val="04A0" w:firstRow="1" w:lastRow="0" w:firstColumn="1" w:lastColumn="0" w:noHBand="0" w:noVBand="1"/>
-      </w:tblPr>
-      <w:tblGrid>
-        <w:gridCol w:w="9339"/>
-      </w:tblGrid>
-      <w:tr>
-        <w:trPr>
-          <w:jc w:val="center"/>
-        </w:trPr>
-        <w:tc>
-          <w:tcPr>
-            <w:tcW w:w="9360" w:type="dxa"/>
-            <w:tcBorders>
-              <w:top w:val="single" w:sz="6" w:space="0" w:color="E5E7EB"/>
-              <w:left w:val="single" w:sz="6" w:space="0" w:color="E5E7EB"/>
-              <w:bottom w:val="single" w:sz="6" w:space="0" w:color="E5E7EB"/>
-              <w:right w:val="single" w:sz="6" w:space="0" w:color="E5E7EB"/>
-            </w:tcBorders>
-            <w:shd w:val="clear" w:color="auto" w:fill="F9FAFB"/>
-            <w:tcMar>
-              <w:top w:w="100" w:type="dxa"/>
-              <w:left w:w="140" w:type="dxa"/>
-              <w:bottom w:w="100" w:type="dxa"/>
-              <w:right w:w="140" w:type="dxa"/>
-            </w:tcMar>
-          </w:tcPr>
-          <w:p>
-            <w:pPr>
-              <w:spacing w:after="0" w:line="252" w:lineRule="auto"/>
-            </w:pPr>
-            <w:r>
-              <w:rPr>
-                <w:rFonts w:ascii="Times New Roman" w:hAnsi="Times New Roman"/>
-                <w:color w:val="000000"/>
-                <w:sz w:val="19"/>
-              </w:rPr>
-              <w:t>{container="wp_app"}</w:t>
-            </w:r>
-          </w:p>
-        </w:tc>
-      </w:tr>
-    </w:tbl>
-    <w:p>
-      <w:pPr>
-        <w:spacing w:after="40"/>
-      </w:pPr>
-    </w:p>
-    <w:p>
-      <w:pPr>
-        <w:spacing w:after="100" w:line="276" w:lineRule="auto"/>
-        <w:jc w:val="both"/>
-      </w:pPr>
-      <w:r>
-        <w:rPr>
-          <w:rFonts w:ascii="Times New Roman" w:hAnsi="Times New Roman"/>
-          <w:color w:val="000000"/>
-          <w:sz w:val="25"/>
-        </w:rPr>
-        <w:t>Kết quả truy vấn trên Grafana Explore hiển thị chi tiết từng dòng request bao gồm địa chỉ IP nguồn, phương thức HTTP (GET/POST), đường dẫn tài nguyên và thời gian phản hồi.</w:t>
-      </w:r>
-    </w:p>
-    <w:p>
-      <w:pPr>
-        <w:keepNext/>
-        <w:spacing w:before="160" w:after="40"/>
-        <w:jc w:val="center"/>
-      </w:pPr>
-      <w:r>
-        <w:rPr>
-          <w:rFonts w:ascii="Times New Roman" w:hAnsi="Times New Roman"/>
-          <w:noProof/>
-          <w:color w:val="000000"/>
-        </w:rPr>
-        <w:drawing>
-          <wp:inline distT="0" distB="0" distL="0" distR="0" wp14:anchorId="0820F390" wp14:editId="732C965A">
-            <wp:extent cx="5486400" cy="2511501"/>
-            <wp:effectExtent l="0" t="0" r="0" b="0"/>
-            <wp:docPr id="1781228658" name="Picture 1781228658"/>
-            <wp:cNvGraphicFramePr>
-              <a:graphicFrameLocks xmlns:a="http://schemas.openxmlformats.org/drawingml/2006/main" noChangeAspect="1"/>
-            </wp:cNvGraphicFramePr>
-            <a:graphic xmlns:a="http://schemas.openxmlformats.org/drawingml/2006/main">
-              <a:graphicData uri="http://schemas.openxmlformats.org/drawingml/2006/picture">
-                <pic:pic xmlns:pic="http://schemas.openxmlformats.org/drawingml/2006/picture">
-                  <pic:nvPicPr>
-                    <pic:cNvPr id="0" name="06-grafana-loki-logql.png"/>
-                    <pic:cNvPicPr/>
-                  </pic:nvPicPr>
-                  <pic:blipFill>
-                    <a:blip r:embed="rId18"/>
-                    <a:stretch>
-                      <a:fillRect/>
-                    </a:stretch>
-                  </pic:blipFill>
-                  <pic:spPr>
-                    <a:xfrm>
-                      <a:off x="0" y="0"/>
-                      <a:ext cx="5486400" cy="2511501"/>
-                    </a:xfrm>
-                    <a:prstGeom prst="rect">
-                      <a:avLst/>
-                    </a:prstGeom>
-                  </pic:spPr>
-                </pic:pic>
-              </a:graphicData>
-            </a:graphic>
-          </wp:inline>
-        </w:drawing>
-      </w:r>
-    </w:p>
-    <w:p>
-      <w:pPr>
-        <w:spacing w:before="40"/>
-        <w:jc w:val="center"/>
-      </w:pPr>
-      <w:r>
-        <w:rPr>
-          <w:rFonts w:ascii="Times New Roman" w:hAnsi="Times New Roman"/>
-          <w:i/>
-          <w:color w:val="000000"/>
-          <w:sz w:val="21"/>
-        </w:rPr>
-        <w:t>Hình 4.3 Minh chứng giao diện Grafana Explore truy vấn nhật ký container bằng ngôn ngữ LogQL qua Loki</w:t>
-      </w:r>
-    </w:p>
-    <w:p>
-      <w:pPr>
-        <w:pStyle w:val="Heading2"/>
-        <w:spacing w:before="200"/>
         <w:rPr>
           <w:lang w:val="fr-FR"/>
         </w:rPr>
       </w:pPr>
       <w:r>
         <w:rPr>
-          <w:rFonts w:ascii="Times New Roman" w:hAnsi="Times New Roman"/>
-          <w:b/>
-          <w:color w:val="000000"/>
-          <w:sz w:val="27"/>
-          <w:lang w:val="fr-FR"/>
-        </w:rPr>
-        <w:t>4.7 LogQL lọc request lỗi HTTP 4xx và 5xx</w:t>
-      </w:r>
-    </w:p>
-    <w:p>
-      <w:pPr>
-        <w:spacing w:after="100" w:line="276" w:lineRule="auto"/>
-        <w:jc w:val="both"/>
-        <w:rPr>
-          <w:lang w:val="fr-FR"/>
-        </w:rPr>
-      </w:pPr>
-      <w:r>
-        <w:rPr>
-          <w:rFonts w:ascii="Times New Roman" w:hAnsi="Times New Roman"/>
-          <w:color w:val="000000"/>
-          <w:sz w:val="25"/>
-          <w:lang w:val="fr-FR"/>
-        </w:rPr>
-        <w:t>Câu truy vấn LogQL số 2: Lọc các yêu cầu gặp lỗi phía client (4xx) hoặc lỗi máy chủ (5xx) nhằm phát hiện kịp thời các hành vi quét lỗ hổng hoặc sự cố sập ứng dụng:</w:t>
-      </w:r>
-    </w:p>
-    <w:tbl>
-      <w:tblPr>
-        <w:tblW w:w="0" w:type="auto"/>
-        <w:jc w:val="center"/>
-        <w:tblLook w:val="04A0" w:firstRow="1" w:lastRow="0" w:firstColumn="1" w:lastColumn="0" w:noHBand="0" w:noVBand="1"/>
-      </w:tblPr>
-      <w:tblGrid>
-        <w:gridCol w:w="9339"/>
-      </w:tblGrid>
-      <w:tr>
-        <w:trPr>
-          <w:jc w:val="center"/>
-        </w:trPr>
-        <w:tc>
-          <w:tcPr>
-            <w:tcW w:w="9360" w:type="dxa"/>
-            <w:tcBorders>
-              <w:top w:val="single" w:sz="6" w:space="0" w:color="E5E7EB"/>
-              <w:left w:val="single" w:sz="6" w:space="0" w:color="E5E7EB"/>
-              <w:bottom w:val="single" w:sz="6" w:space="0" w:color="E5E7EB"/>
-              <w:right w:val="single" w:sz="6" w:space="0" w:color="E5E7EB"/>
-            </w:tcBorders>
-            <w:shd w:val="clear" w:color="auto" w:fill="F9FAFB"/>
-            <w:tcMar>
-              <w:top w:w="100" w:type="dxa"/>
-              <w:left w:w="140" w:type="dxa"/>
-              <w:bottom w:w="100" w:type="dxa"/>
-              <w:right w:w="140" w:type="dxa"/>
-            </w:tcMar>
-          </w:tcPr>
-          <w:p>
-            <w:pPr>
-              <w:spacing w:after="0" w:line="252" w:lineRule="auto"/>
-            </w:pPr>
-            <w:r>
-              <w:rPr>
-                <w:rFonts w:ascii="Times New Roman" w:hAnsi="Times New Roman"/>
-                <w:color w:val="000000"/>
-                <w:sz w:val="19"/>
-              </w:rPr>
-              <w:t>{container="wp_app"} |~ "\" [45][0-9][0-9] "</w:t>
-            </w:r>
-          </w:p>
-        </w:tc>
-      </w:tr>
-    </w:tbl>
-    <w:p>
-      <w:pPr>
-        <w:spacing w:after="40"/>
-      </w:pPr>
-    </w:p>
-    <w:p>
-      <w:pPr>
-        <w:spacing w:after="100" w:line="276" w:lineRule="auto"/>
-        <w:jc w:val="both"/>
-      </w:pPr>
-      <w:r>
-        <w:rPr>
-          <w:rFonts w:ascii="Times New Roman" w:hAnsi="Times New Roman"/>
-          <w:color w:val="000000"/>
-          <w:sz w:val="25"/>
-        </w:rPr>
-        <w:t>Biểu thức chính quy `[45][0-9][0-9]` bóc tách chính xác các mã phản hồi HTTP từ 400 đến 599 trong chuỗi log tiêu chuẩn của Web Server.</w:t>
-      </w:r>
-    </w:p>
-    <w:p>
-      <w:pPr>
-        <w:pStyle w:val="Heading2"/>
-        <w:spacing w:before="200"/>
-      </w:pPr>
-      <w:r>
-        <w:rPr>
-          <w:rFonts w:ascii="Times New Roman" w:hAnsi="Times New Roman"/>
-          <w:b/>
-          <w:color w:val="000000"/>
-          <w:sz w:val="27"/>
-        </w:rPr>
-        <w:lastRenderedPageBreak/>
-        <w:t>4.8 LogQL tìm sự kiện đăng nhập quản trị wp-login</w:t>
-      </w:r>
-    </w:p>
-    <w:p>
-      <w:pPr>
-        <w:spacing w:after="100" w:line="276" w:lineRule="auto"/>
-        <w:jc w:val="both"/>
-      </w:pPr>
-      <w:r>
-        <w:rPr>
-          <w:rFonts w:ascii="Times New Roman" w:hAnsi="Times New Roman"/>
-          <w:color w:val="000000"/>
-          <w:sz w:val="25"/>
-        </w:rPr>
-        <w:t>Câu truy vấn LogQL số 3: Giám sát các sự kiện truy cập vào trang đăng nhập quản trị viên để phát hiện nguy cơ tấn công brute-force mật khẩu:</w:t>
-      </w:r>
-    </w:p>
-    <w:tbl>
-      <w:tblPr>
-        <w:tblW w:w="0" w:type="auto"/>
-        <w:jc w:val="center"/>
-        <w:tblLook w:val="04A0" w:firstRow="1" w:lastRow="0" w:firstColumn="1" w:lastColumn="0" w:noHBand="0" w:noVBand="1"/>
-      </w:tblPr>
-      <w:tblGrid>
-        <w:gridCol w:w="9339"/>
-      </w:tblGrid>
-      <w:tr>
-        <w:trPr>
-          <w:jc w:val="center"/>
-        </w:trPr>
-        <w:tc>
-          <w:tcPr>
-            <w:tcW w:w="9360" w:type="dxa"/>
-            <w:tcBorders>
-              <w:top w:val="single" w:sz="6" w:space="0" w:color="E5E7EB"/>
-              <w:left w:val="single" w:sz="6" w:space="0" w:color="E5E7EB"/>
-              <w:bottom w:val="single" w:sz="6" w:space="0" w:color="E5E7EB"/>
-              <w:right w:val="single" w:sz="6" w:space="0" w:color="E5E7EB"/>
-            </w:tcBorders>
-            <w:shd w:val="clear" w:color="auto" w:fill="F9FAFB"/>
-            <w:tcMar>
-              <w:top w:w="100" w:type="dxa"/>
-              <w:left w:w="140" w:type="dxa"/>
-              <w:bottom w:w="100" w:type="dxa"/>
-              <w:right w:w="140" w:type="dxa"/>
-            </w:tcMar>
-          </w:tcPr>
-          <w:p>
-            <w:pPr>
-              <w:spacing w:after="0" w:line="252" w:lineRule="auto"/>
-              <w:rPr>
-                <w:lang w:val="fr-FR"/>
-              </w:rPr>
-            </w:pPr>
-            <w:r>
-              <w:rPr>
-                <w:rFonts w:ascii="Times New Roman" w:hAnsi="Times New Roman"/>
-                <w:color w:val="000000"/>
-                <w:sz w:val="19"/>
-                <w:lang w:val="fr-FR"/>
-              </w:rPr>
-              <w:t>{container="nginx_proxy"} |= "wp-login.php"</w:t>
-            </w:r>
-          </w:p>
-        </w:tc>
-      </w:tr>
-    </w:tbl>
-    <w:p>
-      <w:pPr>
-        <w:spacing w:after="40"/>
-        <w:rPr>
-          <w:lang w:val="fr-FR"/>
-        </w:rPr>
-      </w:pPr>
-    </w:p>
-    <w:p>
-      <w:pPr>
-        <w:spacing w:after="100" w:line="276" w:lineRule="auto"/>
-        <w:jc w:val="both"/>
-        <w:rPr>
-          <w:lang w:val="fr-FR"/>
-        </w:rPr>
-      </w:pPr>
-      <w:r>
-        <w:rPr>
-          <w:rFonts w:ascii="Times New Roman" w:hAnsi="Times New Roman"/>
-          <w:color w:val="000000"/>
-          <w:sz w:val="25"/>
-          <w:lang w:val="fr-FR"/>
-        </w:rPr>
-        <w:t>Bộ lọc chuỗi `|= 'wp-login.php'` giúp nhân viên an ninh mạng ngay lập tức lọc ra danh sách các địa chỉ IP đang cố tình truy cập vào trang đăng nhập, tạo tiền đề để cấu hình các giải pháp ngăn chặn tự động (như Fail2ban).</w:t>
-      </w:r>
-    </w:p>
-    <w:p>
-      <w:pPr>
-        <w:pStyle w:val="Heading1"/>
-        <w:spacing w:before="280" w:after="120"/>
-        <w:rPr>
-          <w:lang w:val="fr-FR"/>
-        </w:rPr>
-      </w:pPr>
-      <w:r>
-        <w:rPr>
-          <w:rFonts w:ascii="Times New Roman" w:hAnsi="Times New Roman"/>
-          <w:color w:val="000000"/>
-          <w:sz w:val="30"/>
-          <w:lang w:val="fr-FR"/>
-        </w:rPr>
-        <w:t>PHẦN 5 KIỂM THỬ VẬN HÀNH VÀ ĐỐI CHIẾU</w:t>
-      </w:r>
-    </w:p>
-    <w:p>
-      <w:pPr>
-        <w:pStyle w:val="Heading2"/>
-        <w:spacing w:before="200"/>
-        <w:rPr>
-          <w:lang w:val="fr-FR"/>
-        </w:rPr>
-      </w:pPr>
-      <w:r>
-        <w:rPr>
-          <w:rFonts w:ascii="Times New Roman" w:hAnsi="Times New Roman"/>
-          <w:b/>
-          <w:color w:val="000000"/>
-          <w:sz w:val="27"/>
-          <w:lang w:val="fr-FR"/>
-        </w:rPr>
-        <w:t>5.1 Kết quả kiểm thử chức năng và tích hợp</w:t>
-      </w:r>
-    </w:p>
-    <w:p>
-      <w:pPr>
-        <w:spacing w:after="100" w:line="276" w:lineRule="auto"/>
-        <w:jc w:val="both"/>
-        <w:rPr>
-          <w:lang w:val="fr-FR"/>
-        </w:rPr>
-      </w:pPr>
-      <w:r>
-        <w:rPr>
-          <w:rFonts w:ascii="Times New Roman" w:hAnsi="Times New Roman"/>
           <w:color w:val="000000"/>
           <w:sz w:val="25"/>
           <w:lang w:val="fr-FR"/>
@@ -9633,7 +9220,6 @@
             </w:pPr>
             <w:r>
               <w:rPr>
-                <w:rFonts w:ascii="Times New Roman" w:hAnsi="Times New Roman"/>
                 <w:b/>
                 <w:color w:val="000000"/>
                 <w:sz w:val="22"/>
@@ -9660,7 +9246,6 @@
             </w:pPr>
             <w:r>
               <w:rPr>
-                <w:rFonts w:ascii="Times New Roman" w:hAnsi="Times New Roman"/>
                 <w:b/>
                 <w:color w:val="000000"/>
                 <w:sz w:val="22"/>
@@ -9687,7 +9272,6 @@
             </w:pPr>
             <w:r>
               <w:rPr>
-                <w:rFonts w:ascii="Times New Roman" w:hAnsi="Times New Roman"/>
                 <w:b/>
                 <w:color w:val="000000"/>
                 <w:sz w:val="22"/>
@@ -9714,7 +9298,6 @@
             </w:pPr>
             <w:r>
               <w:rPr>
-                <w:rFonts w:ascii="Times New Roman" w:hAnsi="Times New Roman"/>
                 <w:b/>
                 <w:color w:val="000000"/>
                 <w:sz w:val="22"/>
@@ -9741,7 +9324,6 @@
             </w:pPr>
             <w:r>
               <w:rPr>
-                <w:rFonts w:ascii="Times New Roman" w:hAnsi="Times New Roman"/>
                 <w:b/>
                 <w:color w:val="000000"/>
                 <w:sz w:val="22"/>
@@ -9773,7 +9355,6 @@
             </w:pPr>
             <w:r>
               <w:rPr>
-                <w:rFonts w:ascii="Times New Roman" w:hAnsi="Times New Roman"/>
                 <w:color w:val="000000"/>
                 <w:sz w:val="21"/>
               </w:rPr>
@@ -9798,7 +9379,6 @@
             </w:pPr>
             <w:r>
               <w:rPr>
-                <w:rFonts w:ascii="Times New Roman" w:hAnsi="Times New Roman"/>
                 <w:color w:val="000000"/>
                 <w:sz w:val="21"/>
               </w:rPr>
@@ -9823,7 +9403,6 @@
             </w:pPr>
             <w:r>
               <w:rPr>
-                <w:rFonts w:ascii="Times New Roman" w:hAnsi="Times New Roman"/>
                 <w:color w:val="000000"/>
                 <w:sz w:val="21"/>
               </w:rPr>
@@ -9848,7 +9427,6 @@
             </w:pPr>
             <w:r>
               <w:rPr>
-                <w:rFonts w:ascii="Times New Roman" w:hAnsi="Times New Roman"/>
                 <w:color w:val="000000"/>
                 <w:sz w:val="21"/>
               </w:rPr>
@@ -9873,7 +9451,6 @@
             </w:pPr>
             <w:r>
               <w:rPr>
-                <w:rFonts w:ascii="Times New Roman" w:hAnsi="Times New Roman"/>
                 <w:color w:val="000000"/>
                 <w:sz w:val="21"/>
               </w:rPr>
@@ -9904,7 +9481,6 @@
             </w:pPr>
             <w:r>
               <w:rPr>
-                <w:rFonts w:ascii="Times New Roman" w:hAnsi="Times New Roman"/>
                 <w:color w:val="000000"/>
                 <w:sz w:val="21"/>
               </w:rPr>
@@ -9929,7 +9505,6 @@
             </w:pPr>
             <w:r>
               <w:rPr>
-                <w:rFonts w:ascii="Times New Roman" w:hAnsi="Times New Roman"/>
                 <w:color w:val="000000"/>
                 <w:sz w:val="21"/>
               </w:rPr>
@@ -9954,7 +9529,6 @@
             </w:pPr>
             <w:r>
               <w:rPr>
-                <w:rFonts w:ascii="Times New Roman" w:hAnsi="Times New Roman"/>
                 <w:color w:val="000000"/>
                 <w:sz w:val="21"/>
               </w:rPr>
@@ -9979,7 +9553,6 @@
             </w:pPr>
             <w:r>
               <w:rPr>
-                <w:rFonts w:ascii="Times New Roman" w:hAnsi="Times New Roman"/>
                 <w:color w:val="000000"/>
                 <w:sz w:val="21"/>
               </w:rPr>
@@ -10004,7 +9577,6 @@
             </w:pPr>
             <w:r>
               <w:rPr>
-                <w:rFonts w:ascii="Times New Roman" w:hAnsi="Times New Roman"/>
                 <w:color w:val="000000"/>
                 <w:sz w:val="21"/>
               </w:rPr>
@@ -10035,7 +9607,6 @@
             </w:pPr>
             <w:r>
               <w:rPr>
-                <w:rFonts w:ascii="Times New Roman" w:hAnsi="Times New Roman"/>
                 <w:color w:val="000000"/>
                 <w:sz w:val="21"/>
               </w:rPr>
@@ -10060,7 +9631,6 @@
             </w:pPr>
             <w:r>
               <w:rPr>
-                <w:rFonts w:ascii="Times New Roman" w:hAnsi="Times New Roman"/>
                 <w:color w:val="000000"/>
                 <w:sz w:val="21"/>
               </w:rPr>
@@ -10085,7 +9655,6 @@
             </w:pPr>
             <w:r>
               <w:rPr>
-                <w:rFonts w:ascii="Times New Roman" w:hAnsi="Times New Roman"/>
                 <w:color w:val="000000"/>
                 <w:sz w:val="21"/>
               </w:rPr>
@@ -10110,7 +9679,6 @@
             </w:pPr>
             <w:r>
               <w:rPr>
-                <w:rFonts w:ascii="Times New Roman" w:hAnsi="Times New Roman"/>
                 <w:color w:val="000000"/>
                 <w:sz w:val="21"/>
               </w:rPr>
@@ -10135,7 +9703,6 @@
             </w:pPr>
             <w:r>
               <w:rPr>
-                <w:rFonts w:ascii="Times New Roman" w:hAnsi="Times New Roman"/>
                 <w:color w:val="000000"/>
                 <w:sz w:val="21"/>
               </w:rPr>
@@ -10166,7 +9733,6 @@
             </w:pPr>
             <w:r>
               <w:rPr>
-                <w:rFonts w:ascii="Times New Roman" w:hAnsi="Times New Roman"/>
                 <w:color w:val="000000"/>
                 <w:sz w:val="21"/>
               </w:rPr>
@@ -10191,7 +9757,6 @@
             </w:pPr>
             <w:r>
               <w:rPr>
-                <w:rFonts w:ascii="Times New Roman" w:hAnsi="Times New Roman"/>
                 <w:color w:val="000000"/>
                 <w:sz w:val="21"/>
               </w:rPr>
@@ -10216,7 +9781,6 @@
             </w:pPr>
             <w:r>
               <w:rPr>
-                <w:rFonts w:ascii="Times New Roman" w:hAnsi="Times New Roman"/>
                 <w:color w:val="000000"/>
                 <w:sz w:val="21"/>
               </w:rPr>
@@ -10241,7 +9805,6 @@
             </w:pPr>
             <w:r>
               <w:rPr>
-                <w:rFonts w:ascii="Times New Roman" w:hAnsi="Times New Roman"/>
                 <w:color w:val="000000"/>
                 <w:sz w:val="21"/>
               </w:rPr>
@@ -10266,7 +9829,6 @@
             </w:pPr>
             <w:r>
               <w:rPr>
-                <w:rFonts w:ascii="Times New Roman" w:hAnsi="Times New Roman"/>
                 <w:color w:val="000000"/>
                 <w:sz w:val="21"/>
               </w:rPr>
@@ -10297,7 +9859,6 @@
             </w:pPr>
             <w:r>
               <w:rPr>
-                <w:rFonts w:ascii="Times New Roman" w:hAnsi="Times New Roman"/>
                 <w:color w:val="000000"/>
                 <w:sz w:val="21"/>
               </w:rPr>
@@ -10322,7 +9883,6 @@
             </w:pPr>
             <w:r>
               <w:rPr>
-                <w:rFonts w:ascii="Times New Roman" w:hAnsi="Times New Roman"/>
                 <w:color w:val="000000"/>
                 <w:sz w:val="21"/>
               </w:rPr>
@@ -10347,7 +9907,6 @@
             </w:pPr>
             <w:r>
               <w:rPr>
-                <w:rFonts w:ascii="Times New Roman" w:hAnsi="Times New Roman"/>
                 <w:color w:val="000000"/>
                 <w:sz w:val="21"/>
               </w:rPr>
@@ -10372,7 +9931,6 @@
             </w:pPr>
             <w:r>
               <w:rPr>
-                <w:rFonts w:ascii="Times New Roman" w:hAnsi="Times New Roman"/>
                 <w:color w:val="000000"/>
                 <w:sz w:val="21"/>
               </w:rPr>
@@ -10397,7 +9955,6 @@
             </w:pPr>
             <w:r>
               <w:rPr>
-                <w:rFonts w:ascii="Times New Roman" w:hAnsi="Times New Roman"/>
                 <w:color w:val="000000"/>
                 <w:sz w:val="21"/>
               </w:rPr>
@@ -10428,7 +9985,6 @@
             </w:pPr>
             <w:r>
               <w:rPr>
-                <w:rFonts w:ascii="Times New Roman" w:hAnsi="Times New Roman"/>
                 <w:color w:val="000000"/>
                 <w:sz w:val="21"/>
               </w:rPr>
@@ -10453,7 +10009,6 @@
             </w:pPr>
             <w:r>
               <w:rPr>
-                <w:rFonts w:ascii="Times New Roman" w:hAnsi="Times New Roman"/>
                 <w:color w:val="000000"/>
                 <w:sz w:val="21"/>
               </w:rPr>
@@ -10478,7 +10033,6 @@
             </w:pPr>
             <w:r>
               <w:rPr>
-                <w:rFonts w:ascii="Times New Roman" w:hAnsi="Times New Roman"/>
                 <w:color w:val="000000"/>
                 <w:sz w:val="21"/>
               </w:rPr>
@@ -10503,7 +10057,6 @@
             </w:pPr>
             <w:r>
               <w:rPr>
-                <w:rFonts w:ascii="Times New Roman" w:hAnsi="Times New Roman"/>
                 <w:color w:val="000000"/>
                 <w:sz w:val="21"/>
               </w:rPr>
@@ -10528,7 +10081,6 @@
             </w:pPr>
             <w:r>
               <w:rPr>
-                <w:rFonts w:ascii="Times New Roman" w:hAnsi="Times New Roman"/>
                 <w:color w:val="000000"/>
                 <w:sz w:val="21"/>
               </w:rPr>
@@ -10559,7 +10111,6 @@
             </w:pPr>
             <w:r>
               <w:rPr>
-                <w:rFonts w:ascii="Times New Roman" w:hAnsi="Times New Roman"/>
                 <w:color w:val="000000"/>
                 <w:sz w:val="21"/>
               </w:rPr>
@@ -10584,7 +10135,6 @@
             </w:pPr>
             <w:r>
               <w:rPr>
-                <w:rFonts w:ascii="Times New Roman" w:hAnsi="Times New Roman"/>
                 <w:color w:val="000000"/>
                 <w:sz w:val="21"/>
               </w:rPr>
@@ -10609,7 +10159,6 @@
             </w:pPr>
             <w:r>
               <w:rPr>
-                <w:rFonts w:ascii="Times New Roman" w:hAnsi="Times New Roman"/>
                 <w:color w:val="000000"/>
                 <w:sz w:val="21"/>
               </w:rPr>
@@ -10634,7 +10183,6 @@
             </w:pPr>
             <w:r>
               <w:rPr>
-                <w:rFonts w:ascii="Times New Roman" w:hAnsi="Times New Roman"/>
                 <w:color w:val="000000"/>
                 <w:sz w:val="21"/>
               </w:rPr>
@@ -10642,7 +10190,6 @@
             </w:r>
             <w:r>
               <w:rPr>
-                <w:rFonts w:ascii="Times New Roman" w:hAnsi="Times New Roman"/>
                 <w:color w:val="000000"/>
                 <w:sz w:val="21"/>
               </w:rPr>
@@ -10668,7 +10215,6 @@
             </w:pPr>
             <w:r>
               <w:rPr>
-                <w:rFonts w:ascii="Times New Roman" w:hAnsi="Times New Roman"/>
                 <w:color w:val="000000"/>
                 <w:sz w:val="21"/>
               </w:rPr>
@@ -10700,7 +10246,6 @@
             </w:pPr>
             <w:r>
               <w:rPr>
-                <w:rFonts w:ascii="Times New Roman" w:hAnsi="Times New Roman"/>
                 <w:color w:val="000000"/>
                 <w:sz w:val="21"/>
               </w:rPr>
@@ -10725,7 +10270,6 @@
             </w:pPr>
             <w:r>
               <w:rPr>
-                <w:rFonts w:ascii="Times New Roman" w:hAnsi="Times New Roman"/>
                 <w:color w:val="000000"/>
                 <w:sz w:val="21"/>
               </w:rPr>
@@ -10750,7 +10294,6 @@
             </w:pPr>
             <w:r>
               <w:rPr>
-                <w:rFonts w:ascii="Times New Roman" w:hAnsi="Times New Roman"/>
                 <w:color w:val="000000"/>
                 <w:sz w:val="21"/>
               </w:rPr>
@@ -10775,7 +10318,6 @@
             </w:pPr>
             <w:r>
               <w:rPr>
-                <w:rFonts w:ascii="Times New Roman" w:hAnsi="Times New Roman"/>
                 <w:color w:val="000000"/>
                 <w:sz w:val="21"/>
               </w:rPr>
@@ -10800,7 +10342,6 @@
             </w:pPr>
             <w:r>
               <w:rPr>
-                <w:rFonts w:ascii="Times New Roman" w:hAnsi="Times New Roman"/>
                 <w:color w:val="000000"/>
                 <w:sz w:val="21"/>
               </w:rPr>
@@ -10822,7 +10363,6 @@
       </w:pPr>
       <w:r>
         <w:rPr>
-          <w:rFonts w:ascii="Times New Roman" w:hAnsi="Times New Roman"/>
           <w:b/>
           <w:color w:val="000000"/>
           <w:sz w:val="27"/>
@@ -10837,7 +10377,6 @@
       </w:pPr>
       <w:r>
         <w:rPr>
-          <w:rFonts w:ascii="Times New Roman" w:hAnsi="Times New Roman"/>
           <w:color w:val="000000"/>
           <w:sz w:val="25"/>
         </w:rPr>
@@ -10880,74 +10419,66 @@
             </w:pPr>
             <w:r>
               <w:rPr>
-                <w:rFonts w:ascii="Times New Roman" w:hAnsi="Times New Roman"/>
                 <w:color w:val="000000"/>
                 <w:sz w:val="19"/>
               </w:rPr>
               <w:t># Lệnh sao lưu CSDL MySQL an toàn từ bên ngoài container:</w:t>
+            </w:r>
+            <w:r>
+              <w:rPr>
+                <w:color w:val="000000"/>
+                <w:sz w:val="19"/>
+              </w:rPr>
               <w:br/>
               <w:t>docker exec mysql_db /usr/bin/mysqldump -u root -p'QuangBa@123' wordpress_db &gt; backup_$(date +%F).sql</w:t>
+            </w:r>
+            <w:r>
+              <w:rPr>
+                <w:color w:val="000000"/>
+                <w:sz w:val="19"/>
+              </w:rPr>
               <w:br/>
+            </w:r>
+            <w:r>
+              <w:rPr>
+                <w:color w:val="000000"/>
+                <w:sz w:val="19"/>
+              </w:rPr>
               <w:br/>
               <w:t># Kịch bản thử nghiệm khôi phục sau sự cố xóa nhầm container:</w:t>
+            </w:r>
+            <w:r>
+              <w:rPr>
+                <w:color w:val="000000"/>
+                <w:sz w:val="19"/>
+              </w:rPr>
               <w:br/>
               <w:t>docker stop wp_app mysql_db &amp;&amp; docker rm wp_app mysql_db</w:t>
+            </w:r>
+            <w:r>
+              <w:rPr>
+                <w:color w:val="000000"/>
+                <w:sz w:val="19"/>
+              </w:rPr>
               <w:br/>
               <w:t>docker compose up -d</w:t>
+            </w:r>
+            <w:r>
+              <w:rPr>
+                <w:color w:val="000000"/>
+                <w:sz w:val="19"/>
+              </w:rPr>
               <w:br/>
               <w:t xml:space="preserve"># Kết quả kiểm chứng: Nhờ dữ liệu lưu trữ trên Named Volumes (mysql_data, wp_data), </w:t>
+            </w:r>
+            <w:r>
+              <w:rPr>
+                <w:color w:val="000000"/>
+                <w:sz w:val="19"/>
+              </w:rPr>
               <w:br/>
               <w:t># toàn bộ thông tin bài viết và cấu hình được bảo toàn nguyên vẹn 100%.</w:t>
             </w:r>
-            <w:r>
-              <w:rPr>
-                <w:rFonts w:ascii="Times New Roman" w:hAnsi="Times New Roman"/>
-                <w:color w:val="000000"/>
-                <w:sz w:val="19"/>
-              </w:rPr>
-            </w:r>
-            <w:r>
-              <w:rPr>
-                <w:rFonts w:ascii="Times New Roman" w:hAnsi="Times New Roman"/>
-                <w:color w:val="000000"/>
-                <w:sz w:val="19"/>
-              </w:rPr>
-            </w:r>
-            <w:r>
-              <w:rPr>
-                <w:rFonts w:ascii="Times New Roman" w:hAnsi="Times New Roman"/>
-                <w:color w:val="000000"/>
-                <w:sz w:val="19"/>
-              </w:rPr>
-            </w:r>
-            <w:r>
-              <w:rPr>
-                <w:rFonts w:ascii="Times New Roman" w:hAnsi="Times New Roman"/>
-                <w:color w:val="000000"/>
-                <w:sz w:val="19"/>
-              </w:rPr>
-            </w:r>
-            <w:r>
-              <w:rPr>
-                <w:rFonts w:ascii="Times New Roman" w:hAnsi="Times New Roman"/>
-                <w:color w:val="000000"/>
-                <w:sz w:val="19"/>
-              </w:rPr>
-            </w:r>
-            <w:r>
-              <w:rPr>
-                <w:rFonts w:ascii="Times New Roman" w:hAnsi="Times New Roman"/>
-                <w:color w:val="000000"/>
-                <w:sz w:val="19"/>
-              </w:rPr>
-            </w:r>
-            <w:r>
-              <w:rPr>
-                <w:rFonts w:ascii="Times New Roman" w:hAnsi="Times New Roman"/>
-                <w:color w:val="000000"/>
-                <w:sz w:val="19"/>
-              </w:rPr>
-            </w:r>
           </w:p>
         </w:tc>
       </w:tr>
@@ -10964,7 +10495,6 @@
       </w:pPr>
       <w:r>
         <w:rPr>
-          <w:rFonts w:ascii="Times New Roman" w:hAnsi="Times New Roman"/>
           <w:b/>
           <w:color w:val="000000"/>
           <w:sz w:val="27"/>
@@ -10979,7 +10509,6 @@
       </w:pPr>
       <w:r>
         <w:rPr>
-          <w:rFonts w:ascii="Times New Roman" w:hAnsi="Times New Roman"/>
           <w:color w:val="000000"/>
           <w:sz w:val="25"/>
         </w:rPr>
@@ -11024,7 +10553,6 @@
             </w:pPr>
             <w:r>
               <w:rPr>
-                <w:rFonts w:ascii="Times New Roman" w:hAnsi="Times New Roman"/>
                 <w:b/>
                 <w:color w:val="000000"/>
                 <w:sz w:val="22"/>
@@ -11051,7 +10579,6 @@
             </w:pPr>
             <w:r>
               <w:rPr>
-                <w:rFonts w:ascii="Times New Roman" w:hAnsi="Times New Roman"/>
                 <w:b/>
                 <w:color w:val="000000"/>
                 <w:sz w:val="22"/>
@@ -11078,7 +10605,6 @@
             </w:pPr>
             <w:r>
               <w:rPr>
-                <w:rFonts w:ascii="Times New Roman" w:hAnsi="Times New Roman"/>
                 <w:b/>
                 <w:color w:val="000000"/>
                 <w:sz w:val="22"/>
@@ -11109,7 +10635,6 @@
             </w:pPr>
             <w:r>
               <w:rPr>
-                <w:rFonts w:ascii="Times New Roman" w:hAnsi="Times New Roman"/>
                 <w:color w:val="000000"/>
                 <w:sz w:val="21"/>
               </w:rPr>
@@ -11134,7 +10659,6 @@
             </w:pPr>
             <w:r>
               <w:rPr>
-                <w:rFonts w:ascii="Times New Roman" w:hAnsi="Times New Roman"/>
                 <w:color w:val="000000"/>
                 <w:sz w:val="21"/>
               </w:rPr>
@@ -11159,7 +10683,6 @@
             </w:pPr>
             <w:r>
               <w:rPr>
-                <w:rFonts w:ascii="Times New Roman" w:hAnsi="Times New Roman"/>
                 <w:color w:val="000000"/>
                 <w:sz w:val="21"/>
               </w:rPr>
@@ -11189,7 +10712,6 @@
             </w:pPr>
             <w:r>
               <w:rPr>
-                <w:rFonts w:ascii="Times New Roman" w:hAnsi="Times New Roman"/>
                 <w:color w:val="000000"/>
                 <w:sz w:val="21"/>
               </w:rPr>
@@ -11214,7 +10736,6 @@
             </w:pPr>
             <w:r>
               <w:rPr>
-                <w:rFonts w:ascii="Times New Roman" w:hAnsi="Times New Roman"/>
                 <w:color w:val="000000"/>
                 <w:sz w:val="21"/>
               </w:rPr>
@@ -11239,7 +10760,6 @@
             </w:pPr>
             <w:r>
               <w:rPr>
-                <w:rFonts w:ascii="Times New Roman" w:hAnsi="Times New Roman"/>
                 <w:color w:val="000000"/>
                 <w:sz w:val="21"/>
               </w:rPr>
@@ -11272,7 +10792,6 @@
             </w:pPr>
             <w:r>
               <w:rPr>
-                <w:rFonts w:ascii="Times New Roman" w:hAnsi="Times New Roman"/>
                 <w:color w:val="000000"/>
                 <w:sz w:val="21"/>
                 <w:lang w:val="fr-FR"/>
@@ -11301,7 +10820,6 @@
             </w:pPr>
             <w:r>
               <w:rPr>
-                <w:rFonts w:ascii="Times New Roman" w:hAnsi="Times New Roman"/>
                 <w:color w:val="000000"/>
                 <w:sz w:val="21"/>
                 <w:lang w:val="fr-FR"/>
@@ -11330,7 +10848,6 @@
             </w:pPr>
             <w:r>
               <w:rPr>
-                <w:rFonts w:ascii="Times New Roman" w:hAnsi="Times New Roman"/>
                 <w:color w:val="000000"/>
                 <w:sz w:val="21"/>
                 <w:lang w:val="fr-FR"/>
@@ -11361,7 +10878,6 @@
             </w:pPr>
             <w:r>
               <w:rPr>
-                <w:rFonts w:ascii="Times New Roman" w:hAnsi="Times New Roman"/>
                 <w:color w:val="000000"/>
                 <w:sz w:val="21"/>
               </w:rPr>
@@ -11386,7 +10902,6 @@
             </w:pPr>
             <w:r>
               <w:rPr>
-                <w:rFonts w:ascii="Times New Roman" w:hAnsi="Times New Roman"/>
                 <w:color w:val="000000"/>
                 <w:sz w:val="21"/>
               </w:rPr>
@@ -11411,7 +10926,6 @@
             </w:pPr>
             <w:r>
               <w:rPr>
-                <w:rFonts w:ascii="Times New Roman" w:hAnsi="Times New Roman"/>
                 <w:color w:val="000000"/>
                 <w:sz w:val="21"/>
               </w:rPr>
@@ -11433,7 +10947,6 @@
       </w:pPr>
       <w:r>
         <w:rPr>
-          <w:rFonts w:ascii="Times New Roman" w:hAnsi="Times New Roman"/>
           <w:b/>
           <w:color w:val="000000"/>
           <w:sz w:val="27"/>
@@ -11448,7 +10961,6 @@
       </w:pPr>
       <w:r>
         <w:rPr>
-          <w:rFonts w:ascii="Times New Roman" w:hAnsi="Times New Roman"/>
           <w:color w:val="000000"/>
           <w:sz w:val="25"/>
         </w:rPr>
@@ -11496,7 +11008,6 @@
             </w:pPr>
             <w:r>
               <w:rPr>
-                <w:rFonts w:ascii="Times New Roman" w:hAnsi="Times New Roman"/>
                 <w:b/>
                 <w:color w:val="000000"/>
                 <w:sz w:val="22"/>
@@ -11524,7 +11035,6 @@
             </w:pPr>
             <w:r>
               <w:rPr>
-                <w:rFonts w:ascii="Times New Roman" w:hAnsi="Times New Roman"/>
                 <w:b/>
                 <w:color w:val="000000"/>
                 <w:sz w:val="22"/>
@@ -11551,7 +11061,6 @@
             </w:pPr>
             <w:r>
               <w:rPr>
-                <w:rFonts w:ascii="Times New Roman" w:hAnsi="Times New Roman"/>
                 <w:b/>
                 <w:color w:val="000000"/>
                 <w:sz w:val="22"/>
@@ -11578,7 +11087,6 @@
             </w:pPr>
             <w:r>
               <w:rPr>
-                <w:rFonts w:ascii="Times New Roman" w:hAnsi="Times New Roman"/>
                 <w:b/>
                 <w:color w:val="000000"/>
                 <w:sz w:val="22"/>
@@ -11605,7 +11113,6 @@
             </w:pPr>
             <w:r>
               <w:rPr>
-                <w:rFonts w:ascii="Times New Roman" w:hAnsi="Times New Roman"/>
                 <w:b/>
                 <w:color w:val="000000"/>
                 <w:sz w:val="22"/>
@@ -11632,7 +11139,6 @@
             </w:pPr>
             <w:r>
               <w:rPr>
-                <w:rFonts w:ascii="Times New Roman" w:hAnsi="Times New Roman"/>
                 <w:b/>
                 <w:color w:val="000000"/>
                 <w:sz w:val="22"/>
@@ -11664,7 +11170,6 @@
             </w:pPr>
             <w:r>
               <w:rPr>
-                <w:rFonts w:ascii="Times New Roman" w:hAnsi="Times New Roman"/>
                 <w:color w:val="000000"/>
                 <w:sz w:val="21"/>
               </w:rPr>
@@ -11689,7 +11194,6 @@
             </w:pPr>
             <w:r>
               <w:rPr>
-                <w:rFonts w:ascii="Times New Roman" w:hAnsi="Times New Roman"/>
                 <w:color w:val="000000"/>
                 <w:sz w:val="21"/>
               </w:rPr>
@@ -11714,7 +11218,6 @@
             </w:pPr>
             <w:r>
               <w:rPr>
-                <w:rFonts w:ascii="Times New Roman" w:hAnsi="Times New Roman"/>
                 <w:color w:val="000000"/>
                 <w:sz w:val="21"/>
               </w:rPr>
@@ -11739,7 +11242,6 @@
             </w:pPr>
             <w:r>
               <w:rPr>
-                <w:rFonts w:ascii="Times New Roman" w:hAnsi="Times New Roman"/>
                 <w:color w:val="000000"/>
                 <w:sz w:val="21"/>
               </w:rPr>
@@ -11764,7 +11266,6 @@
             </w:pPr>
             <w:r>
               <w:rPr>
-                <w:rFonts w:ascii="Times New Roman" w:hAnsi="Times New Roman"/>
                 <w:color w:val="000000"/>
                 <w:sz w:val="21"/>
               </w:rPr>
@@ -11789,7 +11290,6 @@
             </w:pPr>
             <w:r>
               <w:rPr>
-                <w:rFonts w:ascii="Times New Roman" w:hAnsi="Times New Roman"/>
                 <w:color w:val="000000"/>
                 <w:sz w:val="21"/>
               </w:rPr>
@@ -11820,7 +11320,6 @@
             </w:pPr>
             <w:r>
               <w:rPr>
-                <w:rFonts w:ascii="Times New Roman" w:hAnsi="Times New Roman"/>
                 <w:color w:val="000000"/>
                 <w:sz w:val="21"/>
               </w:rPr>
@@ -11845,7 +11344,6 @@
             </w:pPr>
             <w:r>
               <w:rPr>
-                <w:rFonts w:ascii="Times New Roman" w:hAnsi="Times New Roman"/>
                 <w:color w:val="000000"/>
                 <w:sz w:val="21"/>
               </w:rPr>
@@ -11870,7 +11368,6 @@
             </w:pPr>
             <w:r>
               <w:rPr>
-                <w:rFonts w:ascii="Times New Roman" w:hAnsi="Times New Roman"/>
                 <w:color w:val="000000"/>
                 <w:sz w:val="21"/>
               </w:rPr>
@@ -11895,7 +11392,6 @@
             </w:pPr>
             <w:r>
               <w:rPr>
-                <w:rFonts w:ascii="Times New Roman" w:hAnsi="Times New Roman"/>
                 <w:color w:val="000000"/>
                 <w:sz w:val="21"/>
               </w:rPr>
@@ -11920,7 +11416,6 @@
             </w:pPr>
             <w:r>
               <w:rPr>
-                <w:rFonts w:ascii="Times New Roman" w:hAnsi="Times New Roman"/>
                 <w:color w:val="000000"/>
                 <w:sz w:val="21"/>
               </w:rPr>
@@ -11945,7 +11440,6 @@
             </w:pPr>
             <w:r>
               <w:rPr>
-                <w:rFonts w:ascii="Times New Roman" w:hAnsi="Times New Roman"/>
                 <w:color w:val="000000"/>
                 <w:sz w:val="21"/>
               </w:rPr>
@@ -11976,7 +11470,6 @@
             </w:pPr>
             <w:r>
               <w:rPr>
-                <w:rFonts w:ascii="Times New Roman" w:hAnsi="Times New Roman"/>
                 <w:color w:val="000000"/>
                 <w:sz w:val="21"/>
               </w:rPr>
@@ -12001,7 +11494,6 @@
             </w:pPr>
             <w:r>
               <w:rPr>
-                <w:rFonts w:ascii="Times New Roman" w:hAnsi="Times New Roman"/>
                 <w:color w:val="000000"/>
                 <w:sz w:val="21"/>
               </w:rPr>
@@ -12026,7 +11518,6 @@
             </w:pPr>
             <w:r>
               <w:rPr>
-                <w:rFonts w:ascii="Times New Roman" w:hAnsi="Times New Roman"/>
                 <w:color w:val="000000"/>
                 <w:sz w:val="21"/>
               </w:rPr>
@@ -12051,7 +11542,6 @@
             </w:pPr>
             <w:r>
               <w:rPr>
-                <w:rFonts w:ascii="Times New Roman" w:hAnsi="Times New Roman"/>
                 <w:color w:val="000000"/>
                 <w:sz w:val="21"/>
               </w:rPr>
@@ -12076,7 +11566,6 @@
             </w:pPr>
             <w:r>
               <w:rPr>
-                <w:rFonts w:ascii="Times New Roman" w:hAnsi="Times New Roman"/>
                 <w:color w:val="000000"/>
                 <w:sz w:val="21"/>
               </w:rPr>
@@ -12101,7 +11590,6 @@
             </w:pPr>
             <w:r>
               <w:rPr>
-                <w:rFonts w:ascii="Times New Roman" w:hAnsi="Times New Roman"/>
                 <w:color w:val="000000"/>
                 <w:sz w:val="21"/>
               </w:rPr>
@@ -12132,7 +11620,6 @@
             </w:pPr>
             <w:r>
               <w:rPr>
-                <w:rFonts w:ascii="Times New Roman" w:hAnsi="Times New Roman"/>
                 <w:color w:val="000000"/>
                 <w:sz w:val="21"/>
               </w:rPr>
@@ -12157,7 +11644,6 @@
             </w:pPr>
             <w:r>
               <w:rPr>
-                <w:rFonts w:ascii="Times New Roman" w:hAnsi="Times New Roman"/>
                 <w:color w:val="000000"/>
                 <w:sz w:val="21"/>
               </w:rPr>
@@ -12182,7 +11668,6 @@
             </w:pPr>
             <w:r>
               <w:rPr>
-                <w:rFonts w:ascii="Times New Roman" w:hAnsi="Times New Roman"/>
                 <w:color w:val="000000"/>
                 <w:sz w:val="21"/>
               </w:rPr>
@@ -12207,7 +11692,6 @@
             </w:pPr>
             <w:r>
               <w:rPr>
-                <w:rFonts w:ascii="Times New Roman" w:hAnsi="Times New Roman"/>
                 <w:color w:val="000000"/>
                 <w:sz w:val="21"/>
               </w:rPr>
@@ -12232,7 +11716,6 @@
             </w:pPr>
             <w:r>
               <w:rPr>
-                <w:rFonts w:ascii="Times New Roman" w:hAnsi="Times New Roman"/>
                 <w:color w:val="000000"/>
                 <w:sz w:val="21"/>
               </w:rPr>
@@ -12257,7 +11740,6 @@
             </w:pPr>
             <w:r>
               <w:rPr>
-                <w:rFonts w:ascii="Times New Roman" w:hAnsi="Times New Roman"/>
                 <w:color w:val="000000"/>
                 <w:sz w:val="21"/>
               </w:rPr>
@@ -12288,7 +11770,6 @@
             </w:pPr>
             <w:r>
               <w:rPr>
-                <w:rFonts w:ascii="Times New Roman" w:hAnsi="Times New Roman"/>
                 <w:color w:val="000000"/>
                 <w:sz w:val="21"/>
               </w:rPr>
@@ -12313,7 +11794,6 @@
             </w:pPr>
             <w:r>
               <w:rPr>
-                <w:rFonts w:ascii="Times New Roman" w:hAnsi="Times New Roman"/>
                 <w:color w:val="000000"/>
                 <w:sz w:val="21"/>
               </w:rPr>
@@ -12338,7 +11818,6 @@
             </w:pPr>
             <w:r>
               <w:rPr>
-                <w:rFonts w:ascii="Times New Roman" w:hAnsi="Times New Roman"/>
                 <w:color w:val="000000"/>
                 <w:sz w:val="21"/>
               </w:rPr>
@@ -12363,7 +11842,6 @@
             </w:pPr>
             <w:r>
               <w:rPr>
-                <w:rFonts w:ascii="Times New Roman" w:hAnsi="Times New Roman"/>
                 <w:color w:val="000000"/>
                 <w:sz w:val="21"/>
               </w:rPr>
@@ -12388,7 +11866,6 @@
             </w:pPr>
             <w:r>
               <w:rPr>
-                <w:rFonts w:ascii="Times New Roman" w:hAnsi="Times New Roman"/>
                 <w:color w:val="000000"/>
                 <w:sz w:val="21"/>
               </w:rPr>
@@ -12413,7 +11890,6 @@
             </w:pPr>
             <w:r>
               <w:rPr>
-                <w:rFonts w:ascii="Times New Roman" w:hAnsi="Times New Roman"/>
                 <w:color w:val="000000"/>
                 <w:sz w:val="21"/>
               </w:rPr>
@@ -12444,7 +11920,6 @@
             </w:pPr>
             <w:r>
               <w:rPr>
-                <w:rFonts w:ascii="Times New Roman" w:hAnsi="Times New Roman"/>
                 <w:color w:val="000000"/>
                 <w:sz w:val="21"/>
               </w:rPr>
@@ -12469,7 +11944,6 @@
             </w:pPr>
             <w:r>
               <w:rPr>
-                <w:rFonts w:ascii="Times New Roman" w:hAnsi="Times New Roman"/>
                 <w:color w:val="000000"/>
                 <w:sz w:val="21"/>
               </w:rPr>
@@ -12494,7 +11968,6 @@
             </w:pPr>
             <w:r>
               <w:rPr>
-                <w:rFonts w:ascii="Times New Roman" w:hAnsi="Times New Roman"/>
                 <w:color w:val="000000"/>
                 <w:sz w:val="21"/>
               </w:rPr>
@@ -12519,7 +11992,6 @@
             </w:pPr>
             <w:r>
               <w:rPr>
-                <w:rFonts w:ascii="Times New Roman" w:hAnsi="Times New Roman"/>
                 <w:color w:val="000000"/>
                 <w:sz w:val="21"/>
               </w:rPr>
@@ -12544,7 +12016,6 @@
             </w:pPr>
             <w:r>
               <w:rPr>
-                <w:rFonts w:ascii="Times New Roman" w:hAnsi="Times New Roman"/>
                 <w:color w:val="000000"/>
                 <w:sz w:val="21"/>
               </w:rPr>
@@ -12569,7 +12040,6 @@
             </w:pPr>
             <w:r>
               <w:rPr>
-                <w:rFonts w:ascii="Times New Roman" w:hAnsi="Times New Roman"/>
                 <w:color w:val="000000"/>
                 <w:sz w:val="21"/>
               </w:rPr>
@@ -12600,7 +12070,6 @@
             </w:pPr>
             <w:r>
               <w:rPr>
-                <w:rFonts w:ascii="Times New Roman" w:hAnsi="Times New Roman"/>
                 <w:color w:val="000000"/>
                 <w:sz w:val="21"/>
               </w:rPr>
@@ -12625,7 +12094,6 @@
             </w:pPr>
             <w:r>
               <w:rPr>
-                <w:rFonts w:ascii="Times New Roman" w:hAnsi="Times New Roman"/>
                 <w:color w:val="000000"/>
                 <w:sz w:val="21"/>
               </w:rPr>
@@ -12650,7 +12118,6 @@
             </w:pPr>
             <w:r>
               <w:rPr>
-                <w:rFonts w:ascii="Times New Roman" w:hAnsi="Times New Roman"/>
                 <w:color w:val="000000"/>
                 <w:sz w:val="21"/>
               </w:rPr>
@@ -12675,7 +12142,6 @@
             </w:pPr>
             <w:r>
               <w:rPr>
-                <w:rFonts w:ascii="Times New Roman" w:hAnsi="Times New Roman"/>
                 <w:color w:val="000000"/>
                 <w:sz w:val="21"/>
               </w:rPr>
@@ -12700,7 +12166,6 @@
             </w:pPr>
             <w:r>
               <w:rPr>
-                <w:rFonts w:ascii="Times New Roman" w:hAnsi="Times New Roman"/>
                 <w:color w:val="000000"/>
                 <w:sz w:val="21"/>
               </w:rPr>
@@ -12725,7 +12190,6 @@
             </w:pPr>
             <w:r>
               <w:rPr>
-                <w:rFonts w:ascii="Times New Roman" w:hAnsi="Times New Roman"/>
                 <w:color w:val="000000"/>
                 <w:sz w:val="21"/>
               </w:rPr>
@@ -12756,7 +12220,6 @@
             </w:pPr>
             <w:r>
               <w:rPr>
-                <w:rFonts w:ascii="Times New Roman" w:hAnsi="Times New Roman"/>
                 <w:color w:val="000000"/>
                 <w:sz w:val="21"/>
               </w:rPr>
@@ -12781,7 +12244,6 @@
             </w:pPr>
             <w:r>
               <w:rPr>
-                <w:rFonts w:ascii="Times New Roman" w:hAnsi="Times New Roman"/>
                 <w:color w:val="000000"/>
                 <w:sz w:val="21"/>
               </w:rPr>
@@ -12806,7 +12268,6 @@
             </w:pPr>
             <w:r>
               <w:rPr>
-                <w:rFonts w:ascii="Times New Roman" w:hAnsi="Times New Roman"/>
                 <w:color w:val="000000"/>
                 <w:sz w:val="21"/>
               </w:rPr>
@@ -12831,7 +12292,6 @@
             </w:pPr>
             <w:r>
               <w:rPr>
-                <w:rFonts w:ascii="Times New Roman" w:hAnsi="Times New Roman"/>
                 <w:color w:val="000000"/>
                 <w:sz w:val="21"/>
               </w:rPr>
@@ -12856,7 +12316,6 @@
             </w:pPr>
             <w:r>
               <w:rPr>
-                <w:rFonts w:ascii="Times New Roman" w:hAnsi="Times New Roman"/>
                 <w:color w:val="000000"/>
                 <w:sz w:val="21"/>
               </w:rPr>
@@ -12881,7 +12340,6 @@
             </w:pPr>
             <w:r>
               <w:rPr>
-                <w:rFonts w:ascii="Times New Roman" w:hAnsi="Times New Roman"/>
                 <w:color w:val="000000"/>
                 <w:sz w:val="21"/>
               </w:rPr>
@@ -12903,7 +12361,6 @@
       </w:pPr>
       <w:r>
         <w:rPr>
-          <w:rFonts w:ascii="Times New Roman" w:hAnsi="Times New Roman"/>
           <w:color w:val="000000"/>
           <w:sz w:val="30"/>
         </w:rPr>
@@ -12918,7 +12375,6 @@
       </w:pPr>
       <w:r>
         <w:rPr>
-          <w:rFonts w:ascii="Times New Roman" w:hAnsi="Times New Roman"/>
           <w:color w:val="000000"/>
           <w:sz w:val="25"/>
         </w:rPr>
@@ -12932,7 +12388,6 @@
       </w:pPr>
       <w:r>
         <w:rPr>
-          <w:rFonts w:ascii="Times New Roman" w:hAnsi="Times New Roman"/>
           <w:color w:val="000000"/>
           <w:sz w:val="25"/>
         </w:rPr>
@@ -12946,7 +12401,6 @@
       </w:pPr>
       <w:r>
         <w:rPr>
-          <w:rFonts w:ascii="Times New Roman" w:hAnsi="Times New Roman"/>
           <w:color w:val="000000"/>
           <w:sz w:val="25"/>
         </w:rPr>
@@ -12960,7 +12414,6 @@
       </w:pPr>
       <w:r>
         <w:rPr>
-          <w:rFonts w:ascii="Times New Roman" w:hAnsi="Times New Roman"/>
           <w:color w:val="000000"/>
           <w:sz w:val="25"/>
         </w:rPr>
@@ -12968,7 +12421,6 @@
       </w:r>
       <w:r>
         <w:rPr>
-          <w:rFonts w:ascii="Times New Roman" w:hAnsi="Times New Roman"/>
           <w:color w:val="000000"/>
           <w:sz w:val="25"/>
         </w:rPr>
@@ -12982,7 +12434,6 @@
       </w:pPr>
       <w:r>
         <w:rPr>
-          <w:rFonts w:ascii="Times New Roman" w:hAnsi="Times New Roman"/>
           <w:color w:val="000000"/>
           <w:sz w:val="25"/>
         </w:rPr>
@@ -12990,7 +12441,6 @@
       </w:r>
       <w:r>
         <w:rPr>
-          <w:rFonts w:ascii="Times New Roman" w:hAnsi="Times New Roman"/>
           <w:color w:val="000000"/>
           <w:sz w:val="25"/>
         </w:rPr>
@@ -13004,7 +12454,6 @@
       </w:pPr>
       <w:r>
         <w:rPr>
-          <w:rFonts w:ascii="Times New Roman" w:hAnsi="Times New Roman"/>
           <w:color w:val="000000"/>
           <w:sz w:val="25"/>
         </w:rPr>
@@ -13012,7 +12461,6 @@
       </w:r>
       <w:r>
         <w:rPr>
-          <w:rFonts w:ascii="Times New Roman" w:hAnsi="Times New Roman"/>
           <w:color w:val="000000"/>
           <w:sz w:val="25"/>
         </w:rPr>
@@ -13026,7 +12474,6 @@
       </w:pPr>
       <w:r>
         <w:rPr>
-          <w:rFonts w:ascii="Times New Roman" w:hAnsi="Times New Roman"/>
           <w:color w:val="000000"/>
           <w:sz w:val="30"/>
         </w:rPr>
@@ -13039,7 +12486,6 @@
       </w:pPr>
       <w:r>
         <w:rPr>
-          <w:rFonts w:ascii="Times New Roman" w:hAnsi="Times New Roman"/>
           <w:color w:val="000000"/>
           <w:sz w:val="25"/>
         </w:rPr>
@@ -13052,7 +12498,6 @@
       </w:pPr>
       <w:r>
         <w:rPr>
-          <w:rFonts w:ascii="Times New Roman" w:hAnsi="Times New Roman"/>
           <w:color w:val="000000"/>
           <w:sz w:val="25"/>
         </w:rPr>
@@ -13065,7 +12510,6 @@
       </w:pPr>
       <w:r>
         <w:rPr>
-          <w:rFonts w:ascii="Times New Roman" w:hAnsi="Times New Roman"/>
           <w:color w:val="000000"/>
           <w:sz w:val="25"/>
         </w:rPr>
@@ -13078,7 +12522,6 @@
       </w:pPr>
       <w:r>
         <w:rPr>
-          <w:rFonts w:ascii="Times New Roman" w:hAnsi="Times New Roman"/>
           <w:color w:val="000000"/>
           <w:sz w:val="25"/>
         </w:rPr>
@@ -13091,7 +12534,6 @@
       </w:pPr>
       <w:r>
         <w:rPr>
-          <w:rFonts w:ascii="Times New Roman" w:hAnsi="Times New Roman"/>
           <w:color w:val="000000"/>
           <w:sz w:val="25"/>
         </w:rPr>
@@ -13104,7 +12546,6 @@
       </w:pPr>
       <w:r>
         <w:rPr>
-          <w:rFonts w:ascii="Times New Roman" w:hAnsi="Times New Roman"/>
           <w:color w:val="000000"/>
           <w:sz w:val="25"/>
         </w:rPr>
@@ -13117,7 +12558,6 @@
       </w:pPr>
       <w:r>
         <w:rPr>
-          <w:rFonts w:ascii="Times New Roman" w:hAnsi="Times New Roman"/>
           <w:color w:val="000000"/>
           <w:sz w:val="25"/>
         </w:rPr>
@@ -13130,7 +12570,6 @@
       </w:pPr>
       <w:r>
         <w:rPr>
-          <w:rFonts w:ascii="Times New Roman" w:hAnsi="Times New Roman"/>
           <w:color w:val="000000"/>
           <w:sz w:val="25"/>
         </w:rPr>
@@ -13139,8 +12578,8 @@
       </w:r>
     </w:p>
     <w:sectPr>
-      <w:headerReference w:type="default" r:id="rId19"/>
-      <w:footerReference w:type="default" r:id="rId20"/>
+      <w:headerReference w:type="default" r:id="rId16"/>
+      <w:footerReference w:type="default" r:id="rId17"/>
       <w:pgSz w:w="11907" w:h="16840" w:code="9"/>
       <w:pgMar w:top="1134" w:right="851" w:bottom="1134" w:left="1701" w:header="851" w:footer="851" w:gutter="0"/>
       <w:pgNumType w:start="1"/>
@@ -13152,7 +12591,7 @@
 </file>
 
 <file path=word/endnotes.xml><?xml version="1.0" encoding="utf-8"?>
-<w:endnotes xmlns:wpc="http://schemas.microsoft.com/office/word/2010/wordprocessingCanvas" xmlns:cx="http://schemas.microsoft.com/office/drawing/2014/chartex" xmlns:cx1="http://schemas.microsoft.com/office/drawing/2015/9/8/chartex" xmlns:cx2="http://schemas.microsoft.com/office/drawing/2015/10/21/chartex" xmlns:cx3="http://schemas.microsoft.com/office/drawing/2016/5/9/chartex" xmlns:cx4="http://schemas.microsoft.com/office/drawing/2016/5/10/chartex" xmlns:cx5="http://schemas.microsoft.com/office/drawing/2016/5/11/chartex" xmlns:cx6="http://schemas.microsoft.com/office/drawing/2016/5/12/chartex" xmlns:cx7="http://schemas.microsoft.com/office/drawing/2016/5/13/chartex" xmlns:cx8="http://schemas.microsoft.com/office/drawing/2016/5/14/chartex" xmlns:mc="http://schemas.openxmlformats.org/markup-compatibility/2006" xmlns:aink="http://schemas.microsoft.com/office/drawing/2016/ink" xmlns:am3d="http://schemas.microsoft.com/office/drawing/2017/model3d" xmlns:o="urn:schemas-microsoft-com:office:office" xmlns:oel="http://schemas.microsoft.com/office/2019/extlst" xmlns:r="http://schemas.openxmlformats.org/officeDocument/2006/relationships" xmlns:m="http://schemas.openxmlformats.org/officeDocument/2006/math" xmlns:v="urn:schemas-microsoft-com:vml" xmlns:wp14="http://schemas.microsoft.com/office/word/2010/wordprocessingDrawing" xmlns:wp="http://schemas.openxmlformats.org/drawingml/2006/wordprocessingDrawing" xmlns:w10="urn:schemas-microsoft-com:office:word" xmlns:w="http://schemas.openxmlformats.org/wordprocessingml/2006/main" xmlns:w14="http://schemas.microsoft.com/office/word/2010/wordml" xmlns:w15="http://schemas.microsoft.com/office/word/2012/wordml" xmlns:w16cex="http://schemas.microsoft.com/office/word/2018/wordml/cex" xmlns:w16cid="http://schemas.microsoft.com/office/word/2016/wordml/cid" xmlns:w16="http://schemas.microsoft.com/office/word/2018/wordml" xmlns:w16sdtdh="http://schemas.microsoft.com/office/word/2020/wordml/sdtdatahash" xmlns:w16se="http://schemas.microsoft.com/office/word/2015/wordml/symex" xmlns:wpg="http://schemas.microsoft.com/office/word/2010/wordprocessingGroup" xmlns:wpi="http://schemas.microsoft.com/office/word/2010/wordprocessingInk" xmlns:wne="http://schemas.microsoft.com/office/word/2006/wordml" xmlns:wps="http://schemas.microsoft.com/office/word/2010/wordprocessingShape" mc:Ignorable="w14 w15 w16se w16cid w16 w16cex w16sdtdh wp14">
+<w:endnotes xmlns:wpc="http://schemas.microsoft.com/office/word/2010/wordprocessingCanvas" xmlns:cx="http://schemas.microsoft.com/office/drawing/2014/chartex" xmlns:cx1="http://schemas.microsoft.com/office/drawing/2015/9/8/chartex" xmlns:cx2="http://schemas.microsoft.com/office/drawing/2015/10/21/chartex" xmlns:cx3="http://schemas.microsoft.com/office/drawing/2016/5/9/chartex" xmlns:cx4="http://schemas.microsoft.com/office/drawing/2016/5/10/chartex" xmlns:cx5="http://schemas.microsoft.com/office/drawing/2016/5/11/chartex" xmlns:cx6="http://schemas.microsoft.com/office/drawing/2016/5/12/chartex" xmlns:cx7="http://schemas.microsoft.com/office/drawing/2016/5/13/chartex" xmlns:cx8="http://schemas.microsoft.com/office/drawing/2016/5/14/chartex" xmlns:mc="http://schemas.openxmlformats.org/markup-compatibility/2006" xmlns:aink="http://schemas.microsoft.com/office/drawing/2016/ink" xmlns:am3d="http://schemas.microsoft.com/office/drawing/2017/model3d" xmlns:o="urn:schemas-microsoft-com:office:office" xmlns:oel="http://schemas.microsoft.com/office/2019/extlst" xmlns:r="http://schemas.openxmlformats.org/officeDocument/2006/relationships" xmlns:m="http://schemas.openxmlformats.org/officeDocument/2006/math" xmlns:v="urn:schemas-microsoft-com:vml" xmlns:wp14="http://schemas.microsoft.com/office/word/2010/wordprocessingDrawing" xmlns:wp="http://schemas.openxmlformats.org/drawingml/2006/wordprocessingDrawing" xmlns:w10="urn:schemas-microsoft-com:office:word" xmlns:w="http://schemas.openxmlformats.org/wordprocessingml/2006/main" xmlns:w14="http://schemas.microsoft.com/office/word/2010/wordml" xmlns:w15="http://schemas.microsoft.com/office/word/2012/wordml" xmlns:w16cex="http://schemas.microsoft.com/office/word/2018/wordml/cex" xmlns:w16cid="http://schemas.microsoft.com/office/word/2016/wordml/cid" xmlns:w16="http://schemas.microsoft.com/office/word/2018/wordml" xmlns:w16du="http://schemas.microsoft.com/office/word/2023/wordml/word16du" xmlns:w16sdtdh="http://schemas.microsoft.com/office/word/2020/wordml/sdtdatahash" xmlns:w16sdtfl="http://schemas.microsoft.com/office/word/2024/wordml/sdtformatlock" xmlns:w16se="http://schemas.microsoft.com/office/word/2015/wordml/symex" xmlns:wpg="http://schemas.microsoft.com/office/word/2010/wordprocessingGroup" xmlns:wpi="http://schemas.microsoft.com/office/word/2010/wordprocessingInk" xmlns:wne="http://schemas.microsoft.com/office/word/2006/wordml" xmlns:wps="http://schemas.microsoft.com/office/word/2010/wordprocessingShape" mc:Ignorable="w14 w15 w16se w16cid w16 w16cex w16sdtdh w16sdtfl w16du wp14">
   <w:endnote w:type="separator" w:id="-1">
     <w:p>
       <w:pPr>
@@ -13177,7 +12616,7 @@
 </file>
 
 <file path=word/footer1.xml><?xml version="1.0" encoding="utf-8"?>
-<w:ftr xmlns:wpc="http://schemas.microsoft.com/office/word/2010/wordprocessingCanvas" xmlns:cx="http://schemas.microsoft.com/office/drawing/2014/chartex" xmlns:cx1="http://schemas.microsoft.com/office/drawing/2015/9/8/chartex" xmlns:cx2="http://schemas.microsoft.com/office/drawing/2015/10/21/chartex" xmlns:cx3="http://schemas.microsoft.com/office/drawing/2016/5/9/chartex" xmlns:cx4="http://schemas.microsoft.com/office/drawing/2016/5/10/chartex" xmlns:cx5="http://schemas.microsoft.com/office/drawing/2016/5/11/chartex" xmlns:cx6="http://schemas.microsoft.com/office/drawing/2016/5/12/chartex" xmlns:cx7="http://schemas.microsoft.com/office/drawing/2016/5/13/chartex" xmlns:cx8="http://schemas.microsoft.com/office/drawing/2016/5/14/chartex" xmlns:mc="http://schemas.openxmlformats.org/markup-compatibility/2006" xmlns:aink="http://schemas.microsoft.com/office/drawing/2016/ink" xmlns:am3d="http://schemas.microsoft.com/office/drawing/2017/model3d" xmlns:o="urn:schemas-microsoft-com:office:office" xmlns:oel="http://schemas.microsoft.com/office/2019/extlst" xmlns:r="http://schemas.openxmlformats.org/officeDocument/2006/relationships" xmlns:m="http://schemas.openxmlformats.org/officeDocument/2006/math" xmlns:v="urn:schemas-microsoft-com:vml" xmlns:wp14="http://schemas.microsoft.com/office/word/2010/wordprocessingDrawing" xmlns:wp="http://schemas.openxmlformats.org/drawingml/2006/wordprocessingDrawing" xmlns:w10="urn:schemas-microsoft-com:office:word" xmlns:w="http://schemas.openxmlformats.org/wordprocessingml/2006/main" xmlns:w14="http://schemas.microsoft.com/office/word/2010/wordml" xmlns:w15="http://schemas.microsoft.com/office/word/2012/wordml" xmlns:w16cex="http://schemas.microsoft.com/office/word/2018/wordml/cex" xmlns:w16cid="http://schemas.microsoft.com/office/word/2016/wordml/cid" xmlns:w16="http://schemas.microsoft.com/office/word/2018/wordml" xmlns:w16sdtdh="http://schemas.microsoft.com/office/word/2020/wordml/sdtdatahash" xmlns:w16se="http://schemas.microsoft.com/office/word/2015/wordml/symex" xmlns:wpg="http://schemas.microsoft.com/office/word/2010/wordprocessingGroup" xmlns:wpi="http://schemas.microsoft.com/office/word/2010/wordprocessingInk" xmlns:wne="http://schemas.microsoft.com/office/word/2006/wordml" xmlns:wps="http://schemas.microsoft.com/office/word/2010/wordprocessingShape" mc:Ignorable="w14 w15 w16se w16cid w16 w16cex w16sdtdh wp14">
+<w:ftr xmlns:wpc="http://schemas.microsoft.com/office/word/2010/wordprocessingCanvas" xmlns:cx="http://schemas.microsoft.com/office/drawing/2014/chartex" xmlns:cx1="http://schemas.microsoft.com/office/drawing/2015/9/8/chartex" xmlns:cx2="http://schemas.microsoft.com/office/drawing/2015/10/21/chartex" xmlns:cx3="http://schemas.microsoft.com/office/drawing/2016/5/9/chartex" xmlns:cx4="http://schemas.microsoft.com/office/drawing/2016/5/10/chartex" xmlns:cx5="http://schemas.microsoft.com/office/drawing/2016/5/11/chartex" xmlns:cx6="http://schemas.microsoft.com/office/drawing/2016/5/12/chartex" xmlns:cx7="http://schemas.microsoft.com/office/drawing/2016/5/13/chartex" xmlns:cx8="http://schemas.microsoft.com/office/drawing/2016/5/14/chartex" xmlns:mc="http://schemas.openxmlformats.org/markup-compatibility/2006" xmlns:aink="http://schemas.microsoft.com/office/drawing/2016/ink" xmlns:am3d="http://schemas.microsoft.com/office/drawing/2017/model3d" xmlns:o="urn:schemas-microsoft-com:office:office" xmlns:oel="http://schemas.microsoft.com/office/2019/extlst" xmlns:r="http://schemas.openxmlformats.org/officeDocument/2006/relationships" xmlns:m="http://schemas.openxmlformats.org/officeDocument/2006/math" xmlns:v="urn:schemas-microsoft-com:vml" xmlns:wp14="http://schemas.microsoft.com/office/word/2010/wordprocessingDrawing" xmlns:wp="http://schemas.openxmlformats.org/drawingml/2006/wordprocessingDrawing" xmlns:w10="urn:schemas-microsoft-com:office:word" xmlns:w="http://schemas.openxmlformats.org/wordprocessingml/2006/main" xmlns:w14="http://schemas.microsoft.com/office/word/2010/wordml" xmlns:w15="http://schemas.microsoft.com/office/word/2012/wordml" xmlns:w16cex="http://schemas.microsoft.com/office/word/2018/wordml/cex" xmlns:w16cid="http://schemas.microsoft.com/office/word/2016/wordml/cid" xmlns:w16="http://schemas.microsoft.com/office/word/2018/wordml" xmlns:w16du="http://schemas.microsoft.com/office/word/2023/wordml/word16du" xmlns:w16sdtdh="http://schemas.microsoft.com/office/word/2020/wordml/sdtdatahash" xmlns:w16sdtfl="http://schemas.microsoft.com/office/word/2024/wordml/sdtformatlock" xmlns:w16se="http://schemas.microsoft.com/office/word/2015/wordml/symex" xmlns:wpg="http://schemas.microsoft.com/office/word/2010/wordprocessingGroup" xmlns:wpi="http://schemas.microsoft.com/office/word/2010/wordprocessingInk" xmlns:wne="http://schemas.microsoft.com/office/word/2006/wordml" xmlns:wps="http://schemas.microsoft.com/office/word/2010/wordprocessingShape" mc:Ignorable="w14 w15 w16se w16cid w16 w16cex w16sdtdh w16sdtfl w16du wp14">
   <w:p>
     <w:pPr>
       <w:pStyle w:val="Footer"/>
@@ -13198,7 +12637,7 @@
 </file>
 
 <file path=word/footer2.xml><?xml version="1.0" encoding="utf-8"?>
-<w:ftr xmlns:wpc="http://schemas.microsoft.com/office/word/2010/wordprocessingCanvas" xmlns:cx="http://schemas.microsoft.com/office/drawing/2014/chartex" xmlns:cx1="http://schemas.microsoft.com/office/drawing/2015/9/8/chartex" xmlns:cx2="http://schemas.microsoft.com/office/drawing/2015/10/21/chartex" xmlns:cx3="http://schemas.microsoft.com/office/drawing/2016/5/9/chartex" xmlns:cx4="http://schemas.microsoft.com/office/drawing/2016/5/10/chartex" xmlns:cx5="http://schemas.microsoft.com/office/drawing/2016/5/11/chartex" xmlns:cx6="http://schemas.microsoft.com/office/drawing/2016/5/12/chartex" xmlns:cx7="http://schemas.microsoft.com/office/drawing/2016/5/13/chartex" xmlns:cx8="http://schemas.microsoft.com/office/drawing/2016/5/14/chartex" xmlns:mc="http://schemas.openxmlformats.org/markup-compatibility/2006" xmlns:aink="http://schemas.microsoft.com/office/drawing/2016/ink" xmlns:am3d="http://schemas.microsoft.com/office/drawing/2017/model3d" xmlns:o="urn:schemas-microsoft-com:office:office" xmlns:oel="http://schemas.microsoft.com/office/2019/extlst" xmlns:r="http://schemas.openxmlformats.org/officeDocument/2006/relationships" xmlns:m="http://schemas.openxmlformats.org/officeDocument/2006/math" xmlns:v="urn:schemas-microsoft-com:vml" xmlns:wp14="http://schemas.microsoft.com/office/word/2010/wordprocessingDrawing" xmlns:wp="http://schemas.openxmlformats.org/drawingml/2006/wordprocessingDrawing" xmlns:w10="urn:schemas-microsoft-com:office:word" xmlns:w="http://schemas.openxmlformats.org/wordprocessingml/2006/main" xmlns:w14="http://schemas.microsoft.com/office/word/2010/wordml" xmlns:w15="http://schemas.microsoft.com/office/word/2012/wordml" xmlns:w16cex="http://schemas.microsoft.com/office/word/2018/wordml/cex" xmlns:w16cid="http://schemas.microsoft.com/office/word/2016/wordml/cid" xmlns:w16="http://schemas.microsoft.com/office/word/2018/wordml" xmlns:w16sdtdh="http://schemas.microsoft.com/office/word/2020/wordml/sdtdatahash" xmlns:w16se="http://schemas.microsoft.com/office/word/2015/wordml/symex" xmlns:wpg="http://schemas.microsoft.com/office/word/2010/wordprocessingGroup" xmlns:wpi="http://schemas.microsoft.com/office/word/2010/wordprocessingInk" xmlns:wne="http://schemas.microsoft.com/office/word/2006/wordml" xmlns:wps="http://schemas.microsoft.com/office/word/2010/wordprocessingShape" mc:Ignorable="w14 w15 w16se w16cid w16 w16cex w16sdtdh wp14">
+<w:ftr xmlns:wpc="http://schemas.microsoft.com/office/word/2010/wordprocessingCanvas" xmlns:cx="http://schemas.microsoft.com/office/drawing/2014/chartex" xmlns:cx1="http://schemas.microsoft.com/office/drawing/2015/9/8/chartex" xmlns:cx2="http://schemas.microsoft.com/office/drawing/2015/10/21/chartex" xmlns:cx3="http://schemas.microsoft.com/office/drawing/2016/5/9/chartex" xmlns:cx4="http://schemas.microsoft.com/office/drawing/2016/5/10/chartex" xmlns:cx5="http://schemas.microsoft.com/office/drawing/2016/5/11/chartex" xmlns:cx6="http://schemas.microsoft.com/office/drawing/2016/5/12/chartex" xmlns:cx7="http://schemas.microsoft.com/office/drawing/2016/5/13/chartex" xmlns:cx8="http://schemas.microsoft.com/office/drawing/2016/5/14/chartex" xmlns:mc="http://schemas.openxmlformats.org/markup-compatibility/2006" xmlns:aink="http://schemas.microsoft.com/office/drawing/2016/ink" xmlns:am3d="http://schemas.microsoft.com/office/drawing/2017/model3d" xmlns:o="urn:schemas-microsoft-com:office:office" xmlns:oel="http://schemas.microsoft.com/office/2019/extlst" xmlns:r="http://schemas.openxmlformats.org/officeDocument/2006/relationships" xmlns:m="http://schemas.openxmlformats.org/officeDocument/2006/math" xmlns:v="urn:schemas-microsoft-com:vml" xmlns:wp14="http://schemas.microsoft.com/office/word/2010/wordprocessingDrawing" xmlns:wp="http://schemas.openxmlformats.org/drawingml/2006/wordprocessingDrawing" xmlns:w10="urn:schemas-microsoft-com:office:word" xmlns:w="http://schemas.openxmlformats.org/wordprocessingml/2006/main" xmlns:w14="http://schemas.microsoft.com/office/word/2010/wordml" xmlns:w15="http://schemas.microsoft.com/office/word/2012/wordml" xmlns:w16cex="http://schemas.microsoft.com/office/word/2018/wordml/cex" xmlns:w16cid="http://schemas.microsoft.com/office/word/2016/wordml/cid" xmlns:w16="http://schemas.microsoft.com/office/word/2018/wordml" xmlns:w16du="http://schemas.microsoft.com/office/word/2023/wordml/word16du" xmlns:w16sdtdh="http://schemas.microsoft.com/office/word/2020/wordml/sdtdatahash" xmlns:w16sdtfl="http://schemas.microsoft.com/office/word/2024/wordml/sdtformatlock" xmlns:w16se="http://schemas.microsoft.com/office/word/2015/wordml/symex" xmlns:wpg="http://schemas.microsoft.com/office/word/2010/wordprocessingGroup" xmlns:wpi="http://schemas.microsoft.com/office/word/2010/wordprocessingInk" xmlns:wne="http://schemas.microsoft.com/office/word/2006/wordml" xmlns:wps="http://schemas.microsoft.com/office/word/2010/wordprocessingShape" mc:Ignorable="w14 w15 w16se w16cid w16 w16cex w16sdtdh w16sdtfl w16du wp14">
   <w:sdt>
     <w:sdtPr>
       <w:id w:val="-1625536470"/>
@@ -13256,7 +12695,7 @@
 </file>
 
 <file path=word/footnotes.xml><?xml version="1.0" encoding="utf-8"?>
-<w:footnotes xmlns:wpc="http://schemas.microsoft.com/office/word/2010/wordprocessingCanvas" xmlns:cx="http://schemas.microsoft.com/office/drawing/2014/chartex" xmlns:cx1="http://schemas.microsoft.com/office/drawing/2015/9/8/chartex" xmlns:cx2="http://schemas.microsoft.com/office/drawing/2015/10/21/chartex" xmlns:cx3="http://schemas.microsoft.com/office/drawing/2016/5/9/chartex" xmlns:cx4="http://schemas.microsoft.com/office/drawing/2016/5/10/chartex" xmlns:cx5="http://schemas.microsoft.com/office/drawing/2016/5/11/chartex" xmlns:cx6="http://schemas.microsoft.com/office/drawing/2016/5/12/chartex" xmlns:cx7="http://schemas.microsoft.com/office/drawing/2016/5/13/chartex" xmlns:cx8="http://schemas.microsoft.com/office/drawing/2016/5/14/chartex" xmlns:mc="http://schemas.openxmlformats.org/markup-compatibility/2006" xmlns:aink="http://schemas.microsoft.com/office/drawing/2016/ink" xmlns:am3d="http://schemas.microsoft.com/office/drawing/2017/model3d" xmlns:o="urn:schemas-microsoft-com:office:office" xmlns:oel="http://schemas.microsoft.com/office/2019/extlst" xmlns:r="http://schemas.openxmlformats.org/officeDocument/2006/relationships" xmlns:m="http://schemas.openxmlformats.org/officeDocument/2006/math" xmlns:v="urn:schemas-microsoft-com:vml" xmlns:wp14="http://schemas.microsoft.com/office/word/2010/wordprocessingDrawing" xmlns:wp="http://schemas.openxmlformats.org/drawingml/2006/wordprocessingDrawing" xmlns:w10="urn:schemas-microsoft-com:office:word" xmlns:w="http://schemas.openxmlformats.org/wordprocessingml/2006/main" xmlns:w14="http://schemas.microsoft.com/office/word/2010/wordml" xmlns:w15="http://schemas.microsoft.com/office/word/2012/wordml" xmlns:w16cex="http://schemas.microsoft.com/office/word/2018/wordml/cex" xmlns:w16cid="http://schemas.microsoft.com/office/word/2016/wordml/cid" xmlns:w16="http://schemas.microsoft.com/office/word/2018/wordml" xmlns:w16sdtdh="http://schemas.microsoft.com/office/word/2020/wordml/sdtdatahash" xmlns:w16se="http://schemas.microsoft.com/office/word/2015/wordml/symex" xmlns:wpg="http://schemas.microsoft.com/office/word/2010/wordprocessingGroup" xmlns:wpi="http://schemas.microsoft.com/office/word/2010/wordprocessingInk" xmlns:wne="http://schemas.microsoft.com/office/word/2006/wordml" xmlns:wps="http://schemas.microsoft.com/office/word/2010/wordprocessingShape" mc:Ignorable="w14 w15 w16se w16cid w16 w16cex w16sdtdh wp14">
+<w:footnotes xmlns:wpc="http://schemas.microsoft.com/office/word/2010/wordprocessingCanvas" xmlns:cx="http://schemas.microsoft.com/office/drawing/2014/chartex" xmlns:cx1="http://schemas.microsoft.com/office/drawing/2015/9/8/chartex" xmlns:cx2="http://schemas.microsoft.com/office/drawing/2015/10/21/chartex" xmlns:cx3="http://schemas.microsoft.com/office/drawing/2016/5/9/chartex" xmlns:cx4="http://schemas.microsoft.com/office/drawing/2016/5/10/chartex" xmlns:cx5="http://schemas.microsoft.com/office/drawing/2016/5/11/chartex" xmlns:cx6="http://schemas.microsoft.com/office/drawing/2016/5/12/chartex" xmlns:cx7="http://schemas.microsoft.com/office/drawing/2016/5/13/chartex" xmlns:cx8="http://schemas.microsoft.com/office/drawing/2016/5/14/chartex" xmlns:mc="http://schemas.openxmlformats.org/markup-compatibility/2006" xmlns:aink="http://schemas.microsoft.com/office/drawing/2016/ink" xmlns:am3d="http://schemas.microsoft.com/office/drawing/2017/model3d" xmlns:o="urn:schemas-microsoft-com:office:office" xmlns:oel="http://schemas.microsoft.com/office/2019/extlst" xmlns:r="http://schemas.openxmlformats.org/officeDocument/2006/relationships" xmlns:m="http://schemas.openxmlformats.org/officeDocument/2006/math" xmlns:v="urn:schemas-microsoft-com:vml" xmlns:wp14="http://schemas.microsoft.com/office/word/2010/wordprocessingDrawing" xmlns:wp="http://schemas.openxmlformats.org/drawingml/2006/wordprocessingDrawing" xmlns:w10="urn:schemas-microsoft-com:office:word" xmlns:w="http://schemas.openxmlformats.org/wordprocessingml/2006/main" xmlns:w14="http://schemas.microsoft.com/office/word/2010/wordml" xmlns:w15="http://schemas.microsoft.com/office/word/2012/wordml" xmlns:w16cex="http://schemas.microsoft.com/office/word/2018/wordml/cex" xmlns:w16cid="http://schemas.microsoft.com/office/word/2016/wordml/cid" xmlns:w16="http://schemas.microsoft.com/office/word/2018/wordml" xmlns:w16du="http://schemas.microsoft.com/office/word/2023/wordml/word16du" xmlns:w16sdtdh="http://schemas.microsoft.com/office/word/2020/wordml/sdtdatahash" xmlns:w16sdtfl="http://schemas.microsoft.com/office/word/2024/wordml/sdtformatlock" xmlns:w16se="http://schemas.microsoft.com/office/word/2015/wordml/symex" xmlns:wpg="http://schemas.microsoft.com/office/word/2010/wordprocessingGroup" xmlns:wpi="http://schemas.microsoft.com/office/word/2010/wordprocessingInk" xmlns:wne="http://schemas.microsoft.com/office/word/2006/wordml" xmlns:wps="http://schemas.microsoft.com/office/word/2010/wordprocessingShape" mc:Ignorable="w14 w15 w16se w16cid w16 w16cex w16sdtdh w16sdtfl w16du wp14">
   <w:footnote w:type="separator" w:id="-1">
     <w:p>
       <w:pPr>
@@ -13281,7 +12720,7 @@
 </file>
 
 <file path=word/header1.xml><?xml version="1.0" encoding="utf-8"?>
-<w:hdr xmlns:wpc="http://schemas.microsoft.com/office/word/2010/wordprocessingCanvas" xmlns:cx="http://schemas.microsoft.com/office/drawing/2014/chartex" xmlns:cx1="http://schemas.microsoft.com/office/drawing/2015/9/8/chartex" xmlns:cx2="http://schemas.microsoft.com/office/drawing/2015/10/21/chartex" xmlns:cx3="http://schemas.microsoft.com/office/drawing/2016/5/9/chartex" xmlns:cx4="http://schemas.microsoft.com/office/drawing/2016/5/10/chartex" xmlns:cx5="http://schemas.microsoft.com/office/drawing/2016/5/11/chartex" xmlns:cx6="http://schemas.microsoft.com/office/drawing/2016/5/12/chartex" xmlns:cx7="http://schemas.microsoft.com/office/drawing/2016/5/13/chartex" xmlns:cx8="http://schemas.microsoft.com/office/drawing/2016/5/14/chartex" xmlns:mc="http://schemas.openxmlformats.org/markup-compatibility/2006" xmlns:aink="http://schemas.microsoft.com/office/drawing/2016/ink" xmlns:am3d="http://schemas.microsoft.com/office/drawing/2017/model3d" xmlns:o="urn:schemas-microsoft-com:office:office" xmlns:oel="http://schemas.microsoft.com/office/2019/extlst" xmlns:r="http://schemas.openxmlformats.org/officeDocument/2006/relationships" xmlns:m="http://schemas.openxmlformats.org/officeDocument/2006/math" xmlns:v="urn:schemas-microsoft-com:vml" xmlns:wp14="http://schemas.microsoft.com/office/word/2010/wordprocessingDrawing" xmlns:wp="http://schemas.openxmlformats.org/drawingml/2006/wordprocessingDrawing" xmlns:w10="urn:schemas-microsoft-com:office:word" xmlns:w="http://schemas.openxmlformats.org/wordprocessingml/2006/main" xmlns:w14="http://schemas.microsoft.com/office/word/2010/wordml" xmlns:w15="http://schemas.microsoft.com/office/word/2012/wordml" xmlns:w16cex="http://schemas.microsoft.com/office/word/2018/wordml/cex" xmlns:w16cid="http://schemas.microsoft.com/office/word/2016/wordml/cid" xmlns:w16="http://schemas.microsoft.com/office/word/2018/wordml" xmlns:w16sdtdh="http://schemas.microsoft.com/office/word/2020/wordml/sdtdatahash" xmlns:w16se="http://schemas.microsoft.com/office/word/2015/wordml/symex" xmlns:wpg="http://schemas.microsoft.com/office/word/2010/wordprocessingGroup" xmlns:wpi="http://schemas.microsoft.com/office/word/2010/wordprocessingInk" xmlns:wne="http://schemas.microsoft.com/office/word/2006/wordml" xmlns:wps="http://schemas.microsoft.com/office/word/2010/wordprocessingShape" mc:Ignorable="w14 w15 w16se w16cid w16 w16cex w16sdtdh wp14">
+<w:hdr xmlns:wpc="http://schemas.microsoft.com/office/word/2010/wordprocessingCanvas" xmlns:cx="http://schemas.microsoft.com/office/drawing/2014/chartex" xmlns:cx1="http://schemas.microsoft.com/office/drawing/2015/9/8/chartex" xmlns:cx2="http://schemas.microsoft.com/office/drawing/2015/10/21/chartex" xmlns:cx3="http://schemas.microsoft.com/office/drawing/2016/5/9/chartex" xmlns:cx4="http://schemas.microsoft.com/office/drawing/2016/5/10/chartex" xmlns:cx5="http://schemas.microsoft.com/office/drawing/2016/5/11/chartex" xmlns:cx6="http://schemas.microsoft.com/office/drawing/2016/5/12/chartex" xmlns:cx7="http://schemas.microsoft.com/office/drawing/2016/5/13/chartex" xmlns:cx8="http://schemas.microsoft.com/office/drawing/2016/5/14/chartex" xmlns:mc="http://schemas.openxmlformats.org/markup-compatibility/2006" xmlns:aink="http://schemas.microsoft.com/office/drawing/2016/ink" xmlns:am3d="http://schemas.microsoft.com/office/drawing/2017/model3d" xmlns:o="urn:schemas-microsoft-com:office:office" xmlns:oel="http://schemas.microsoft.com/office/2019/extlst" xmlns:r="http://schemas.openxmlformats.org/officeDocument/2006/relationships" xmlns:m="http://schemas.openxmlformats.org/officeDocument/2006/math" xmlns:v="urn:schemas-microsoft-com:vml" xmlns:wp14="http://schemas.microsoft.com/office/word/2010/wordprocessingDrawing" xmlns:wp="http://schemas.openxmlformats.org/drawingml/2006/wordprocessingDrawing" xmlns:w10="urn:schemas-microsoft-com:office:word" xmlns:w="http://schemas.openxmlformats.org/wordprocessingml/2006/main" xmlns:w14="http://schemas.microsoft.com/office/word/2010/wordml" xmlns:w15="http://schemas.microsoft.com/office/word/2012/wordml" xmlns:w16cex="http://schemas.microsoft.com/office/word/2018/wordml/cex" xmlns:w16cid="http://schemas.microsoft.com/office/word/2016/wordml/cid" xmlns:w16="http://schemas.microsoft.com/office/word/2018/wordml" xmlns:w16du="http://schemas.microsoft.com/office/word/2023/wordml/word16du" xmlns:w16sdtdh="http://schemas.microsoft.com/office/word/2020/wordml/sdtdatahash" xmlns:w16sdtfl="http://schemas.microsoft.com/office/word/2024/wordml/sdtformatlock" xmlns:w16se="http://schemas.microsoft.com/office/word/2015/wordml/symex" xmlns:wpg="http://schemas.microsoft.com/office/word/2010/wordprocessingGroup" xmlns:wpi="http://schemas.microsoft.com/office/word/2010/wordprocessingInk" xmlns:wne="http://schemas.microsoft.com/office/word/2006/wordml" xmlns:wps="http://schemas.microsoft.com/office/word/2010/wordprocessingShape" mc:Ignorable="w14 w15 w16se w16cid w16 w16cex w16sdtdh w16sdtfl w16du wp14">
   <w:p>
     <w:pPr>
       <w:pStyle w:val="Header"/>
@@ -13291,7 +12730,7 @@
 </file>
 
 <file path=word/numbering.xml><?xml version="1.0" encoding="utf-8"?>
-<w:numbering xmlns:wpc="http://schemas.microsoft.com/office/word/2010/wordprocessingCanvas" xmlns:cx="http://schemas.microsoft.com/office/drawing/2014/chartex" xmlns:cx1="http://schemas.microsoft.com/office/drawing/2015/9/8/chartex" xmlns:cx2="http://schemas.microsoft.com/office/drawing/2015/10/21/chartex" xmlns:cx3="http://schemas.microsoft.com/office/drawing/2016/5/9/chartex" xmlns:cx4="http://schemas.microsoft.com/office/drawing/2016/5/10/chartex" xmlns:cx5="http://schemas.microsoft.com/office/drawing/2016/5/11/chartex" xmlns:cx6="http://schemas.microsoft.com/office/drawing/2016/5/12/chartex" xmlns:cx7="http://schemas.microsoft.com/office/drawing/2016/5/13/chartex" xmlns:cx8="http://schemas.microsoft.com/office/drawing/2016/5/14/chartex" xmlns:mc="http://schemas.openxmlformats.org/markup-compatibility/2006" xmlns:aink="http://schemas.microsoft.com/office/drawing/2016/ink" xmlns:am3d="http://schemas.microsoft.com/office/drawing/2017/model3d" xmlns:o="urn:schemas-microsoft-com:office:office" xmlns:oel="http://schemas.microsoft.com/office/2019/extlst" xmlns:r="http://schemas.openxmlformats.org/officeDocument/2006/relationships" xmlns:m="http://schemas.openxmlformats.org/officeDocument/2006/math" xmlns:v="urn:schemas-microsoft-com:vml" xmlns:wp14="http://schemas.microsoft.com/office/word/2010/wordprocessingDrawing" xmlns:wp="http://schemas.openxmlformats.org/drawingml/2006/wordprocessingDrawing" xmlns:w10="urn:schemas-microsoft-com:office:word" xmlns:w="http://schemas.openxmlformats.org/wordprocessingml/2006/main" xmlns:w14="http://schemas.microsoft.com/office/word/2010/wordml" xmlns:w15="http://schemas.microsoft.com/office/word/2012/wordml" xmlns:w16cex="http://schemas.microsoft.com/office/word/2018/wordml/cex" xmlns:w16cid="http://schemas.microsoft.com/office/word/2016/wordml/cid" xmlns:w16="http://schemas.microsoft.com/office/word/2018/wordml" xmlns:w16sdtdh="http://schemas.microsoft.com/office/word/2020/wordml/sdtdatahash" xmlns:w16se="http://schemas.microsoft.com/office/word/2015/wordml/symex" xmlns:wpg="http://schemas.microsoft.com/office/word/2010/wordprocessingGroup" xmlns:wpi="http://schemas.microsoft.com/office/word/2010/wordprocessingInk" xmlns:wne="http://schemas.microsoft.com/office/word/2006/wordml" xmlns:wps="http://schemas.microsoft.com/office/word/2010/wordprocessingShape" mc:Ignorable="w14 w15 w16se w16cid w16 w16cex w16sdtdh wp14">
+<w:numbering xmlns:wpc="http://schemas.microsoft.com/office/word/2010/wordprocessingCanvas" xmlns:cx="http://schemas.microsoft.com/office/drawing/2014/chartex" xmlns:cx1="http://schemas.microsoft.com/office/drawing/2015/9/8/chartex" xmlns:cx2="http://schemas.microsoft.com/office/drawing/2015/10/21/chartex" xmlns:cx3="http://schemas.microsoft.com/office/drawing/2016/5/9/chartex" xmlns:cx4="http://schemas.microsoft.com/office/drawing/2016/5/10/chartex" xmlns:cx5="http://schemas.microsoft.com/office/drawing/2016/5/11/chartex" xmlns:cx6="http://schemas.microsoft.com/office/drawing/2016/5/12/chartex" xmlns:cx7="http://schemas.microsoft.com/office/drawing/2016/5/13/chartex" xmlns:cx8="http://schemas.microsoft.com/office/drawing/2016/5/14/chartex" xmlns:mc="http://schemas.openxmlformats.org/markup-compatibility/2006" xmlns:aink="http://schemas.microsoft.com/office/drawing/2016/ink" xmlns:am3d="http://schemas.microsoft.com/office/drawing/2017/model3d" xmlns:o="urn:schemas-microsoft-com:office:office" xmlns:oel="http://schemas.microsoft.com/office/2019/extlst" xmlns:r="http://schemas.openxmlformats.org/officeDocument/2006/relationships" xmlns:m="http://schemas.openxmlformats.org/officeDocument/2006/math" xmlns:v="urn:schemas-microsoft-com:vml" xmlns:wp14="http://schemas.microsoft.com/office/word/2010/wordprocessingDrawing" xmlns:wp="http://schemas.openxmlformats.org/drawingml/2006/wordprocessingDrawing" xmlns:w10="urn:schemas-microsoft-com:office:word" xmlns:w="http://schemas.openxmlformats.org/wordprocessingml/2006/main" xmlns:w14="http://schemas.microsoft.com/office/word/2010/wordml" xmlns:w15="http://schemas.microsoft.com/office/word/2012/wordml" xmlns:w16cex="http://schemas.microsoft.com/office/word/2018/wordml/cex" xmlns:w16cid="http://schemas.microsoft.com/office/word/2016/wordml/cid" xmlns:w16="http://schemas.microsoft.com/office/word/2018/wordml" xmlns:w16du="http://schemas.microsoft.com/office/word/2023/wordml/word16du" xmlns:w16sdtdh="http://schemas.microsoft.com/office/word/2020/wordml/sdtdatahash" xmlns:w16sdtfl="http://schemas.microsoft.com/office/word/2024/wordml/sdtformatlock" xmlns:w16se="http://schemas.microsoft.com/office/word/2015/wordml/symex" xmlns:wpg="http://schemas.microsoft.com/office/word/2010/wordprocessingGroup" xmlns:wpi="http://schemas.microsoft.com/office/word/2010/wordprocessingInk" xmlns:wne="http://schemas.microsoft.com/office/word/2006/wordml" xmlns:wps="http://schemas.microsoft.com/office/word/2010/wordprocessingShape" mc:Ignorable="w14 w15 w16se w16cid w16 w16cex w16sdtdh w16sdtfl w16du wp14">
   <w:abstractNum w:abstractNumId="0" w15:restartNumberingAfterBreak="0">
     <w:nsid w:val="08112CA9"/>
     <w:multiLevelType w:val="multilevel"/>
@@ -14501,7 +13940,7 @@
 </file>
 
 <file path=word/styles.xml><?xml version="1.0" encoding="utf-8"?>
-<w:styles xmlns:mc="http://schemas.openxmlformats.org/markup-compatibility/2006" xmlns:r="http://schemas.openxmlformats.org/officeDocument/2006/relationships" xmlns:w="http://schemas.openxmlformats.org/wordprocessingml/2006/main" xmlns:w14="http://schemas.microsoft.com/office/word/2010/wordml" xmlns:w15="http://schemas.microsoft.com/office/word/2012/wordml" xmlns:w16cex="http://schemas.microsoft.com/office/word/2018/wordml/cex" xmlns:w16cid="http://schemas.microsoft.com/office/word/2016/wordml/cid" xmlns:w16="http://schemas.microsoft.com/office/word/2018/wordml" xmlns:w16sdtdh="http://schemas.microsoft.com/office/word/2020/wordml/sdtdatahash" xmlns:w16se="http://schemas.microsoft.com/office/word/2015/wordml/symex" mc:Ignorable="w14 w15 w16se w16cid w16 w16cex w16sdtdh">
+<w:styles xmlns:mc="http://schemas.openxmlformats.org/markup-compatibility/2006" xmlns:r="http://schemas.openxmlformats.org/officeDocument/2006/relationships" xmlns:w="http://schemas.openxmlformats.org/wordprocessingml/2006/main" xmlns:w14="http://schemas.microsoft.com/office/word/2010/wordml" xmlns:w15="http://schemas.microsoft.com/office/word/2012/wordml" xmlns:w16cex="http://schemas.microsoft.com/office/word/2018/wordml/cex" xmlns:w16cid="http://schemas.microsoft.com/office/word/2016/wordml/cid" xmlns:w16="http://schemas.microsoft.com/office/word/2018/wordml" xmlns:w16du="http://schemas.microsoft.com/office/word/2023/wordml/word16du" xmlns:w16sdtdh="http://schemas.microsoft.com/office/word/2020/wordml/sdtdatahash" xmlns:w16sdtfl="http://schemas.microsoft.com/office/word/2024/wordml/sdtformatlock" xmlns:w16se="http://schemas.microsoft.com/office/word/2015/wordml/symex" mc:Ignorable="w14 w15 w16se w16cid w16 w16cex w16sdtdh w16sdtfl w16du">
   <w:docDefaults>
     <w:rPrDefault>
       <w:rPr>
@@ -15676,6 +15115,18 @@
       <w:lang w:val="en-US"/>
     </w:rPr>
   </w:style>
+  <w:style w:type="character" w:styleId="UnresolvedMention">
+    <w:name w:val="Unresolved Mention"/>
+    <w:basedOn w:val="DefaultParagraphFont"/>
+    <w:uiPriority w:val="99"/>
+    <w:semiHidden/>
+    <w:unhideWhenUsed/>
+    <w:rsid w:val="00667C15"/>
+    <w:rPr>
+      <w:color w:val="605E5C"/>
+      <w:shd w:val="clear" w:color="auto" w:fill="E1DFDD"/>
+    </w:rPr>
+  </w:style>
 </w:styles>
 </file>
 
